--- a/lens_program/1_LENS_Five_Competencies.docx
+++ b/lens_program/1_LENS_Five_Competencies.docx
@@ -8,8 +8,26 @@
       </w:pPr>
       <w:r>
         <w:rPr>
-          <w:b/>
-          <w:bCs/>
+          <w:bCs/>
+          <w:b/>
+        </w:rPr>
+        <w:t xml:space="preserve">STATUS: CURRENT (v2.6, September 2026).</w:t>
+      </w:r>
+      <w:r>
+        <w:t xml:space="preserve"> </w:t>
+      </w:r>
+      <w:r>
+        <w:t xml:space="preserve">v2.6 moves the governance-objection diagnostic from LEO-1 (Systems Analysis) to LEO-5 (Navigating Sociotechnical Constraints), where it becomes 5.7: it is a governance skill, and its assessment home is LEN 2 (governance), not a systems-analysis course. LEO-1 returns to four subobjectives; LEO-5 grows to seven. No competency is added or removed; one is re-homed. Adopted September 2026 with program-director (J. Diamond) approval of the LEN 1 redesign and the associated concentration changes.1–v2.6 changes.</w:t>
+      </w:r>
+    </w:p>
+    <w:p>
+      <w:pPr>
+        <w:pStyle w:val="BlockText"/>
+      </w:pPr>
+      <w:r>
+        <w:rPr>
+          <w:bCs/>
+          <w:b/>
         </w:rPr>
         <w:t xml:space="preserve">STATUS: CURRENT (v2.5, July 2026).</w:t>
       </w:r>
@@ -21,8 +39,8 @@
       </w:r>
       <w:r>
         <w:rPr>
-          <w:i/>
-          <w:iCs/>
+          <w:iCs/>
+          <w:i/>
         </w:rPr>
         <w:t xml:space="preserve">accessibility and inclusion</w:t>
       </w:r>
@@ -31,8 +49,8 @@
       </w:r>
       <w:r>
         <w:rPr>
-          <w:i/>
-          <w:iCs/>
+          <w:iCs/>
+          <w:i/>
         </w:rPr>
         <w:t xml:space="preserve">assessment before content</w:t>
       </w:r>
@@ -41,8 +59,8 @@
       </w:r>
       <w:r>
         <w:rPr>
-          <w:i/>
-          <w:iCs/>
+          <w:iCs/>
+          <w:i/>
         </w:rPr>
         <w:t xml:space="preserve">appraise primary research</w:t>
       </w:r>
@@ -78,8 +96,8 @@
       </w:r>
       <w:r>
         <w:rPr>
-          <w:i/>
-          <w:iCs/>
+          <w:iCs/>
+          <w:i/>
         </w:rPr>
         <w:t xml:space="preserve">enable the people who deliver</w:t>
       </w:r>
@@ -115,8 +133,8 @@
       </w:r>
       <w:r>
         <w:rPr>
-          <w:i/>
-          <w:iCs/>
+          <w:iCs/>
+          <w:i/>
         </w:rPr>
         <w:t xml:space="preserve">Change Log</w:t>
       </w:r>
@@ -172,7 +190,7 @@
         <w:t xml:space="preserve">LENS • Learning Engineering for Next-Generation Systems</w:t>
       </w:r>
     </w:p>
-    <w:bookmarkStart w:id="14" w:name="the-five-lens-competencies"/>
+    <w:bookmarkStart w:id="25" w:name="the-five-lens-competencies"/>
     <w:p>
       <w:pPr>
         <w:pStyle w:val="Heading1"/>
@@ -201,8 +219,8 @@
       </w:r>
       <w:r>
         <w:rPr>
-          <w:b/>
-          <w:bCs/>
+          <w:bCs/>
+          <w:b/>
         </w:rPr>
         <w:t xml:space="preserve">LENS Educational Objectives</w:t>
       </w:r>
@@ -213,13 +231,19 @@
         <w:t xml:space="preserve"> </w:t>
       </w:r>
       <w:r>
-        <w:t xml:space="preserve">“CLO”</w:t>
+        <w:t xml:space="preserve">“</w:t>
+      </w:r>
+      <w:r>
+        <w:t xml:space="preserve">CLO</w:t>
+      </w:r>
+      <w:r>
+        <w:t xml:space="preserve">”</w:t>
       </w:r>
       <w:r>
         <w:t xml:space="preserve">; see doc 2 §4 for the PLO → LEO → CLO → MLO hierarchy). Formal names carry program documentation; taglines carry recruiting and the site. Subobjective numbers (1.1, 3.2, …) are stable tags for case studies, course modules, and capstone rubrics. The LEO language in the program documentation remains the language of record.</w:t>
       </w:r>
     </w:p>
-    <w:bookmarkStart w:id="9" w:name="systems-analysis-see-the-whole-system"/>
+    <w:bookmarkStart w:id="20" w:name="systems-analysis-see-the-whole-system"/>
     <w:p>
       <w:pPr>
         <w:pStyle w:val="Heading2"/>
@@ -232,8 +256,8 @@
       </w:r>
       <w:r>
         <w:rPr>
-          <w:i/>
-          <w:iCs/>
+          <w:iCs/>
+          <w:i/>
         </w:rPr>
         <w:t xml:space="preserve">see the whole system</w:t>
       </w:r>
@@ -244,8 +268,8 @@
       </w:pPr>
       <w:r>
         <w:rPr>
-          <w:b/>
-          <w:bCs/>
+          <w:bCs/>
+          <w:b/>
         </w:rPr>
         <w:t xml:space="preserve">Formal domain:</w:t>
       </w:r>
@@ -262,8 +286,8 @@
       </w:pPr>
       <w:r>
         <w:rPr>
-          <w:b/>
-          <w:bCs/>
+          <w:bCs/>
+          <w:b/>
         </w:rPr>
         <w:t xml:space="preserve">Main objective.</w:t>
       </w:r>
@@ -306,20 +330,108 @@
         <w:t xml:space="preserve">1.4 Analyze and communicate human-system interdependencies to identify capability gaps and predict operational impact at scale.</w:t>
       </w:r>
     </w:p>
-    <w:p>
-      <w:pPr>
-        <w:pStyle w:val="BodyText"/>
-      </w:pPr>
-      <w:r>
-        <w:t xml:space="preserve">1.5</w:t>
-      </w:r>
-      <w:r>
-        <w:t xml:space="preserve"> </w:t>
-      </w:r>
-      <w:r>
-        <w:rPr>
-          <w:i/>
-          <w:iCs/>
+    <w:bookmarkEnd w:id="20"/>
+    <w:bookmarkStart w:id="21" w:name="iterative-development-build-test-refine"/>
+    <w:p>
+      <w:pPr>
+        <w:pStyle w:val="Heading2"/>
+      </w:pPr>
+      <w:r>
+        <w:t xml:space="preserve">2. Iterative Development •</w:t>
+      </w:r>
+      <w:r>
+        <w:t xml:space="preserve"> </w:t>
+      </w:r>
+      <w:r>
+        <w:rPr>
+          <w:iCs/>
+          <w:i/>
+        </w:rPr>
+        <w:t xml:space="preserve">build, test, refine</w:t>
+      </w:r>
+    </w:p>
+    <w:p>
+      <w:pPr>
+        <w:pStyle w:val="FirstParagraph"/>
+      </w:pPr>
+      <w:r>
+        <w:rPr>
+          <w:bCs/>
+          <w:b/>
+        </w:rPr>
+        <w:t xml:space="preserve">Formal domain:</w:t>
+      </w:r>
+      <w:r>
+        <w:t xml:space="preserve"> </w:t>
+      </w:r>
+      <w:r>
+        <w:t xml:space="preserve">Learning Engineering Design and Implementation (LEO-2)</w:t>
+      </w:r>
+    </w:p>
+    <w:p>
+      <w:pPr>
+        <w:pStyle w:val="BodyText"/>
+      </w:pPr>
+      <w:r>
+        <w:rPr>
+          <w:bCs/>
+          <w:b/>
+        </w:rPr>
+        <w:t xml:space="preserve">Main objective.</w:t>
+      </w:r>
+      <w:r>
+        <w:t xml:space="preserve"> </w:t>
+      </w:r>
+      <w:r>
+        <w:t xml:space="preserve">Design capability interventions through iterative engineering cycles that survive contact with real operational environments.</w:t>
+      </w:r>
+    </w:p>
+    <w:p>
+      <w:pPr>
+        <w:pStyle w:val="BodyText"/>
+      </w:pPr>
+      <w:r>
+        <w:t xml:space="preserve">2.1 Design interventions that integrate learning sciences principles with measurable outcomes and system design constraints.</w:t>
+      </w:r>
+    </w:p>
+    <w:p>
+      <w:pPr>
+        <w:pStyle w:val="BodyText"/>
+      </w:pPr>
+      <w:r>
+        <w:t xml:space="preserve">2.2 Run the iteration cycle: design, instrument, evaluate, refine, and revise the problem framing as evidence accumulates.</w:t>
+      </w:r>
+    </w:p>
+    <w:p>
+      <w:pPr>
+        <w:pStyle w:val="BodyText"/>
+      </w:pPr>
+      <w:r>
+        <w:t xml:space="preserve">2.3 Evaluate evidence-based design strategies for transfer to high-consequence settings at operational speed and scale.</w:t>
+      </w:r>
+    </w:p>
+    <w:p>
+      <w:pPr>
+        <w:pStyle w:val="BodyText"/>
+      </w:pPr>
+      <w:r>
+        <w:t xml:space="preserve">2.4 Construct implementation plans that address adoption, sustainment, and lifecycle integration across organizational and system boundaries.</w:t>
+      </w:r>
+    </w:p>
+    <w:p>
+      <w:pPr>
+        <w:pStyle w:val="BodyText"/>
+      </w:pPr>
+      <w:r>
+        <w:t xml:space="preserve">2.5</w:t>
+      </w:r>
+      <w:r>
+        <w:t xml:space="preserve"> </w:t>
+      </w:r>
+      <w:r>
+        <w:rPr>
+          <w:iCs/>
+          <w:i/>
         </w:rPr>
         <w:t xml:space="preserve">[v2]</w:t>
       </w:r>
@@ -328,8 +440,827 @@
       </w:r>
       <w:r>
         <w:rPr>
-          <w:b/>
-          <w:bCs/>
+          <w:bCs/>
+          <w:b/>
+        </w:rPr>
+        <w:t xml:space="preserve">Narrate and defend the design iteration in first person.</w:t>
+      </w:r>
+      <w:r>
+        <w:t xml:space="preserve"> </w:t>
+      </w:r>
+      <w:r>
+        <w:t xml:space="preserve">Design competence includes not only producing an outcome but rendering the iteration legible — the case-unpacking practice is the model.</w:t>
+      </w:r>
+    </w:p>
+    <w:p>
+      <w:pPr>
+        <w:pStyle w:val="BodyText"/>
+      </w:pPr>
+      <w:r>
+        <w:t xml:space="preserve">2.6</w:t>
+      </w:r>
+      <w:r>
+        <w:t xml:space="preserve"> </w:t>
+      </w:r>
+      <w:r>
+        <w:rPr>
+          <w:iCs/>
+          <w:i/>
+        </w:rPr>
+        <w:t xml:space="preserve">[v2.3]</w:t>
+      </w:r>
+      <w:r>
+        <w:t xml:space="preserve"> </w:t>
+      </w:r>
+      <w:r>
+        <w:rPr>
+          <w:bCs/>
+          <w:b/>
+        </w:rPr>
+        <w:t xml:space="preserve">Enable the people who deliver.</w:t>
+      </w:r>
+      <w:r>
+        <w:t xml:space="preserve"> </w:t>
+      </w:r>
+      <w:r>
+        <w:t xml:space="preserve">Design the human support layer — job aids, performance support at the point of need, train-the-trainer provisions — so the intervention can be delivered without the designer present; treat the deliverer as a designed-for user, not a channel.</w:t>
+      </w:r>
+    </w:p>
+    <w:p>
+      <w:pPr>
+        <w:pStyle w:val="BodyText"/>
+      </w:pPr>
+      <w:r>
+        <w:t xml:space="preserve">2.7</w:t>
+      </w:r>
+      <w:r>
+        <w:t xml:space="preserve"> </w:t>
+      </w:r>
+      <w:r>
+        <w:rPr>
+          <w:iCs/>
+          <w:i/>
+        </w:rPr>
+        <w:t xml:space="preserve">[v2.5]</w:t>
+      </w:r>
+      <w:r>
+        <w:t xml:space="preserve"> </w:t>
+      </w:r>
+      <w:r>
+        <w:rPr>
+          <w:bCs/>
+          <w:b/>
+        </w:rPr>
+        <w:t xml:space="preserve">Design for accessibility and inclusion.</w:t>
+      </w:r>
+      <w:r>
+        <w:t xml:space="preserve"> </w:t>
+      </w:r>
+      <w:r>
+        <w:t xml:space="preserve">Design so the intervention is usable by the range of learners it will actually meet, and test for accessibility and inclusion, not only for usability; recognize where a design assumes a learner who will not be there.</w:t>
+      </w:r>
+    </w:p>
+    <w:bookmarkEnd w:id="21"/>
+    <w:bookmarkStart w:id="22" w:name="human-system-collaboration-work-together"/>
+    <w:p>
+      <w:pPr>
+        <w:pStyle w:val="Heading2"/>
+      </w:pPr>
+      <w:r>
+        <w:t xml:space="preserve">3. Human-System Collaboration •</w:t>
+      </w:r>
+      <w:r>
+        <w:t xml:space="preserve"> </w:t>
+      </w:r>
+      <w:r>
+        <w:rPr>
+          <w:iCs/>
+          <w:i/>
+        </w:rPr>
+        <w:t xml:space="preserve">work together</w:t>
+      </w:r>
+    </w:p>
+    <w:p>
+      <w:pPr>
+        <w:pStyle w:val="FirstParagraph"/>
+      </w:pPr>
+      <w:r>
+        <w:rPr>
+          <w:iCs/>
+          <w:i/>
+        </w:rPr>
+        <w:t xml:space="preserve">[v2.1 — moved from D5 and broadened from</w:t>
+      </w:r>
+      <w:r>
+        <w:rPr>
+          <w:iCs/>
+          <w:i/>
+        </w:rPr>
+        <w:t xml:space="preserve"> </w:t>
+      </w:r>
+      <w:r>
+        <w:rPr>
+          <w:iCs/>
+          <w:i/>
+        </w:rPr>
+        <w:t xml:space="preserve">“</w:t>
+      </w:r>
+      <w:r>
+        <w:rPr>
+          <w:iCs/>
+          <w:i/>
+        </w:rPr>
+        <w:t xml:space="preserve">Machine Teaming and Adaptation.</w:t>
+      </w:r>
+      <w:r>
+        <w:rPr>
+          <w:iCs/>
+          <w:i/>
+        </w:rPr>
+        <w:t xml:space="preserve">”</w:t>
+      </w:r>
+      <w:r>
+        <w:rPr>
+          <w:iCs/>
+          <w:i/>
+        </w:rPr>
+        <w:t xml:space="preserve"> </w:t>
+      </w:r>
+      <w:r>
+        <w:rPr>
+          <w:iCs/>
+          <w:i/>
+        </w:rPr>
+        <w:t xml:space="preserve">The competency now covers human-system collaboration generally; human-AI teaming is one sub-pattern within it, not a separate domain.]</w:t>
+      </w:r>
+    </w:p>
+    <w:p>
+      <w:pPr>
+        <w:pStyle w:val="BodyText"/>
+      </w:pPr>
+      <w:r>
+        <w:rPr>
+          <w:bCs/>
+          <w:b/>
+        </w:rPr>
+        <w:t xml:space="preserve">Formal domain:</w:t>
+      </w:r>
+      <w:r>
+        <w:t xml:space="preserve"> </w:t>
+      </w:r>
+      <w:r>
+        <w:t xml:space="preserve">Human-System Collaboration and Adaptive Systems (LEO-3)</w:t>
+      </w:r>
+    </w:p>
+    <w:p>
+      <w:pPr>
+        <w:pStyle w:val="BodyText"/>
+      </w:pPr>
+      <w:r>
+        <w:rPr>
+          <w:bCs/>
+          <w:b/>
+        </w:rPr>
+        <w:t xml:space="preserve">Main objective.</w:t>
+      </w:r>
+      <w:r>
+        <w:t xml:space="preserve"> </w:t>
+      </w:r>
+      <w:r>
+        <w:t xml:space="preserve">Design human-system partnerships — including but not limited to human-AI — that make people more capable while preserving human agency and the recoverability of the system.</w:t>
+      </w:r>
+    </w:p>
+    <w:p>
+      <w:pPr>
+        <w:pStyle w:val="BodyText"/>
+      </w:pPr>
+      <w:r>
+        <w:t xml:space="preserve">3.1 Design role architectures, interface and alert systems, mode/state transparency, authority gradients, and recoverability mechanisms that engineer collaborative capability at the human-system boundary.</w:t>
+      </w:r>
+    </w:p>
+    <w:p>
+      <w:pPr>
+        <w:pStyle w:val="BodyText"/>
+      </w:pPr>
+      <w:r>
+        <w:t xml:space="preserve">3.2 Evaluate the measured impact of system-mediated work on human performance: the gains the system enables and the risks it introduces — automation bias, cognitive offloading, skill atrophy.</w:t>
+      </w:r>
+    </w:p>
+    <w:p>
+      <w:pPr>
+        <w:pStyle w:val="BodyText"/>
+      </w:pPr>
+      <w:r>
+        <w:t xml:space="preserve">3.3</w:t>
+      </w:r>
+      <w:r>
+        <w:t xml:space="preserve"> </w:t>
+      </w:r>
+      <w:r>
+        <w:rPr>
+          <w:iCs/>
+          <w:i/>
+        </w:rPr>
+        <w:t xml:space="preserve">[v2]</w:t>
+      </w:r>
+      <w:r>
+        <w:t xml:space="preserve"> </w:t>
+      </w:r>
+      <w:r>
+        <w:rPr>
+          <w:bCs/>
+          <w:b/>
+        </w:rPr>
+        <w:t xml:space="preserve">Delegation with revocation.</w:t>
+      </w:r>
+      <w:r>
+        <w:t xml:space="preserve"> </w:t>
+      </w:r>
+      <w:r>
+        <w:t xml:space="preserve">Design the human oversight layer for delegated work; specify in advance the disconfirming evidence that would revoke the delegation.</w:t>
+      </w:r>
+    </w:p>
+    <w:p>
+      <w:pPr>
+        <w:pStyle w:val="BodyText"/>
+      </w:pPr>
+      <w:r>
+        <w:t xml:space="preserve">3.4</w:t>
+      </w:r>
+      <w:r>
+        <w:t xml:space="preserve"> </w:t>
+      </w:r>
+      <w:r>
+        <w:rPr>
+          <w:iCs/>
+          <w:i/>
+        </w:rPr>
+        <w:t xml:space="preserve">[v2]</w:t>
+      </w:r>
+      <w:r>
+        <w:t xml:space="preserve"> </w:t>
+      </w:r>
+      <w:r>
+        <w:rPr>
+          <w:bCs/>
+          <w:b/>
+        </w:rPr>
+        <w:t xml:space="preserve">Collaboration measurement.</w:t>
+      </w:r>
+      <w:r>
+        <w:t xml:space="preserve"> </w:t>
+      </w:r>
+      <w:r>
+        <w:t xml:space="preserve">Measure the capability of a team or collaboration as a unit of analysis, distinct from any individual operator or any individual system component.</w:t>
+      </w:r>
+    </w:p>
+    <w:p>
+      <w:pPr>
+        <w:pStyle w:val="BodyText"/>
+      </w:pPr>
+      <w:r>
+        <w:t xml:space="preserve">3.5 Specify learning and capability requirements for systems not yet fielded, working from design artifacts rather than operational experience.</w:t>
+      </w:r>
+    </w:p>
+    <w:p>
+      <w:pPr>
+        <w:pStyle w:val="BodyText"/>
+      </w:pPr>
+      <w:r>
+        <w:t xml:space="preserve">3.6</w:t>
+      </w:r>
+      <w:r>
+        <w:t xml:space="preserve"> </w:t>
+      </w:r>
+      <w:r>
+        <w:rPr>
+          <w:iCs/>
+          <w:i/>
+        </w:rPr>
+        <w:t xml:space="preserve">[v2.2 — restored]</w:t>
+      </w:r>
+      <w:r>
+        <w:t xml:space="preserve"> </w:t>
+      </w:r>
+      <w:r>
+        <w:t xml:space="preserve">Communicate evidence-based recommendations for when system augmentation improves versus degrades capability outcomes and operator agency.</w:t>
+      </w:r>
+    </w:p>
+    <w:p>
+      <w:pPr>
+        <w:pStyle w:val="BodyText"/>
+      </w:pPr>
+      <w:r>
+        <w:t xml:space="preserve">3.7</w:t>
+      </w:r>
+      <w:r>
+        <w:t xml:space="preserve"> </w:t>
+      </w:r>
+      <w:r>
+        <w:rPr>
+          <w:iCs/>
+          <w:i/>
+        </w:rPr>
+        <w:t xml:space="preserve">[v2.3]</w:t>
+      </w:r>
+      <w:r>
+        <w:t xml:space="preserve"> </w:t>
+      </w:r>
+      <w:r>
+        <w:rPr>
+          <w:bCs/>
+          <w:b/>
+        </w:rPr>
+        <w:t xml:space="preserve">Design for the people who deliver.</w:t>
+      </w:r>
+      <w:r>
+        <w:t xml:space="preserve"> </w:t>
+      </w:r>
+      <w:r>
+        <w:t xml:space="preserve">Treat the instructor, facilitator, or operator who carries the intervention as a role within the human-system collaboration: engineer their authority, support, and point-of-need aids so their capability is built rather than assumed.</w:t>
+      </w:r>
+    </w:p>
+    <w:bookmarkEnd w:id="22"/>
+    <w:bookmarkStart w:id="23" w:name="test-and-evaluation-show-what-works"/>
+    <w:p>
+      <w:pPr>
+        <w:pStyle w:val="Heading2"/>
+      </w:pPr>
+      <w:r>
+        <w:t xml:space="preserve">4. Test and Evaluation •</w:t>
+      </w:r>
+      <w:r>
+        <w:t xml:space="preserve"> </w:t>
+      </w:r>
+      <w:r>
+        <w:rPr>
+          <w:iCs/>
+          <w:i/>
+        </w:rPr>
+        <w:t xml:space="preserve">show what works</w:t>
+      </w:r>
+    </w:p>
+    <w:p>
+      <w:pPr>
+        <w:pStyle w:val="FirstParagraph"/>
+      </w:pPr>
+      <w:r>
+        <w:rPr>
+          <w:iCs/>
+          <w:i/>
+        </w:rPr>
+        <w:t xml:space="preserve">[v2.1 — was D3 in v1; renumbered to D4. Subobjective 4.2 (</w:t>
+      </w:r>
+      <w:r>
+        <w:rPr>
+          <w:iCs/>
+          <w:i/>
+        </w:rPr>
+        <w:t xml:space="preserve">“</w:t>
+      </w:r>
+      <w:r>
+        <w:rPr>
+          <w:iCs/>
+          <w:i/>
+        </w:rPr>
+        <w:t xml:space="preserve">gap attribution</w:t>
+      </w:r>
+      <w:r>
+        <w:rPr>
+          <w:iCs/>
+          <w:i/>
+        </w:rPr>
+        <w:t xml:space="preserve">”</w:t>
+      </w:r>
+      <w:r>
+        <w:rPr>
+          <w:iCs/>
+          <w:i/>
+        </w:rPr>
+        <w:t xml:space="preserve">) was the existing</w:t>
+      </w:r>
+      <w:r>
+        <w:rPr>
+          <w:iCs/>
+          <w:i/>
+        </w:rPr>
+        <w:t xml:space="preserve"> </w:t>
+      </w:r>
+      <w:r>
+        <w:rPr>
+          <w:iCs/>
+          <w:i/>
+        </w:rPr>
+        <w:t xml:space="preserve">“</w:t>
+      </w:r>
+      <w:r>
+        <w:rPr>
+          <w:iCs/>
+          <w:i/>
+        </w:rPr>
+        <w:t xml:space="preserve">diagnose the gap</w:t>
+      </w:r>
+      <w:r>
+        <w:rPr>
+          <w:iCs/>
+          <w:i/>
+        </w:rPr>
+        <w:t xml:space="preserve">”</w:t>
+      </w:r>
+      <w:r>
+        <w:rPr>
+          <w:iCs/>
+          <w:i/>
+        </w:rPr>
+        <w:t xml:space="preserve">; the v2 sweep names it explicitly.]</w:t>
+      </w:r>
+    </w:p>
+    <w:p>
+      <w:pPr>
+        <w:pStyle w:val="BodyText"/>
+      </w:pPr>
+      <w:r>
+        <w:rPr>
+          <w:bCs/>
+          <w:b/>
+        </w:rPr>
+        <w:t xml:space="preserve">Formal domain:</w:t>
+      </w:r>
+      <w:r>
+        <w:t xml:space="preserve"> </w:t>
+      </w:r>
+      <w:r>
+        <w:t xml:space="preserve">Data, Measurement, and Evaluation (LEO-4)</w:t>
+      </w:r>
+    </w:p>
+    <w:p>
+      <w:pPr>
+        <w:pStyle w:val="BodyText"/>
+      </w:pPr>
+      <w:r>
+        <w:rPr>
+          <w:bCs/>
+          <w:b/>
+        </w:rPr>
+        <w:t xml:space="preserve">Main objective.</w:t>
+      </w:r>
+      <w:r>
+        <w:t xml:space="preserve"> </w:t>
+      </w:r>
+      <w:r>
+        <w:t xml:space="preserve">Produce decision-grade evidence linking learning to operational impact — where decision-grade is a sufficiency judgment under irreducible uncertainty — and tell a learning gap from a system gap.</w:t>
+      </w:r>
+    </w:p>
+    <w:p>
+      <w:pPr>
+        <w:pStyle w:val="BodyText"/>
+      </w:pPr>
+      <w:r>
+        <w:t xml:space="preserve">4.1 Design ethical instrumentation strategies that measure capability at the speed and scale operations require.</w:t>
+      </w:r>
+    </w:p>
+    <w:p>
+      <w:pPr>
+        <w:pStyle w:val="BodyText"/>
+      </w:pPr>
+      <w:r>
+        <w:t xml:space="preserve">4.2</w:t>
+      </w:r>
+      <w:r>
+        <w:t xml:space="preserve"> </w:t>
+      </w:r>
+      <w:r>
+        <w:rPr>
+          <w:bCs/>
+          <w:b/>
+        </w:rPr>
+        <w:t xml:space="preserve">Gap attribution.</w:t>
+      </w:r>
+      <w:r>
+        <w:t xml:space="preserve"> </w:t>
+      </w:r>
+      <w:r>
+        <w:t xml:space="preserve">Diagnose the gap: differentiate capability shortfalls rooted in human development from those rooted in system design or organizational performance.</w:t>
+      </w:r>
+    </w:p>
+    <w:p>
+      <w:pPr>
+        <w:pStyle w:val="BodyText"/>
+      </w:pPr>
+      <w:r>
+        <w:t xml:space="preserve">4.3 Construct decision-grade evidence artifacts (dashboards, reproducible reports, governance documentation) under irreducible uncertainty: state what is known, what is assumed, and what would change the decision.</w:t>
+      </w:r>
+    </w:p>
+    <w:p>
+      <w:pPr>
+        <w:pStyle w:val="BodyText"/>
+      </w:pPr>
+      <w:r>
+        <w:t xml:space="preserve">4.4</w:t>
+      </w:r>
+      <w:r>
+        <w:t xml:space="preserve"> </w:t>
+      </w:r>
+      <w:r>
+        <w:rPr>
+          <w:iCs/>
+          <w:i/>
+        </w:rPr>
+        <w:t xml:space="preserve">[v2]</w:t>
+      </w:r>
+      <w:r>
+        <w:t xml:space="preserve"> </w:t>
+      </w:r>
+      <w:r>
+        <w:rPr>
+          <w:bCs/>
+          <w:b/>
+        </w:rPr>
+        <w:t xml:space="preserve">Judgment under inadequate evidence.</w:t>
+      </w:r>
+      <w:r>
+        <w:t xml:space="preserve"> </w:t>
+      </w:r>
+      <w:r>
+        <w:t xml:space="preserve">Justify a consequential decision on incomplete and contested evidence; document the basis; name what would change it.</w:t>
+      </w:r>
+    </w:p>
+    <w:p>
+      <w:pPr>
+        <w:pStyle w:val="BodyText"/>
+      </w:pPr>
+      <w:r>
+        <w:t xml:space="preserve">4.5 Communicate evidence honestly to technical and non-technical stakeholders, including uncertainty and limits of inference.</w:t>
+      </w:r>
+    </w:p>
+    <w:p>
+      <w:pPr>
+        <w:pStyle w:val="BodyText"/>
+      </w:pPr>
+      <w:r>
+        <w:t xml:space="preserve">4.6</w:t>
+      </w:r>
+      <w:r>
+        <w:t xml:space="preserve"> </w:t>
+      </w:r>
+      <w:r>
+        <w:rPr>
+          <w:iCs/>
+          <w:i/>
+        </w:rPr>
+        <w:t xml:space="preserve">[v2]</w:t>
+      </w:r>
+      <w:r>
+        <w:t xml:space="preserve"> </w:t>
+      </w:r>
+      <w:r>
+        <w:rPr>
+          <w:bCs/>
+          <w:b/>
+        </w:rPr>
+        <w:t xml:space="preserve">Fairness beyond omission.</w:t>
+      </w:r>
+      <w:r>
+        <w:t xml:space="preserve"> </w:t>
+      </w:r>
+      <w:r>
+        <w:t xml:space="preserve">Demonstrate that omitting a protected attribute does not establish fairness; analyze competing fairness definitions using demographic-stratified outcome evidence.</w:t>
+      </w:r>
+    </w:p>
+    <w:p>
+      <w:pPr>
+        <w:pStyle w:val="BodyText"/>
+      </w:pPr>
+      <w:r>
+        <w:t xml:space="preserve">4.7</w:t>
+      </w:r>
+      <w:r>
+        <w:t xml:space="preserve"> </w:t>
+      </w:r>
+      <w:r>
+        <w:rPr>
+          <w:iCs/>
+          <w:i/>
+        </w:rPr>
+        <w:t xml:space="preserve">[v2.4]</w:t>
+      </w:r>
+      <w:r>
+        <w:t xml:space="preserve"> </w:t>
+      </w:r>
+      <w:r>
+        <w:rPr>
+          <w:bCs/>
+          <w:b/>
+        </w:rPr>
+        <w:t xml:space="preserve">Appraise primary research.</w:t>
+      </w:r>
+      <w:r>
+        <w:t xml:space="preserve"> </w:t>
+      </w:r>
+      <w:r>
+        <w:t xml:space="preserve">Read a primary study, judge the strength of its method and the validity of the claims drawn from it, and communicate what it does and does not support to those who will not read it.</w:t>
+      </w:r>
+    </w:p>
+    <w:p>
+      <w:pPr>
+        <w:pStyle w:val="BodyText"/>
+      </w:pPr>
+      <w:r>
+        <w:t xml:space="preserve">4.8</w:t>
+      </w:r>
+      <w:r>
+        <w:t xml:space="preserve"> </w:t>
+      </w:r>
+      <w:r>
+        <w:rPr>
+          <w:iCs/>
+          <w:i/>
+        </w:rPr>
+        <w:t xml:space="preserve">[v2.5]</w:t>
+      </w:r>
+      <w:r>
+        <w:t xml:space="preserve"> </w:t>
+      </w:r>
+      <w:r>
+        <w:rPr>
+          <w:bCs/>
+          <w:b/>
+        </w:rPr>
+        <w:t xml:space="preserve">Design the assessment before the content.</w:t>
+      </w:r>
+      <w:r>
+        <w:t xml:space="preserve"> </w:t>
+      </w:r>
+      <w:r>
+        <w:t xml:space="preserve">Operationalize the construct into measurable variables and state what the operationalization leaves out; specify what would count as evidence of the intended learning before building what teaches it; select instruments appropriate to the construct and state their limits.</w:t>
+      </w:r>
+    </w:p>
+    <w:bookmarkEnd w:id="23"/>
+    <w:bookmarkStart w:id="24" w:name="X76602b8bd0f6773d25210cecfc4681335591402"/>
+    <w:p>
+      <w:pPr>
+        <w:pStyle w:val="Heading2"/>
+      </w:pPr>
+      <w:r>
+        <w:t xml:space="preserve">5. Navigating Sociotechnical Constraints •</w:t>
+      </w:r>
+      <w:r>
+        <w:t xml:space="preserve"> </w:t>
+      </w:r>
+      <w:r>
+        <w:rPr>
+          <w:iCs/>
+          <w:i/>
+        </w:rPr>
+        <w:t xml:space="preserve">make it work in the real world</w:t>
+      </w:r>
+    </w:p>
+    <w:p>
+      <w:pPr>
+        <w:pStyle w:val="FirstParagraph"/>
+      </w:pPr>
+      <w:r>
+        <w:rPr>
+          <w:iCs/>
+          <w:i/>
+        </w:rPr>
+        <w:t xml:space="preserve">[v2.1 — was D4 in v1; renumbered to D5.]</w:t>
+      </w:r>
+    </w:p>
+    <w:p>
+      <w:pPr>
+        <w:pStyle w:val="BodyText"/>
+      </w:pPr>
+      <w:r>
+        <w:rPr>
+          <w:bCs/>
+          <w:b/>
+        </w:rPr>
+        <w:t xml:space="preserve">Formal domain:</w:t>
+      </w:r>
+      <w:r>
+        <w:t xml:space="preserve"> </w:t>
+      </w:r>
+      <w:r>
+        <w:t xml:space="preserve">Context and Domain Fluency (LEO-5)</w:t>
+      </w:r>
+    </w:p>
+    <w:p>
+      <w:pPr>
+        <w:pStyle w:val="BodyText"/>
+      </w:pPr>
+      <w:r>
+        <w:rPr>
+          <w:bCs/>
+          <w:b/>
+        </w:rPr>
+        <w:t xml:space="preserve">Main objective.</w:t>
+      </w:r>
+      <w:r>
+        <w:t xml:space="preserve"> </w:t>
+      </w:r>
+      <w:r>
+        <w:t xml:space="preserve">Integrate capability interventions into the sociotechnical systems they must live in: the regulatory, organizational, cultural, and technical realities that determine whether good designs survive.</w:t>
+      </w:r>
+    </w:p>
+    <w:p>
+      <w:pPr>
+        <w:pStyle w:val="BodyText"/>
+      </w:pPr>
+      <w:r>
+        <w:t xml:space="preserve">5.1 Analyze the regulatory, organizational, cultural, and technical constraints that shape what can be built, deployed, and sustained in a given context.</w:t>
+      </w:r>
+    </w:p>
+    <w:p>
+      <w:pPr>
+        <w:pStyle w:val="BodyText"/>
+      </w:pPr>
+      <w:r>
+        <w:t xml:space="preserve">5.2 Apply human systems integration frameworks to fit capability interventions to operational environments.</w:t>
+      </w:r>
+    </w:p>
+    <w:p>
+      <w:pPr>
+        <w:pStyle w:val="BodyText"/>
+      </w:pPr>
+      <w:r>
+        <w:t xml:space="preserve">5.3 Leverage prior domain expertise, and respect for others’, to elicit and validate specialist knowledge that surfaces constraints early.</w:t>
+      </w:r>
+    </w:p>
+    <w:p>
+      <w:pPr>
+        <w:pStyle w:val="BodyText"/>
+      </w:pPr>
+      <w:r>
+        <w:t xml:space="preserve">5.4 Translate constraints and stakeholder requirements across disciplinary and institutional boundaries into coherent design specifications.</w:t>
+      </w:r>
+    </w:p>
+    <w:p>
+      <w:pPr>
+        <w:pStyle w:val="BodyText"/>
+      </w:pPr>
+      <w:r>
+        <w:t xml:space="preserve">5.5 Anticipate adoption and sustainment barriers, and design interventions that survive them.</w:t>
+      </w:r>
+    </w:p>
+    <w:p>
+      <w:pPr>
+        <w:pStyle w:val="BodyText"/>
+      </w:pPr>
+      <w:r>
+        <w:t xml:space="preserve">5.6</w:t>
+      </w:r>
+      <w:r>
+        <w:t xml:space="preserve"> </w:t>
+      </w:r>
+      <w:r>
+        <w:rPr>
+          <w:iCs/>
+          <w:i/>
+        </w:rPr>
+        <w:t xml:space="preserve">[v2]</w:t>
+      </w:r>
+      <w:r>
+        <w:t xml:space="preserve"> </w:t>
+      </w:r>
+      <w:r>
+        <w:rPr>
+          <w:bCs/>
+          <w:b/>
+        </w:rPr>
+        <w:t xml:space="preserve">Cross-regime / platform-dependency governance.</w:t>
+      </w:r>
+      <w:r>
+        <w:t xml:space="preserve"> </w:t>
+      </w:r>
+      <w:r>
+        <w:t xml:space="preserve">Where capability is deployed on a platform governed by a different regime than the one operating it, design the governance seam as an explicit deliverable.</w:t>
+      </w:r>
+    </w:p>
+    <w:p>
+      <w:pPr>
+        <w:pStyle w:val="BodyText"/>
+      </w:pPr>
+      <w:r>
+        <w:t xml:space="preserve">5.7</w:t>
+      </w:r>
+      <w:r>
+        <w:t xml:space="preserve"> </w:t>
+      </w:r>
+      <w:r>
+        <w:rPr>
+          <w:iCs/>
+          <w:i/>
+        </w:rPr>
+        <w:t xml:space="preserve">[v2.6 — moved from 1.5.]</w:t>
+      </w:r>
+      <w:r>
+        <w:t xml:space="preserve"> </w:t>
+      </w:r>
+      <w:r>
+        <w:rPr>
+          <w:bCs/>
+          <w:b/>
         </w:rPr>
         <w:t xml:space="preserve">Governance-objection diagnostic.</w:t>
       </w:r>
@@ -338,871 +1269,6 @@
       </w:r>
       <w:r>
         <w:t xml:space="preserve">Distinguish a governance objection that good design can dissolve from one that correctly signals the system should not deploy.</w:t>
-      </w:r>
-    </w:p>
-    <w:bookmarkEnd w:id="9"/>
-    <w:bookmarkStart w:id="10" w:name="iterative-development-build-test-refine"/>
-    <w:p>
-      <w:pPr>
-        <w:pStyle w:val="Heading2"/>
-      </w:pPr>
-      <w:r>
-        <w:t xml:space="preserve">2. Iterative Development •</w:t>
-      </w:r>
-      <w:r>
-        <w:t xml:space="preserve"> </w:t>
-      </w:r>
-      <w:r>
-        <w:rPr>
-          <w:i/>
-          <w:iCs/>
-        </w:rPr>
-        <w:t xml:space="preserve">build, test, refine</w:t>
-      </w:r>
-    </w:p>
-    <w:p>
-      <w:pPr>
-        <w:pStyle w:val="FirstParagraph"/>
-      </w:pPr>
-      <w:r>
-        <w:rPr>
-          <w:b/>
-          <w:bCs/>
-        </w:rPr>
-        <w:t xml:space="preserve">Formal domain:</w:t>
-      </w:r>
-      <w:r>
-        <w:t xml:space="preserve"> </w:t>
-      </w:r>
-      <w:r>
-        <w:t xml:space="preserve">Learning Engineering Design and Implementation (LEO-2)</w:t>
-      </w:r>
-    </w:p>
-    <w:p>
-      <w:pPr>
-        <w:pStyle w:val="BodyText"/>
-      </w:pPr>
-      <w:r>
-        <w:rPr>
-          <w:b/>
-          <w:bCs/>
-        </w:rPr>
-        <w:t xml:space="preserve">Main objective.</w:t>
-      </w:r>
-      <w:r>
-        <w:t xml:space="preserve"> </w:t>
-      </w:r>
-      <w:r>
-        <w:t xml:space="preserve">Design capability interventions through iterative engineering cycles that survive contact with real operational environments.</w:t>
-      </w:r>
-    </w:p>
-    <w:p>
-      <w:pPr>
-        <w:pStyle w:val="BodyText"/>
-      </w:pPr>
-      <w:r>
-        <w:t xml:space="preserve">2.1 Design interventions that integrate learning sciences principles with measurable outcomes and system design constraints.</w:t>
-      </w:r>
-    </w:p>
-    <w:p>
-      <w:pPr>
-        <w:pStyle w:val="BodyText"/>
-      </w:pPr>
-      <w:r>
-        <w:t xml:space="preserve">2.2 Run the iteration cycle: design, instrument, evaluate, refine, and revise the problem framing as evidence accumulates.</w:t>
-      </w:r>
-    </w:p>
-    <w:p>
-      <w:pPr>
-        <w:pStyle w:val="BodyText"/>
-      </w:pPr>
-      <w:r>
-        <w:t xml:space="preserve">2.3 Evaluate evidence-based design strategies for transfer to high-consequence settings at operational speed and scale.</w:t>
-      </w:r>
-    </w:p>
-    <w:p>
-      <w:pPr>
-        <w:pStyle w:val="BodyText"/>
-      </w:pPr>
-      <w:r>
-        <w:t xml:space="preserve">2.4 Construct implementation plans that address adoption, sustainment, and lifecycle integration across organizational and system boundaries.</w:t>
-      </w:r>
-    </w:p>
-    <w:p>
-      <w:pPr>
-        <w:pStyle w:val="BodyText"/>
-      </w:pPr>
-      <w:r>
-        <w:t xml:space="preserve">2.5</w:t>
-      </w:r>
-      <w:r>
-        <w:t xml:space="preserve"> </w:t>
-      </w:r>
-      <w:r>
-        <w:rPr>
-          <w:i/>
-          <w:iCs/>
-        </w:rPr>
-        <w:t xml:space="preserve">[v2]</w:t>
-      </w:r>
-      <w:r>
-        <w:t xml:space="preserve"> </w:t>
-      </w:r>
-      <w:r>
-        <w:rPr>
-          <w:b/>
-          <w:bCs/>
-        </w:rPr>
-        <w:t xml:space="preserve">Narrate and defend the design iteration in first person.</w:t>
-      </w:r>
-      <w:r>
-        <w:t xml:space="preserve"> </w:t>
-      </w:r>
-      <w:r>
-        <w:t xml:space="preserve">Design competence includes not only producing an outcome but rendering the iteration legible — the case-unpacking practice is the model.</w:t>
-      </w:r>
-    </w:p>
-    <w:p>
-      <w:pPr>
-        <w:pStyle w:val="BodyText"/>
-      </w:pPr>
-      <w:r>
-        <w:t xml:space="preserve">2.6</w:t>
-      </w:r>
-      <w:r>
-        <w:t xml:space="preserve"> </w:t>
-      </w:r>
-      <w:r>
-        <w:rPr>
-          <w:i/>
-          <w:iCs/>
-        </w:rPr>
-        <w:t xml:space="preserve">[v2.3]</w:t>
-      </w:r>
-      <w:r>
-        <w:t xml:space="preserve"> </w:t>
-      </w:r>
-      <w:r>
-        <w:rPr>
-          <w:b/>
-          <w:bCs/>
-        </w:rPr>
-        <w:t xml:space="preserve">Enable the people who deliver.</w:t>
-      </w:r>
-      <w:r>
-        <w:t xml:space="preserve"> </w:t>
-      </w:r>
-      <w:r>
-        <w:t xml:space="preserve">Design the human support layer — job aids, performance support at the point of need, train-the-trainer provisions — so the intervention can be delivered without the designer present; treat the deliverer as a designed-for user, not a channel.</w:t>
-      </w:r>
-    </w:p>
-    <w:p>
-      <w:pPr>
-        <w:pStyle w:val="BodyText"/>
-      </w:pPr>
-      <w:r>
-        <w:t xml:space="preserve">2.7</w:t>
-      </w:r>
-      <w:r>
-        <w:t xml:space="preserve"> </w:t>
-      </w:r>
-      <w:r>
-        <w:rPr>
-          <w:i/>
-          <w:iCs/>
-        </w:rPr>
-        <w:t xml:space="preserve">[v2.5]</w:t>
-      </w:r>
-      <w:r>
-        <w:t xml:space="preserve"> </w:t>
-      </w:r>
-      <w:r>
-        <w:rPr>
-          <w:b/>
-          <w:bCs/>
-        </w:rPr>
-        <w:t xml:space="preserve">Design for accessibility and inclusion.</w:t>
-      </w:r>
-      <w:r>
-        <w:t xml:space="preserve"> </w:t>
-      </w:r>
-      <w:r>
-        <w:t xml:space="preserve">Design so the intervention is usable by the range of learners it will actually meet, and test for accessibility and inclusion, not only for usability; recognize where a design assumes a learner who will not be there.</w:t>
-      </w:r>
-    </w:p>
-    <w:bookmarkEnd w:id="10"/>
-    <w:bookmarkStart w:id="11" w:name="human-system-collaboration-work-together"/>
-    <w:p>
-      <w:pPr>
-        <w:pStyle w:val="Heading2"/>
-      </w:pPr>
-      <w:r>
-        <w:t xml:space="preserve">3. Human-System Collaboration •</w:t>
-      </w:r>
-      <w:r>
-        <w:t xml:space="preserve"> </w:t>
-      </w:r>
-      <w:r>
-        <w:rPr>
-          <w:i/>
-          <w:iCs/>
-        </w:rPr>
-        <w:t xml:space="preserve">work together</w:t>
-      </w:r>
-    </w:p>
-    <w:p>
-      <w:pPr>
-        <w:pStyle w:val="FirstParagraph"/>
-      </w:pPr>
-      <w:r>
-        <w:rPr>
-          <w:i/>
-          <w:iCs/>
-        </w:rPr>
-        <w:t xml:space="preserve">[v2.1 — moved from D5 and broadened from</w:t>
-      </w:r>
-      <w:r>
-        <w:rPr>
-          <w:i/>
-          <w:iCs/>
-        </w:rPr>
-        <w:t xml:space="preserve"> </w:t>
-      </w:r>
-      <w:r>
-        <w:rPr>
-          <w:i/>
-          <w:iCs/>
-        </w:rPr>
-        <w:t xml:space="preserve">“Machine Teaming and Adaptation.”</w:t>
-      </w:r>
-      <w:r>
-        <w:rPr>
-          <w:i/>
-          <w:iCs/>
-        </w:rPr>
-        <w:t xml:space="preserve"> </w:t>
-      </w:r>
-      <w:r>
-        <w:rPr>
-          <w:i/>
-          <w:iCs/>
-        </w:rPr>
-        <w:t xml:space="preserve">The competency now covers human-system collaboration generally; human-AI teaming is one sub-pattern within it, not a separate domain.]</w:t>
-      </w:r>
-    </w:p>
-    <w:p>
-      <w:pPr>
-        <w:pStyle w:val="BodyText"/>
-      </w:pPr>
-      <w:r>
-        <w:rPr>
-          <w:b/>
-          <w:bCs/>
-        </w:rPr>
-        <w:t xml:space="preserve">Formal domain:</w:t>
-      </w:r>
-      <w:r>
-        <w:t xml:space="preserve"> </w:t>
-      </w:r>
-      <w:r>
-        <w:t xml:space="preserve">Human-System Collaboration and Adaptive Systems (LEO-3)</w:t>
-      </w:r>
-    </w:p>
-    <w:p>
-      <w:pPr>
-        <w:pStyle w:val="BodyText"/>
-      </w:pPr>
-      <w:r>
-        <w:rPr>
-          <w:b/>
-          <w:bCs/>
-        </w:rPr>
-        <w:t xml:space="preserve">Main objective.</w:t>
-      </w:r>
-      <w:r>
-        <w:t xml:space="preserve"> </w:t>
-      </w:r>
-      <w:r>
-        <w:t xml:space="preserve">Design human-system partnerships — including but not limited to human-AI — that make people more capable while preserving human agency and the recoverability of the system.</w:t>
-      </w:r>
-    </w:p>
-    <w:p>
-      <w:pPr>
-        <w:pStyle w:val="BodyText"/>
-      </w:pPr>
-      <w:r>
-        <w:t xml:space="preserve">3.1 Design role architectures, interface and alert systems, mode/state transparency, authority gradients, and recoverability mechanisms that engineer collaborative capability at the human-system boundary.</w:t>
-      </w:r>
-    </w:p>
-    <w:p>
-      <w:pPr>
-        <w:pStyle w:val="BodyText"/>
-      </w:pPr>
-      <w:r>
-        <w:t xml:space="preserve">3.2 Evaluate the measured impact of system-mediated work on human performance: the gains the system enables and the risks it introduces — automation bias, cognitive offloading, skill atrophy.</w:t>
-      </w:r>
-    </w:p>
-    <w:p>
-      <w:pPr>
-        <w:pStyle w:val="BodyText"/>
-      </w:pPr>
-      <w:r>
-        <w:t xml:space="preserve">3.3</w:t>
-      </w:r>
-      <w:r>
-        <w:t xml:space="preserve"> </w:t>
-      </w:r>
-      <w:r>
-        <w:rPr>
-          <w:i/>
-          <w:iCs/>
-        </w:rPr>
-        <w:t xml:space="preserve">[v2]</w:t>
-      </w:r>
-      <w:r>
-        <w:t xml:space="preserve"> </w:t>
-      </w:r>
-      <w:r>
-        <w:rPr>
-          <w:b/>
-          <w:bCs/>
-        </w:rPr>
-        <w:t xml:space="preserve">Delegation with revocation.</w:t>
-      </w:r>
-      <w:r>
-        <w:t xml:space="preserve"> </w:t>
-      </w:r>
-      <w:r>
-        <w:t xml:space="preserve">Design the human oversight layer for delegated work; specify in advance the disconfirming evidence that would revoke the delegation.</w:t>
-      </w:r>
-    </w:p>
-    <w:p>
-      <w:pPr>
-        <w:pStyle w:val="BodyText"/>
-      </w:pPr>
-      <w:r>
-        <w:t xml:space="preserve">3.4</w:t>
-      </w:r>
-      <w:r>
-        <w:t xml:space="preserve"> </w:t>
-      </w:r>
-      <w:r>
-        <w:rPr>
-          <w:i/>
-          <w:iCs/>
-        </w:rPr>
-        <w:t xml:space="preserve">[v2]</w:t>
-      </w:r>
-      <w:r>
-        <w:t xml:space="preserve"> </w:t>
-      </w:r>
-      <w:r>
-        <w:rPr>
-          <w:b/>
-          <w:bCs/>
-        </w:rPr>
-        <w:t xml:space="preserve">Collaboration measurement.</w:t>
-      </w:r>
-      <w:r>
-        <w:t xml:space="preserve"> </w:t>
-      </w:r>
-      <w:r>
-        <w:t xml:space="preserve">Measure the capability of a team or collaboration as a unit of analysis, distinct from any individual operator or any individual system component.</w:t>
-      </w:r>
-    </w:p>
-    <w:p>
-      <w:pPr>
-        <w:pStyle w:val="BodyText"/>
-      </w:pPr>
-      <w:r>
-        <w:t xml:space="preserve">3.5 Specify learning and capability requirements for systems not yet fielded, working from design artifacts rather than operational experience.</w:t>
-      </w:r>
-    </w:p>
-    <w:p>
-      <w:pPr>
-        <w:pStyle w:val="BodyText"/>
-      </w:pPr>
-      <w:r>
-        <w:t xml:space="preserve">3.6</w:t>
-      </w:r>
-      <w:r>
-        <w:t xml:space="preserve"> </w:t>
-      </w:r>
-      <w:r>
-        <w:rPr>
-          <w:i/>
-          <w:iCs/>
-        </w:rPr>
-        <w:t xml:space="preserve">[v2.2 — restored]</w:t>
-      </w:r>
-      <w:r>
-        <w:t xml:space="preserve"> </w:t>
-      </w:r>
-      <w:r>
-        <w:t xml:space="preserve">Communicate evidence-based recommendations for when system augmentation improves versus degrades capability outcomes and operator agency.</w:t>
-      </w:r>
-    </w:p>
-    <w:p>
-      <w:pPr>
-        <w:pStyle w:val="BodyText"/>
-      </w:pPr>
-      <w:r>
-        <w:t xml:space="preserve">3.7</w:t>
-      </w:r>
-      <w:r>
-        <w:t xml:space="preserve"> </w:t>
-      </w:r>
-      <w:r>
-        <w:rPr>
-          <w:i/>
-          <w:iCs/>
-        </w:rPr>
-        <w:t xml:space="preserve">[v2.3]</w:t>
-      </w:r>
-      <w:r>
-        <w:t xml:space="preserve"> </w:t>
-      </w:r>
-      <w:r>
-        <w:rPr>
-          <w:b/>
-          <w:bCs/>
-        </w:rPr>
-        <w:t xml:space="preserve">Design for the people who deliver.</w:t>
-      </w:r>
-      <w:r>
-        <w:t xml:space="preserve"> </w:t>
-      </w:r>
-      <w:r>
-        <w:t xml:space="preserve">Treat the instructor, facilitator, or operator who carries the intervention as a role within the human-system collaboration: engineer their authority, support, and point-of-need aids so their capability is built rather than assumed.</w:t>
-      </w:r>
-    </w:p>
-    <w:bookmarkEnd w:id="11"/>
-    <w:bookmarkStart w:id="12" w:name="test-and-evaluation-show-what-works"/>
-    <w:p>
-      <w:pPr>
-        <w:pStyle w:val="Heading2"/>
-      </w:pPr>
-      <w:r>
-        <w:t xml:space="preserve">4. Test and Evaluation •</w:t>
-      </w:r>
-      <w:r>
-        <w:t xml:space="preserve"> </w:t>
-      </w:r>
-      <w:r>
-        <w:rPr>
-          <w:i/>
-          <w:iCs/>
-        </w:rPr>
-        <w:t xml:space="preserve">show what works</w:t>
-      </w:r>
-    </w:p>
-    <w:p>
-      <w:pPr>
-        <w:pStyle w:val="FirstParagraph"/>
-      </w:pPr>
-      <w:r>
-        <w:rPr>
-          <w:i/>
-          <w:iCs/>
-        </w:rPr>
-        <w:t xml:space="preserve">[v2.1 — was D3 in v1; renumbered to D4. Subobjective 4.2 (</w:t>
-      </w:r>
-      <w:r>
-        <w:rPr>
-          <w:i/>
-          <w:iCs/>
-        </w:rPr>
-        <w:t xml:space="preserve">“gap attribution”</w:t>
-      </w:r>
-      <w:r>
-        <w:rPr>
-          <w:i/>
-          <w:iCs/>
-        </w:rPr>
-        <w:t xml:space="preserve">) was the existing</w:t>
-      </w:r>
-      <w:r>
-        <w:rPr>
-          <w:i/>
-          <w:iCs/>
-        </w:rPr>
-        <w:t xml:space="preserve"> </w:t>
-      </w:r>
-      <w:r>
-        <w:rPr>
-          <w:i/>
-          <w:iCs/>
-        </w:rPr>
-        <w:t xml:space="preserve">“diagnose the gap”</w:t>
-      </w:r>
-      <w:r>
-        <w:rPr>
-          <w:i/>
-          <w:iCs/>
-        </w:rPr>
-        <w:t xml:space="preserve">; the v2 sweep names it explicitly.]</w:t>
-      </w:r>
-    </w:p>
-    <w:p>
-      <w:pPr>
-        <w:pStyle w:val="BodyText"/>
-      </w:pPr>
-      <w:r>
-        <w:rPr>
-          <w:b/>
-          <w:bCs/>
-        </w:rPr>
-        <w:t xml:space="preserve">Formal domain:</w:t>
-      </w:r>
-      <w:r>
-        <w:t xml:space="preserve"> </w:t>
-      </w:r>
-      <w:r>
-        <w:t xml:space="preserve">Data, Measurement, and Evaluation (LEO-4)</w:t>
-      </w:r>
-    </w:p>
-    <w:p>
-      <w:pPr>
-        <w:pStyle w:val="BodyText"/>
-      </w:pPr>
-      <w:r>
-        <w:rPr>
-          <w:b/>
-          <w:bCs/>
-        </w:rPr>
-        <w:t xml:space="preserve">Main objective.</w:t>
-      </w:r>
-      <w:r>
-        <w:t xml:space="preserve"> </w:t>
-      </w:r>
-      <w:r>
-        <w:t xml:space="preserve">Produce decision-grade evidence linking learning to operational impact — where decision-grade is a sufficiency judgment under irreducible uncertainty — and tell a learning gap from a system gap.</w:t>
-      </w:r>
-    </w:p>
-    <w:p>
-      <w:pPr>
-        <w:pStyle w:val="BodyText"/>
-      </w:pPr>
-      <w:r>
-        <w:t xml:space="preserve">4.1 Design ethical instrumentation strategies that measure capability at the speed and scale operations require.</w:t>
-      </w:r>
-    </w:p>
-    <w:p>
-      <w:pPr>
-        <w:pStyle w:val="BodyText"/>
-      </w:pPr>
-      <w:r>
-        <w:t xml:space="preserve">4.2</w:t>
-      </w:r>
-      <w:r>
-        <w:t xml:space="preserve"> </w:t>
-      </w:r>
-      <w:r>
-        <w:rPr>
-          <w:b/>
-          <w:bCs/>
-        </w:rPr>
-        <w:t xml:space="preserve">Gap attribution.</w:t>
-      </w:r>
-      <w:r>
-        <w:t xml:space="preserve"> </w:t>
-      </w:r>
-      <w:r>
-        <w:t xml:space="preserve">Diagnose the gap: differentiate capability shortfalls rooted in human development from those rooted in system design or organizational performance.</w:t>
-      </w:r>
-    </w:p>
-    <w:p>
-      <w:pPr>
-        <w:pStyle w:val="BodyText"/>
-      </w:pPr>
-      <w:r>
-        <w:t xml:space="preserve">4.3 Construct decision-grade evidence artifacts (dashboards, reproducible reports, governance documentation) under irreducible uncertainty: state what is known, what is assumed, and what would change the decision.</w:t>
-      </w:r>
-    </w:p>
-    <w:p>
-      <w:pPr>
-        <w:pStyle w:val="BodyText"/>
-      </w:pPr>
-      <w:r>
-        <w:t xml:space="preserve">4.4</w:t>
-      </w:r>
-      <w:r>
-        <w:t xml:space="preserve"> </w:t>
-      </w:r>
-      <w:r>
-        <w:rPr>
-          <w:i/>
-          <w:iCs/>
-        </w:rPr>
-        <w:t xml:space="preserve">[v2]</w:t>
-      </w:r>
-      <w:r>
-        <w:t xml:space="preserve"> </w:t>
-      </w:r>
-      <w:r>
-        <w:rPr>
-          <w:b/>
-          <w:bCs/>
-        </w:rPr>
-        <w:t xml:space="preserve">Judgment under inadequate evidence.</w:t>
-      </w:r>
-      <w:r>
-        <w:t xml:space="preserve"> </w:t>
-      </w:r>
-      <w:r>
-        <w:t xml:space="preserve">Justify a consequential decision on incomplete and contested evidence; document the basis; name what would change it.</w:t>
-      </w:r>
-    </w:p>
-    <w:p>
-      <w:pPr>
-        <w:pStyle w:val="BodyText"/>
-      </w:pPr>
-      <w:r>
-        <w:t xml:space="preserve">4.5 Communicate evidence honestly to technical and non-technical stakeholders, including uncertainty and limits of inference.</w:t>
-      </w:r>
-    </w:p>
-    <w:p>
-      <w:pPr>
-        <w:pStyle w:val="BodyText"/>
-      </w:pPr>
-      <w:r>
-        <w:t xml:space="preserve">4.6</w:t>
-      </w:r>
-      <w:r>
-        <w:t xml:space="preserve"> </w:t>
-      </w:r>
-      <w:r>
-        <w:rPr>
-          <w:i/>
-          <w:iCs/>
-        </w:rPr>
-        <w:t xml:space="preserve">[v2]</w:t>
-      </w:r>
-      <w:r>
-        <w:t xml:space="preserve"> </w:t>
-      </w:r>
-      <w:r>
-        <w:rPr>
-          <w:b/>
-          <w:bCs/>
-        </w:rPr>
-        <w:t xml:space="preserve">Fairness beyond omission.</w:t>
-      </w:r>
-      <w:r>
-        <w:t xml:space="preserve"> </w:t>
-      </w:r>
-      <w:r>
-        <w:t xml:space="preserve">Demonstrate that omitting a protected attribute does not establish fairness; analyze competing fairness definitions using demographic-stratified outcome evidence.</w:t>
-      </w:r>
-    </w:p>
-    <w:p>
-      <w:pPr>
-        <w:pStyle w:val="BodyText"/>
-      </w:pPr>
-      <w:r>
-        <w:t xml:space="preserve">4.7</w:t>
-      </w:r>
-      <w:r>
-        <w:t xml:space="preserve"> </w:t>
-      </w:r>
-      <w:r>
-        <w:rPr>
-          <w:i/>
-          <w:iCs/>
-        </w:rPr>
-        <w:t xml:space="preserve">[v2.4]</w:t>
-      </w:r>
-      <w:r>
-        <w:t xml:space="preserve"> </w:t>
-      </w:r>
-      <w:r>
-        <w:rPr>
-          <w:b/>
-          <w:bCs/>
-        </w:rPr>
-        <w:t xml:space="preserve">Appraise primary research.</w:t>
-      </w:r>
-      <w:r>
-        <w:t xml:space="preserve"> </w:t>
-      </w:r>
-      <w:r>
-        <w:t xml:space="preserve">Read a primary study, judge the strength of its method and the validity of the claims drawn from it, and communicate what it does and does not support to those who will not read it.</w:t>
-      </w:r>
-    </w:p>
-    <w:p>
-      <w:pPr>
-        <w:pStyle w:val="BodyText"/>
-      </w:pPr>
-      <w:r>
-        <w:t xml:space="preserve">4.8</w:t>
-      </w:r>
-      <w:r>
-        <w:t xml:space="preserve"> </w:t>
-      </w:r>
-      <w:r>
-        <w:rPr>
-          <w:i/>
-          <w:iCs/>
-        </w:rPr>
-        <w:t xml:space="preserve">[v2.5]</w:t>
-      </w:r>
-      <w:r>
-        <w:t xml:space="preserve"> </w:t>
-      </w:r>
-      <w:r>
-        <w:rPr>
-          <w:b/>
-          <w:bCs/>
-        </w:rPr>
-        <w:t xml:space="preserve">Design the assessment before the content.</w:t>
-      </w:r>
-      <w:r>
-        <w:t xml:space="preserve"> </w:t>
-      </w:r>
-      <w:r>
-        <w:t xml:space="preserve">Operationalize the construct into measurable variables and state what the operationalization leaves out; specify what would count as evidence of the intended learning before building what teaches it; select instruments appropriate to the construct and state their limits.</w:t>
-      </w:r>
-    </w:p>
-    <w:bookmarkEnd w:id="12"/>
-    <w:bookmarkStart w:id="13" w:name="X76602b8bd0f6773d25210cecfc4681335591402"/>
-    <w:p>
-      <w:pPr>
-        <w:pStyle w:val="Heading2"/>
-      </w:pPr>
-      <w:r>
-        <w:t xml:space="preserve">5. Navigating Sociotechnical Constraints •</w:t>
-      </w:r>
-      <w:r>
-        <w:t xml:space="preserve"> </w:t>
-      </w:r>
-      <w:r>
-        <w:rPr>
-          <w:i/>
-          <w:iCs/>
-        </w:rPr>
-        <w:t xml:space="preserve">make it work in the real world</w:t>
-      </w:r>
-    </w:p>
-    <w:p>
-      <w:pPr>
-        <w:pStyle w:val="FirstParagraph"/>
-      </w:pPr>
-      <w:r>
-        <w:rPr>
-          <w:i/>
-          <w:iCs/>
-        </w:rPr>
-        <w:t xml:space="preserve">[v2.1 — was D4 in v1; renumbered to D5.]</w:t>
-      </w:r>
-    </w:p>
-    <w:p>
-      <w:pPr>
-        <w:pStyle w:val="BodyText"/>
-      </w:pPr>
-      <w:r>
-        <w:rPr>
-          <w:b/>
-          <w:bCs/>
-        </w:rPr>
-        <w:t xml:space="preserve">Formal domain:</w:t>
-      </w:r>
-      <w:r>
-        <w:t xml:space="preserve"> </w:t>
-      </w:r>
-      <w:r>
-        <w:t xml:space="preserve">Context and Domain Fluency (LEO-5)</w:t>
-      </w:r>
-    </w:p>
-    <w:p>
-      <w:pPr>
-        <w:pStyle w:val="BodyText"/>
-      </w:pPr>
-      <w:r>
-        <w:rPr>
-          <w:b/>
-          <w:bCs/>
-        </w:rPr>
-        <w:t xml:space="preserve">Main objective.</w:t>
-      </w:r>
-      <w:r>
-        <w:t xml:space="preserve"> </w:t>
-      </w:r>
-      <w:r>
-        <w:t xml:space="preserve">Integrate capability interventions into the sociotechnical systems they must live in: the regulatory, organizational, cultural, and technical realities that determine whether good designs survive.</w:t>
-      </w:r>
-    </w:p>
-    <w:p>
-      <w:pPr>
-        <w:pStyle w:val="BodyText"/>
-      </w:pPr>
-      <w:r>
-        <w:t xml:space="preserve">5.1 Analyze the regulatory, organizational, cultural, and technical constraints that shape what can be built, deployed, and sustained in a given context.</w:t>
-      </w:r>
-    </w:p>
-    <w:p>
-      <w:pPr>
-        <w:pStyle w:val="BodyText"/>
-      </w:pPr>
-      <w:r>
-        <w:t xml:space="preserve">5.2 Apply human systems integration frameworks to fit capability interventions to operational environments.</w:t>
-      </w:r>
-    </w:p>
-    <w:p>
-      <w:pPr>
-        <w:pStyle w:val="BodyText"/>
-      </w:pPr>
-      <w:r>
-        <w:t xml:space="preserve">5.3 Leverage prior domain expertise, and respect for others’, to elicit and validate specialist knowledge that surfaces constraints early.</w:t>
-      </w:r>
-    </w:p>
-    <w:p>
-      <w:pPr>
-        <w:pStyle w:val="BodyText"/>
-      </w:pPr>
-      <w:r>
-        <w:t xml:space="preserve">5.4 Translate constraints and stakeholder requirements across disciplinary and institutional boundaries into coherent design specifications.</w:t>
-      </w:r>
-    </w:p>
-    <w:p>
-      <w:pPr>
-        <w:pStyle w:val="BodyText"/>
-      </w:pPr>
-      <w:r>
-        <w:t xml:space="preserve">5.5 Anticipate adoption and sustainment barriers, and design interventions that survive them.</w:t>
-      </w:r>
-    </w:p>
-    <w:p>
-      <w:pPr>
-        <w:pStyle w:val="BodyText"/>
-      </w:pPr>
-      <w:r>
-        <w:t xml:space="preserve">5.6</w:t>
-      </w:r>
-      <w:r>
-        <w:t xml:space="preserve"> </w:t>
-      </w:r>
-      <w:r>
-        <w:rPr>
-          <w:i/>
-          <w:iCs/>
-        </w:rPr>
-        <w:t xml:space="preserve">[v2]</w:t>
-      </w:r>
-      <w:r>
-        <w:t xml:space="preserve"> </w:t>
-      </w:r>
-      <w:r>
-        <w:rPr>
-          <w:b/>
-          <w:bCs/>
-        </w:rPr>
-        <w:t xml:space="preserve">Cross-regime / platform-dependency governance.</w:t>
-      </w:r>
-      <w:r>
-        <w:t xml:space="preserve"> </w:t>
-      </w:r>
-      <w:r>
-        <w:t xml:space="preserve">Where capability is deployed on a platform governed by a different regime than the one operating it, design the governance seam as an explicit deliverable.</w:t>
       </w:r>
     </w:p>
     <w:p>
@@ -1212,9 +1278,9 @@
         </w:pict>
       </w:r>
     </w:p>
-    <w:bookmarkEnd w:id="13"/>
-    <w:bookmarkEnd w:id="14"/>
-    <w:bookmarkStart w:id="15" w:name="crosswalk-to-formal-leos"/>
+    <w:bookmarkEnd w:id="24"/>
+    <w:bookmarkEnd w:id="25"/>
+    <w:bookmarkStart w:id="26" w:name="crosswalk-to-formal-leos"/>
     <w:p>
       <w:pPr>
         <w:pStyle w:val="Heading1"/>
@@ -1227,8 +1293,8 @@
       <w:tblPr>
         <w:tblStyle w:val="Table"/>
         <w:tblW w:type="pct" w:w="5000"/>
-        <w:tblLayout w:type="fixed"/>
         <w:tblLook w:firstRow="1" w:lastRow="0" w:firstColumn="0" w:lastColumn="0" w:noHBand="0" w:noVBand="0" w:val="0020"/>
+        <w:jc w:val="start"/>
       </w:tblPr>
       <w:tblGrid>
         <w:gridCol w:w="1584"/>
@@ -1239,13 +1305,14 @@
       </w:tblGrid>
       <w:tr>
         <w:trPr>
-          <w:tblHeader w:val="on"/>
+          <w:tblHeader w:val="true"/>
         </w:trPr>
         <w:tc>
           <w:tcPr/>
           <w:p>
             <w:pPr>
               <w:pStyle w:val="Compact"/>
+              <w:jc w:val="left"/>
             </w:pPr>
             <w:r>
               <w:t xml:space="preserve">#</w:t>
@@ -1257,6 +1324,7 @@
           <w:p>
             <w:pPr>
               <w:pStyle w:val="Compact"/>
+              <w:jc w:val="left"/>
             </w:pPr>
             <w:r>
               <w:t xml:space="preserve">Competency</w:t>
@@ -1268,6 +1336,7 @@
           <w:p>
             <w:pPr>
               <w:pStyle w:val="Compact"/>
+              <w:jc w:val="left"/>
             </w:pPr>
             <w:r>
               <w:t xml:space="preserve">Tagline</w:t>
@@ -1279,6 +1348,7 @@
           <w:p>
             <w:pPr>
               <w:pStyle w:val="Compact"/>
+              <w:jc w:val="left"/>
             </w:pPr>
             <w:r>
               <w:t xml:space="preserve">LEO</w:t>
@@ -1290,6 +1360,7 @@
           <w:p>
             <w:pPr>
               <w:pStyle w:val="Compact"/>
+              <w:jc w:val="left"/>
             </w:pPr>
             <w:r>
               <w:t xml:space="preserve">Formal domain (program docs)</w:t>
@@ -1303,6 +1374,7 @@
           <w:p>
             <w:pPr>
               <w:pStyle w:val="Compact"/>
+              <w:jc w:val="left"/>
             </w:pPr>
             <w:r>
               <w:t xml:space="preserve">1</w:t>
@@ -1314,6 +1386,7 @@
           <w:p>
             <w:pPr>
               <w:pStyle w:val="Compact"/>
+              <w:jc w:val="left"/>
             </w:pPr>
             <w:r>
               <w:t xml:space="preserve">Systems Analysis</w:t>
@@ -1325,6 +1398,7 @@
           <w:p>
             <w:pPr>
               <w:pStyle w:val="Compact"/>
+              <w:jc w:val="left"/>
             </w:pPr>
             <w:r>
               <w:t xml:space="preserve">see the whole system</w:t>
@@ -1336,6 +1410,7 @@
           <w:p>
             <w:pPr>
               <w:pStyle w:val="Compact"/>
+              <w:jc w:val="left"/>
             </w:pPr>
             <w:r>
               <w:t xml:space="preserve">LEO-1</w:t>
@@ -1347,6 +1422,7 @@
           <w:p>
             <w:pPr>
               <w:pStyle w:val="Compact"/>
+              <w:jc w:val="left"/>
             </w:pPr>
             <w:r>
               <w:t xml:space="preserve">Systems Thinking and Analysis</w:t>
@@ -1360,6 +1436,7 @@
           <w:p>
             <w:pPr>
               <w:pStyle w:val="Compact"/>
+              <w:jc w:val="left"/>
             </w:pPr>
             <w:r>
               <w:t xml:space="preserve">2</w:t>
@@ -1371,6 +1448,7 @@
           <w:p>
             <w:pPr>
               <w:pStyle w:val="Compact"/>
+              <w:jc w:val="left"/>
             </w:pPr>
             <w:r>
               <w:t xml:space="preserve">Iterative Development</w:t>
@@ -1382,6 +1460,7 @@
           <w:p>
             <w:pPr>
               <w:pStyle w:val="Compact"/>
+              <w:jc w:val="left"/>
             </w:pPr>
             <w:r>
               <w:t xml:space="preserve">build, test, refine</w:t>
@@ -1393,6 +1472,7 @@
           <w:p>
             <w:pPr>
               <w:pStyle w:val="Compact"/>
+              <w:jc w:val="left"/>
             </w:pPr>
             <w:r>
               <w:t xml:space="preserve">LEO-2</w:t>
@@ -1404,6 +1484,7 @@
           <w:p>
             <w:pPr>
               <w:pStyle w:val="Compact"/>
+              <w:jc w:val="left"/>
             </w:pPr>
             <w:r>
               <w:t xml:space="preserve">Learning Engineering Design and Implementation</w:t>
@@ -1417,6 +1498,7 @@
           <w:p>
             <w:pPr>
               <w:pStyle w:val="Compact"/>
+              <w:jc w:val="left"/>
             </w:pPr>
             <w:r>
               <w:t xml:space="preserve">3</w:t>
@@ -1428,6 +1510,7 @@
           <w:p>
             <w:pPr>
               <w:pStyle w:val="Compact"/>
+              <w:jc w:val="left"/>
             </w:pPr>
             <w:r>
               <w:t xml:space="preserve">Human-System Collaboration</w:t>
@@ -1439,6 +1522,7 @@
           <w:p>
             <w:pPr>
               <w:pStyle w:val="Compact"/>
+              <w:jc w:val="left"/>
             </w:pPr>
             <w:r>
               <w:t xml:space="preserve">work together</w:t>
@@ -1450,6 +1534,7 @@
           <w:p>
             <w:pPr>
               <w:pStyle w:val="Compact"/>
+              <w:jc w:val="left"/>
             </w:pPr>
             <w:r>
               <w:t xml:space="preserve">LEO-3</w:t>
@@ -1461,6 +1546,7 @@
           <w:p>
             <w:pPr>
               <w:pStyle w:val="Compact"/>
+              <w:jc w:val="left"/>
             </w:pPr>
             <w:r>
               <w:t xml:space="preserve">Human-System Collaboration and Adaptive Systems</w:t>
@@ -1474,6 +1560,7 @@
           <w:p>
             <w:pPr>
               <w:pStyle w:val="Compact"/>
+              <w:jc w:val="left"/>
             </w:pPr>
             <w:r>
               <w:t xml:space="preserve">4</w:t>
@@ -1485,6 +1572,7 @@
           <w:p>
             <w:pPr>
               <w:pStyle w:val="Compact"/>
+              <w:jc w:val="left"/>
             </w:pPr>
             <w:r>
               <w:t xml:space="preserve">Test and Evaluation</w:t>
@@ -1496,6 +1584,7 @@
           <w:p>
             <w:pPr>
               <w:pStyle w:val="Compact"/>
+              <w:jc w:val="left"/>
             </w:pPr>
             <w:r>
               <w:t xml:space="preserve">show what works</w:t>
@@ -1507,6 +1596,7 @@
           <w:p>
             <w:pPr>
               <w:pStyle w:val="Compact"/>
+              <w:jc w:val="left"/>
             </w:pPr>
             <w:r>
               <w:t xml:space="preserve">LEO-4</w:t>
@@ -1518,6 +1608,7 @@
           <w:p>
             <w:pPr>
               <w:pStyle w:val="Compact"/>
+              <w:jc w:val="left"/>
             </w:pPr>
             <w:r>
               <w:t xml:space="preserve">Data, Measurement, and Evaluation</w:t>
@@ -1531,6 +1622,7 @@
           <w:p>
             <w:pPr>
               <w:pStyle w:val="Compact"/>
+              <w:jc w:val="left"/>
             </w:pPr>
             <w:r>
               <w:t xml:space="preserve">5</w:t>
@@ -1542,6 +1634,7 @@
           <w:p>
             <w:pPr>
               <w:pStyle w:val="Compact"/>
+              <w:jc w:val="left"/>
             </w:pPr>
             <w:r>
               <w:t xml:space="preserve">Navigating Sociotechnical Constraints</w:t>
@@ -1553,6 +1646,7 @@
           <w:p>
             <w:pPr>
               <w:pStyle w:val="Compact"/>
+              <w:jc w:val="left"/>
             </w:pPr>
             <w:r>
               <w:t xml:space="preserve">make it work in the real world</w:t>
@@ -1564,6 +1658,7 @@
           <w:p>
             <w:pPr>
               <w:pStyle w:val="Compact"/>
+              <w:jc w:val="left"/>
             </w:pPr>
             <w:r>
               <w:t xml:space="preserve">LEO-5</w:t>
@@ -1575,6 +1670,7 @@
           <w:p>
             <w:pPr>
               <w:pStyle w:val="Compact"/>
+              <w:jc w:val="left"/>
             </w:pPr>
             <w:r>
               <w:t xml:space="preserve">Context and Domain Fluency</w:t>
@@ -1588,12 +1684,12 @@
         <w:pStyle w:val="BodyText"/>
       </w:pPr>
       <w:r>
-        <w:t xml:space="preserve">Each subobjective unbundles an element of the corresponding LEO. Thirty-three subobjectives: the 21 of v1, the 7 named v2 additions (1.5, 2.5, 3.3, 3.4, 4.4, 4.6, 5.6), the v2.2 restoration of 3.6, the v2.3 additions 2.6 and 3.7 (</w:t>
-      </w:r>
-      <w:r>
-        <w:rPr>
-          <w:i/>
-          <w:iCs/>
+        <w:t xml:space="preserve">Each subobjective unbundles an element of the corresponding LEO. Thirty-three subobjectives: the 21 of v1, the 7 named v2 additions (governance-objection diagnostic, now 5.7; 2.5, 3.3, 3.4, 4.4, 4.6, 5.6), the v2.2 restoration of 3.6, the v2.3 additions 2.6 and 3.7 (</w:t>
+      </w:r>
+      <w:r>
+        <w:rPr>
+          <w:iCs/>
+          <w:i/>
         </w:rPr>
         <w:t xml:space="preserve">enable the people who deliver</w:t>
       </w:r>
@@ -1602,8 +1698,8 @@
       </w:r>
       <w:r>
         <w:rPr>
-          <w:i/>
-          <w:iCs/>
+          <w:iCs/>
+          <w:i/>
         </w:rPr>
         <w:t xml:space="preserve">appraise primary research</w:t>
       </w:r>
@@ -1612,8 +1708,8 @@
       </w:r>
       <w:r>
         <w:rPr>
-          <w:i/>
-          <w:iCs/>
+          <w:iCs/>
+          <w:i/>
         </w:rPr>
         <w:t xml:space="preserve">accessibility and inclusion</w:t>
       </w:r>
@@ -1622,8 +1718,8 @@
       </w:r>
       <w:r>
         <w:rPr>
-          <w:i/>
-          <w:iCs/>
+          <w:iCs/>
+          <w:i/>
         </w:rPr>
         <w:t xml:space="preserve">assessment before content</w:t>
       </w:r>
@@ -1634,7 +1730,13 @@
         <w:t xml:space="preserve"> </w:t>
       </w:r>
       <w:r>
-        <w:t xml:space="preserve">“decision-grade evidence”</w:t>
+        <w:t xml:space="preserve">“</w:t>
+      </w:r>
+      <w:r>
+        <w:t xml:space="preserve">decision-grade evidence</w:t>
+      </w:r>
+      <w:r>
+        <w:t xml:space="preserve">”</w:t>
       </w:r>
       <w:r>
         <w:t xml:space="preserve"> </w:t>
@@ -1643,8 +1745,8 @@
         <w:t xml:space="preserve">as judgment under irreducible uncertainty is carried at 4.3 and 4.4. If any v2 addition creates friction with documentation of record, drop the number and fold the language back; the scheme renumbers cleanly.</w:t>
       </w:r>
     </w:p>
-    <w:bookmarkEnd w:id="15"/>
-    <w:bookmarkStart w:id="16" w:name="using-the-tags"/>
+    <w:bookmarkEnd w:id="26"/>
+    <w:bookmarkStart w:id="27" w:name="using-the-tags"/>
     <w:p>
       <w:pPr>
         <w:pStyle w:val="Heading1"/>
@@ -1667,8 +1769,8 @@
       </w:pPr>
       <w:r>
         <w:rPr>
-          <w:b/>
-          <w:bCs/>
+          <w:bCs/>
+          <w:b/>
         </w:rPr>
         <w:t xml:space="preserve">Case studies.</w:t>
       </w:r>
@@ -1685,8 +1787,8 @@
       </w:pPr>
       <w:r>
         <w:rPr>
-          <w:b/>
-          <w:bCs/>
+          <w:bCs/>
+          <w:b/>
         </w:rPr>
         <w:t xml:space="preserve">Capstone rubrics.</w:t>
       </w:r>
@@ -1703,8 +1805,8 @@
       </w:pPr>
       <w:r>
         <w:rPr>
-          <w:b/>
-          <w:bCs/>
+          <w:bCs/>
+          <w:b/>
         </w:rPr>
         <w:t xml:space="preserve">Recruiting and the site.</w:t>
       </w:r>
@@ -1715,8 +1817,8 @@
         <w:t xml:space="preserve">Taglines and main objectives are the public-facing layer for capabilitymatters.org and program one-pagers; formal names carry course documentation; the LEO table stays in the documentation of record.</w:t>
       </w:r>
     </w:p>
-    <w:bookmarkEnd w:id="16"/>
-    <w:bookmarkStart w:id="17" w:name="the-five-in-one-breath"/>
+    <w:bookmarkEnd w:id="27"/>
+    <w:bookmarkStart w:id="28" w:name="the-five-in-one-breath"/>
     <w:p>
       <w:pPr>
         <w:pStyle w:val="Heading1"/>
@@ -1731,8 +1833,8 @@
       </w:pPr>
       <w:r>
         <w:rPr>
-          <w:i/>
-          <w:iCs/>
+          <w:iCs/>
+          <w:i/>
         </w:rPr>
         <w:t xml:space="preserve">See the whole system. Build, test, refine. Work together. Show what works. Make it work in the real world.</w:t>
       </w:r>
@@ -1744,8 +1846,8 @@
         </w:pict>
       </w:r>
     </w:p>
-    <w:bookmarkEnd w:id="17"/>
-    <w:bookmarkStart w:id="18" w:name="change-log"/>
+    <w:bookmarkEnd w:id="28"/>
+    <w:bookmarkStart w:id="29" w:name="change-log"/>
     <w:p>
       <w:pPr>
         <w:pStyle w:val="Heading1"/>
@@ -1760,8 +1862,8 @@
       </w:pPr>
       <w:r>
         <w:rPr>
-          <w:b/>
-          <w:bCs/>
+          <w:bCs/>
+          <w:b/>
         </w:rPr>
         <w:t xml:space="preserve">Terminology note — July 2026.</w:t>
       </w:r>
@@ -1776,8 +1878,8 @@
       </w:r>
       <w:r>
         <w:rPr>
-          <w:b/>
-          <w:bCs/>
+          <w:bCs/>
+          <w:b/>
         </w:rPr>
         <w:t xml:space="preserve">LEO</w:t>
       </w:r>
@@ -1791,13 +1893,25 @@
         <w:t xml:space="preserve"> </w:t>
       </w:r>
       <w:r>
-        <w:t xml:space="preserve">“CLO.”</w:t>
-      </w:r>
-      <w:r>
-        <w:t xml:space="preserve"> </w:t>
-      </w:r>
-      <w:r>
-        <w:t xml:space="preserve">“CLO”</w:t>
+        <w:t xml:space="preserve">“</w:t>
+      </w:r>
+      <w:r>
+        <w:t xml:space="preserve">CLO.</w:t>
+      </w:r>
+      <w:r>
+        <w:t xml:space="preserve">”</w:t>
+      </w:r>
+      <w:r>
+        <w:t xml:space="preserve"> </w:t>
+      </w:r>
+      <w:r>
+        <w:t xml:space="preserve">“</w:t>
+      </w:r>
+      <w:r>
+        <w:t xml:space="preserve">CLO</w:t>
+      </w:r>
+      <w:r>
+        <w:t xml:space="preserve">”</w:t>
       </w:r>
       <w:r>
         <w:t xml:space="preserve"> </w:t>
@@ -1810,8 +1924,8 @@
       </w:r>
       <w:r>
         <w:rPr>
-          <w:i/>
-          <w:iCs/>
+          <w:iCs/>
+          <w:i/>
         </w:rPr>
         <w:t xml:space="preserve">course</w:t>
       </w:r>
@@ -1825,7 +1939,13 @@
         <w:t xml:space="preserve"> </w:t>
       </w:r>
       <w:r>
-        <w:t xml:space="preserve">“MLO”</w:t>
+        <w:t xml:space="preserve">“</w:t>
+      </w:r>
+      <w:r>
+        <w:t xml:space="preserve">MLO</w:t>
+      </w:r>
+      <w:r>
+        <w:t xml:space="preserve">”</w:t>
       </w:r>
       <w:r>
         <w:t xml:space="preserve"> </w:t>
@@ -1838,8 +1958,8 @@
       </w:r>
       <w:r>
         <w:rPr>
-          <w:i/>
-          <w:iCs/>
+          <w:iCs/>
+          <w:i/>
         </w:rPr>
         <w:t xml:space="preserve">module</w:t>
       </w:r>
@@ -1856,8 +1976,91 @@
       </w:pPr>
       <w:r>
         <w:rPr>
-          <w:b/>
-          <w:bCs/>
+          <w:bCs/>
+          <w:b/>
+        </w:rPr>
+        <w:t xml:space="preserve">v2.6 — September 2026</w:t>
+      </w:r>
+      <w:r>
+        <w:t xml:space="preserve"> </w:t>
+      </w:r>
+      <w:r>
+        <w:rPr>
+          <w:iCs/>
+          <w:i/>
+        </w:rPr>
+        <w:t xml:space="preserve">(current)</w:t>
+      </w:r>
+      <w:r>
+        <w:t xml:space="preserve"> </w:t>
+      </w:r>
+      <w:r>
+        <w:t xml:space="preserve">-</w:t>
+      </w:r>
+      <w:r>
+        <w:t xml:space="preserve"> </w:t>
+      </w:r>
+      <w:r>
+        <w:rPr>
+          <w:bCs/>
+          <w:b/>
+        </w:rPr>
+        <w:t xml:space="preserve">Governance-objection diagnostic re-homed: 1.5 → 5.7.</w:t>
+      </w:r>
+      <w:r>
+        <w:t xml:space="preserve"> </w:t>
+      </w:r>
+      <w:r>
+        <w:t xml:space="preserve">The diagnostic (</w:t>
+      </w:r>
+      <w:r>
+        <w:rPr>
+          <w:iCs/>
+          <w:i/>
+        </w:rPr>
+        <w:t xml:space="preserve">distinguish a governance objection good design can dissolve from one that correctly signals do-not-deploy</w:t>
+      </w:r>
+      <w:r>
+        <w:t xml:space="preserve">) was filed under LEO-1 (Systems Analysis) but is a governance skill, and its assessment home is LEN 2 (governance), not a systems-analysis course. Moved to LEO-5 (Navigating Sociotechnical Constraints) as</w:t>
+      </w:r>
+      <w:r>
+        <w:t xml:space="preserve"> </w:t>
+      </w:r>
+      <w:r>
+        <w:rPr>
+          <w:bCs/>
+          <w:b/>
+        </w:rPr>
+        <w:t xml:space="preserve">5.7</w:t>
+      </w:r>
+      <w:r>
+        <w:t xml:space="preserve">. LEO-1 returns to four subobjectives (1.1–1.4); LEO-5 grows to seven (5.1–5.7).</w:t>
+      </w:r>
+      <w:r>
+        <w:t xml:space="preserve"> </w:t>
+      </w:r>
+      <w:r>
+        <w:rPr>
+          <w:bCs/>
+          <w:b/>
+        </w:rPr>
+        <w:t xml:space="preserve">No competency added or removed; the subobjective count stays 33.</w:t>
+      </w:r>
+      <w:r>
+        <w:t xml:space="preserve"> </w:t>
+      </w:r>
+      <w:r>
+        <w:t xml:space="preserve">This is the doc 1 half of the coverage-assignment pass that pins every subobjective to explicit courses; the doc 2 mapping updates for LEN 2 (assess 5.7) and the LEN 1 CLO record follow. Adopted September 2026 with program-director (J. Diamond) approval of the LEN 1 redesign and the associated concentration changes.1–v2.6 changes.</w:t>
+      </w:r>
+    </w:p>
+    <w:p>
+      <w:pPr>
+        <w:pStyle w:val="BodyText"/>
+      </w:pPr>
+      <w:r>
+        <w:rPr>
+          <w:bCs/>
+          <w:b/>
         </w:rPr>
         <w:t xml:space="preserve">v2.5 — July 2026</w:t>
       </w:r>
@@ -1866,10 +2069,10 @@
       </w:r>
       <w:r>
         <w:rPr>
-          <w:i/>
-          <w:iCs/>
-        </w:rPr>
-        <w:t xml:space="preserve">(current)</w:t>
+          <w:iCs/>
+          <w:i/>
+        </w:rPr>
+        <w:t xml:space="preserve">(superseded by v2.6)</w:t>
       </w:r>
       <w:r>
         <w:t xml:space="preserve"> </w:t>
@@ -1882,8 +2085,8 @@
       </w:r>
       <w:r>
         <w:rPr>
-          <w:b/>
-          <w:bCs/>
+          <w:bCs/>
+          <w:b/>
         </w:rPr>
         <w:t xml:space="preserve">2.7 and 4.8 named.</w:t>
       </w:r>
@@ -1898,8 +2101,8 @@
       </w:r>
       <w:r>
         <w:rPr>
-          <w:b/>
-          <w:bCs/>
+          <w:bCs/>
+          <w:b/>
         </w:rPr>
         <w:t xml:space="preserve">2.7</w:t>
       </w:r>
@@ -1908,8 +2111,8 @@
       </w:r>
       <w:r>
         <w:rPr>
-          <w:i/>
-          <w:iCs/>
+          <w:iCs/>
+          <w:i/>
         </w:rPr>
         <w:t xml:space="preserve">design for accessibility and inclusion</w:t>
       </w:r>
@@ -1924,8 +2127,8 @@
       </w:r>
       <w:r>
         <w:rPr>
-          <w:b/>
-          <w:bCs/>
+          <w:bCs/>
+          <w:b/>
         </w:rPr>
         <w:t xml:space="preserve">4.8</w:t>
       </w:r>
@@ -1934,8 +2137,8 @@
       </w:r>
       <w:r>
         <w:rPr>
-          <w:i/>
-          <w:iCs/>
+          <w:iCs/>
+          <w:i/>
         </w:rPr>
         <w:t xml:space="preserve">design the assessment before the content</w:t>
       </w:r>
@@ -1956,8 +2159,8 @@
       </w:r>
       <w:r>
         <w:rPr>
-          <w:b/>
-          <w:bCs/>
+          <w:bCs/>
+          <w:b/>
         </w:rPr>
         <w:t xml:space="preserve">Light-touch course additions</w:t>
       </w:r>
@@ -1974,8 +2177,8 @@
       </w:pPr>
       <w:r>
         <w:rPr>
-          <w:b/>
-          <w:bCs/>
+          <w:bCs/>
+          <w:b/>
         </w:rPr>
         <w:t xml:space="preserve">v2.4 — July 2026</w:t>
       </w:r>
@@ -1984,8 +2187,8 @@
       </w:r>
       <w:r>
         <w:rPr>
-          <w:i/>
-          <w:iCs/>
+          <w:iCs/>
+          <w:i/>
         </w:rPr>
         <w:t xml:space="preserve">(superseded by v2.5)</w:t>
       </w:r>
@@ -2000,31 +2203,31 @@
       </w:r>
       <w:r>
         <w:rPr>
-          <w:b/>
-          <w:bCs/>
+          <w:bCs/>
+          <w:b/>
         </w:rPr>
         <w:t xml:space="preserve">4.7 added —</w:t>
       </w:r>
       <w:r>
         <w:rPr>
-          <w:b/>
-          <w:bCs/>
-        </w:rPr>
-        <w:t xml:space="preserve"> </w:t>
-      </w:r>
-      <w:r>
-        <w:rPr>
-          <w:b/>
-          <w:bCs/>
-          <w:i/>
-          <w:iCs/>
+          <w:bCs/>
+          <w:b/>
+        </w:rPr>
+        <w:t xml:space="preserve"> </w:t>
+      </w:r>
+      <w:r>
+        <w:rPr>
+          <w:iCs/>
+          <w:i/>
+          <w:bCs/>
+          <w:b/>
         </w:rPr>
         <w:t xml:space="preserve">appraise primary research</w:t>
       </w:r>
       <w:r>
         <w:rPr>
-          <w:b/>
-          <w:bCs/>
+          <w:bCs/>
+          <w:b/>
         </w:rPr>
         <w:t xml:space="preserve">.</w:t>
       </w:r>
@@ -2039,38 +2242,38 @@
       </w:r>
       <w:r>
         <w:rPr>
-          <w:b/>
-          <w:bCs/>
+          <w:bCs/>
+          <w:b/>
         </w:rPr>
         <w:t xml:space="preserve">With 4.7 the entire Individual tier of the ICICLE</w:t>
       </w:r>
       <w:r>
         <w:rPr>
-          <w:b/>
-          <w:bCs/>
-        </w:rPr>
-        <w:t xml:space="preserve"> </w:t>
-      </w:r>
-      <w:r>
-        <w:rPr>
-          <w:b/>
-          <w:bCs/>
-          <w:i/>
-          <w:iCs/>
+          <w:bCs/>
+          <w:b/>
+        </w:rPr>
+        <w:t xml:space="preserve"> </w:t>
+      </w:r>
+      <w:r>
+        <w:rPr>
+          <w:iCs/>
+          <w:i/>
+          <w:bCs/>
+          <w:b/>
         </w:rPr>
         <w:t xml:space="preserve">Essential Competencies</w:t>
       </w:r>
       <w:r>
         <w:rPr>
-          <w:b/>
-          <w:bCs/>
-        </w:rPr>
-        <w:t xml:space="preserve"> </w:t>
-      </w:r>
-      <w:r>
-        <w:rPr>
-          <w:b/>
-          <w:bCs/>
+          <w:bCs/>
+          <w:b/>
+        </w:rPr>
+        <w:t xml:space="preserve"> </w:t>
+      </w:r>
+      <w:r>
+        <w:rPr>
+          <w:bCs/>
+          <w:b/>
         </w:rPr>
         <w:t xml:space="preserve">framework is covered.</w:t>
       </w:r>
@@ -2106,8 +2309,8 @@
       </w:r>
       <w:r>
         <w:rPr>
-          <w:b/>
-          <w:bCs/>
+          <w:bCs/>
+          <w:b/>
         </w:rPr>
         <w:t xml:space="preserve">v2.6</w:t>
       </w:r>
@@ -2122,38 +2325,38 @@
       </w:r>
       <w:r>
         <w:rPr>
-          <w:b/>
-          <w:bCs/>
+          <w:bCs/>
+          <w:b/>
         </w:rPr>
         <w:t xml:space="preserve">3.f (run a formal study + human-subjects/IRB) at</w:t>
       </w:r>
       <w:r>
         <w:rPr>
-          <w:b/>
-          <w:bCs/>
-        </w:rPr>
-        <w:t xml:space="preserve"> </w:t>
-      </w:r>
-      <w:r>
-        <w:rPr>
-          <w:b/>
-          <w:bCs/>
-          <w:i/>
-          <w:iCs/>
+          <w:bCs/>
+          <w:b/>
+        </w:rPr>
+        <w:t xml:space="preserve"> </w:t>
+      </w:r>
+      <w:r>
+        <w:rPr>
+          <w:iCs/>
+          <w:i/>
+          <w:bCs/>
+          <w:b/>
         </w:rPr>
         <w:t xml:space="preserve">awareness</w:t>
       </w:r>
       <w:r>
         <w:rPr>
-          <w:b/>
-          <w:bCs/>
-        </w:rPr>
-        <w:t xml:space="preserve"> </w:t>
-      </w:r>
-      <w:r>
-        <w:rPr>
-          <w:b/>
-          <w:bCs/>
+          <w:bCs/>
+          <w:b/>
+        </w:rPr>
+        <w:t xml:space="preserve"> </w:t>
+      </w:r>
+      <w:r>
+        <w:rPr>
+          <w:bCs/>
+          <w:b/>
         </w:rPr>
         <w:t xml:space="preserve">tier</w:t>
       </w:r>
@@ -2194,8 +2397,8 @@
       </w:pPr>
       <w:r>
         <w:rPr>
-          <w:b/>
-          <w:bCs/>
+          <w:bCs/>
+          <w:b/>
         </w:rPr>
         <w:t xml:space="preserve">v2.3 — July 2026</w:t>
       </w:r>
@@ -2204,8 +2407,8 @@
       </w:r>
       <w:r>
         <w:rPr>
-          <w:i/>
-          <w:iCs/>
+          <w:iCs/>
+          <w:i/>
         </w:rPr>
         <w:t xml:space="preserve">(superseded by v2.4)</w:t>
       </w:r>
@@ -2220,31 +2423,31 @@
       </w:r>
       <w:r>
         <w:rPr>
-          <w:b/>
-          <w:bCs/>
+          <w:bCs/>
+          <w:b/>
         </w:rPr>
         <w:t xml:space="preserve">2.6 and 3.7 added —</w:t>
       </w:r>
       <w:r>
         <w:rPr>
-          <w:b/>
-          <w:bCs/>
-        </w:rPr>
-        <w:t xml:space="preserve"> </w:t>
-      </w:r>
-      <w:r>
-        <w:rPr>
-          <w:b/>
-          <w:bCs/>
-          <w:i/>
-          <w:iCs/>
+          <w:bCs/>
+          <w:b/>
+        </w:rPr>
+        <w:t xml:space="preserve"> </w:t>
+      </w:r>
+      <w:r>
+        <w:rPr>
+          <w:iCs/>
+          <w:i/>
+          <w:bCs/>
+          <w:b/>
         </w:rPr>
         <w:t xml:space="preserve">enable the people who deliver</w:t>
       </w:r>
       <w:r>
         <w:rPr>
-          <w:b/>
-          <w:bCs/>
+          <w:bCs/>
+          <w:b/>
         </w:rPr>
         <w:t xml:space="preserve">.</w:t>
       </w:r>
@@ -2259,8 +2462,8 @@
       </w:r>
       <w:r>
         <w:rPr>
-          <w:i/>
-          <w:iCs/>
+          <w:iCs/>
+          <w:i/>
         </w:rPr>
         <w:t xml:space="preserve">Essential Competencies</w:t>
       </w:r>
@@ -2280,7 +2483,13 @@
         <w:t xml:space="preserve">) found 5.c (</w:t>
       </w:r>
       <w:r>
-        <w:t xml:space="preserve">“enable the people who deliver”</w:t>
+        <w:t xml:space="preserve">“</w:t>
+      </w:r>
+      <w:r>
+        <w:t xml:space="preserve">enable the people who deliver</w:t>
+      </w:r>
+      <w:r>
+        <w:t xml:space="preserve">”</w:t>
       </w:r>
       <w:r>
         <w:t xml:space="preserve">) to be the single</w:t>
@@ -2290,8 +2499,8 @@
       </w:r>
       <w:r>
         <w:rPr>
-          <w:i/>
-          <w:iCs/>
+          <w:iCs/>
+          <w:i/>
         </w:rPr>
         <w:t xml:space="preserve">Individual</w:t>
       </w:r>
@@ -2303,8 +2512,8 @@
       </w:r>
       <w:r>
         <w:rPr>
-          <w:b/>
-          <w:bCs/>
+          <w:bCs/>
+          <w:b/>
         </w:rPr>
         <w:t xml:space="preserve">2.6</w:t>
       </w:r>
@@ -2319,8 +2528,8 @@
       </w:r>
       <w:r>
         <w:rPr>
-          <w:b/>
-          <w:bCs/>
+          <w:bCs/>
+          <w:b/>
         </w:rPr>
         <w:t xml:space="preserve">3.7</w:t>
       </w:r>
@@ -2347,8 +2556,8 @@
       </w:r>
       <w:r>
         <w:rPr>
-          <w:b/>
-          <w:bCs/>
+          <w:bCs/>
+          <w:b/>
         </w:rPr>
         <w:t xml:space="preserve">Deliberate scope, recorded not closed:</w:t>
       </w:r>
@@ -2363,8 +2572,8 @@
       </w:r>
       <w:r>
         <w:rPr>
-          <w:i/>
-          <w:iCs/>
+          <w:iCs/>
+          <w:i/>
         </w:rPr>
         <w:t xml:space="preserve">Team</w:t>
       </w:r>
@@ -2378,8 +2587,8 @@
       </w:pPr>
       <w:r>
         <w:rPr>
-          <w:b/>
-          <w:bCs/>
+          <w:bCs/>
+          <w:b/>
         </w:rPr>
         <w:t xml:space="preserve">v2.2 — July 2026</w:t>
       </w:r>
@@ -2388,8 +2597,8 @@
       </w:r>
       <w:r>
         <w:rPr>
-          <w:i/>
-          <w:iCs/>
+          <w:iCs/>
+          <w:i/>
         </w:rPr>
         <w:t xml:space="preserve">(superseded by v2.3)</w:t>
       </w:r>
@@ -2404,8 +2613,8 @@
       </w:r>
       <w:r>
         <w:rPr>
-          <w:b/>
-          <w:bCs/>
+          <w:bCs/>
+          <w:b/>
         </w:rPr>
         <w:t xml:space="preserve">3.6 restored.</w:t>
       </w:r>
@@ -2414,8 +2623,8 @@
       </w:r>
       <w:r>
         <w:rPr>
-          <w:i/>
-          <w:iCs/>
+          <w:iCs/>
+          <w:i/>
         </w:rPr>
         <w:t xml:space="preserve">Communicate evidence-based recommendations for when system augmentation improves versus degrades capability outcomes and operator agency.</w:t>
       </w:r>
@@ -2430,8 +2639,8 @@
       </w:r>
       <w:r>
         <w:rPr>
-          <w:b/>
-          <w:bCs/>
+          <w:bCs/>
+          <w:b/>
         </w:rPr>
         <w:t xml:space="preserve">Change-log discipline is what stops this recurring: a deletion is a change and needs an entry.</w:t>
       </w:r>
@@ -2442,7 +2651,13 @@
         <w:t xml:space="preserve">- Wording generalized from v1 (</w:t>
       </w:r>
       <w:r>
-        <w:t xml:space="preserve">“AI augmentation”</w:t>
+        <w:t xml:space="preserve">“</w:t>
+      </w:r>
+      <w:r>
+        <w:t xml:space="preserve">AI augmentation</w:t>
+      </w:r>
+      <w:r>
+        <w:t xml:space="preserve">”</w:t>
       </w:r>
       <w:r>
         <w:t xml:space="preserve">) to</w:t>
@@ -2451,7 +2666,13 @@
         <w:t xml:space="preserve"> </w:t>
       </w:r>
       <w:r>
-        <w:t xml:space="preserve">“system augmentation,”</w:t>
+        <w:t xml:space="preserve">“</w:t>
+      </w:r>
+      <w:r>
+        <w:t xml:space="preserve">system augmentation,</w:t>
+      </w:r>
+      <w:r>
+        <w:t xml:space="preserve">”</w:t>
       </w:r>
       <w:r>
         <w:t xml:space="preserve"> </w:t>
@@ -2478,8 +2699,8 @@
       </w:pPr>
       <w:r>
         <w:rPr>
-          <w:b/>
-          <w:bCs/>
+          <w:bCs/>
+          <w:b/>
         </w:rPr>
         <w:t xml:space="preserve">v2.1 — June 2026</w:t>
       </w:r>
@@ -2488,8 +2709,8 @@
       </w:r>
       <w:r>
         <w:rPr>
-          <w:i/>
-          <w:iCs/>
+          <w:iCs/>
+          <w:i/>
         </w:rPr>
         <w:t xml:space="preserve">(superseded by v2.2; content otherwise current)</w:t>
       </w:r>
@@ -2504,8 +2725,8 @@
       </w:r>
       <w:r>
         <w:rPr>
-          <w:b/>
-          <w:bCs/>
+          <w:bCs/>
+          <w:b/>
         </w:rPr>
         <w:t xml:space="preserve">D3 reorder + rename.</w:t>
       </w:r>
@@ -2520,8 +2741,8 @@
       </w:r>
       <w:r>
         <w:rPr>
-          <w:b/>
-          <w:bCs/>
+          <w:bCs/>
+          <w:b/>
         </w:rPr>
         <w:t xml:space="preserve">Human-System Collaboration</w:t>
       </w:r>
@@ -2542,8 +2763,8 @@
       </w:r>
       <w:r>
         <w:rPr>
-          <w:b/>
-          <w:bCs/>
+          <w:bCs/>
+          <w:b/>
         </w:rPr>
         <w:t xml:space="preserve">7 new subobjectives</w:t>
       </w:r>
@@ -2564,8 +2785,8 @@
       </w:r>
       <w:r>
         <w:rPr>
-          <w:b/>
-          <w:bCs/>
+          <w:bCs/>
+          <w:b/>
         </w:rPr>
         <w:t xml:space="preserve">1 renamed subobjective:</w:t>
       </w:r>
@@ -2579,7 +2800,13 @@
         <w:t xml:space="preserve"> </w:t>
       </w:r>
       <w:r>
-        <w:t xml:space="preserve">“gap attribution”</w:t>
+        <w:t xml:space="preserve">“</w:t>
+      </w:r>
+      <w:r>
+        <w:t xml:space="preserve">gap attribution</w:t>
+      </w:r>
+      <w:r>
+        <w:t xml:space="preserve">”</w:t>
       </w:r>
       <w:r>
         <w:t xml:space="preserve"> </w:t>
@@ -2591,7 +2818,13 @@
         <w:t xml:space="preserve"> </w:t>
       </w:r>
       <w:r>
-        <w:t xml:space="preserve">“diagnose the gap”</w:t>
+        <w:t xml:space="preserve">“</w:t>
+      </w:r>
+      <w:r>
+        <w:t xml:space="preserve">diagnose the gap</w:t>
+      </w:r>
+      <w:r>
+        <w:t xml:space="preserve">”</w:t>
       </w:r>
       <w:r>
         <w:t xml:space="preserve">).</w:t>
@@ -2607,8 +2840,8 @@
       </w:r>
       <w:r>
         <w:rPr>
-          <w:b/>
-          <w:bCs/>
+          <w:bCs/>
+          <w:b/>
         </w:rPr>
         <w:t xml:space="preserve">Reframed term:</w:t>
       </w:r>
@@ -2616,7 +2849,13 @@
         <w:t xml:space="preserve"> </w:t>
       </w:r>
       <w:r>
-        <w:t xml:space="preserve">“decision-grade evidence”</w:t>
+        <w:t xml:space="preserve">“</w:t>
+      </w:r>
+      <w:r>
+        <w:t xml:space="preserve">decision-grade evidence</w:t>
+      </w:r>
+      <w:r>
+        <w:t xml:space="preserve">”</w:t>
       </w:r>
       <w:r>
         <w:t xml:space="preserve"> </w:t>
@@ -2635,8 +2874,8 @@
       </w:r>
       <w:r>
         <w:rPr>
-          <w:b/>
-          <w:bCs/>
+          <w:bCs/>
+          <w:b/>
         </w:rPr>
         <w:t xml:space="preserve">New tagline:</w:t>
       </w:r>
@@ -2650,7 +2889,13 @@
         <w:t xml:space="preserve"> </w:t>
       </w:r>
       <w:r>
-        <w:t xml:space="preserve">“work together”</w:t>
+        <w:t xml:space="preserve">“</w:t>
+      </w:r>
+      <w:r>
+        <w:t xml:space="preserve">work together</w:t>
+      </w:r>
+      <w:r>
+        <w:t xml:space="preserve">”</w:t>
       </w:r>
       <w:r>
         <w:t xml:space="preserve"> </w:t>
@@ -2669,8 +2914,8 @@
       </w:r>
       <w:r>
         <w:rPr>
-          <w:b/>
-          <w:bCs/>
+          <w:bCs/>
+          <w:b/>
         </w:rPr>
         <w:t xml:space="preserve">What the casebook anchor codes mean.</w:t>
       </w:r>
@@ -2700,8 +2945,8 @@
       </w:r>
       <w:r>
         <w:rPr>
-          <w:b/>
-          <w:bCs/>
+          <w:bCs/>
+          <w:b/>
         </w:rPr>
         <w:t xml:space="preserve">Human-System Collaboration</w:t>
       </w:r>
@@ -2715,8 +2960,8 @@
       </w:pPr>
       <w:r>
         <w:rPr>
-          <w:b/>
-          <w:bCs/>
+          <w:bCs/>
+          <w:b/>
         </w:rPr>
         <w:t xml:space="preserve">v2.0 — May 2026</w:t>
       </w:r>
@@ -2725,8 +2970,8 @@
       </w:r>
       <w:r>
         <w:rPr>
-          <w:i/>
-          <w:iCs/>
+          <w:iCs/>
+          <w:i/>
         </w:rPr>
         <w:t xml:space="preserve">(superseded by v2.1; never adopted standalone)</w:t>
       </w:r>
@@ -2752,7 +2997,13 @@
         <w:t xml:space="preserve"> </w:t>
       </w:r>
       <w:r>
-        <w:t xml:space="preserve">“new LEOs”</w:t>
+        <w:t xml:space="preserve">“</w:t>
+      </w:r>
+      <w:r>
+        <w:t xml:space="preserve">new LEOs</w:t>
+      </w:r>
+      <w:r>
+        <w:t xml:space="preserve">”</w:t>
       </w:r>
       <w:r>
         <w:t xml:space="preserve"> </w:t>
@@ -2767,8 +3018,8 @@
       </w:pPr>
       <w:r>
         <w:rPr>
-          <w:b/>
-          <w:bCs/>
+          <w:bCs/>
+          <w:b/>
         </w:rPr>
         <w:t xml:space="preserve">v1 — March 2026</w:t>
       </w:r>
@@ -2777,8 +3028,8 @@
       </w:r>
       <w:r>
         <w:rPr>
-          <w:i/>
-          <w:iCs/>
+          <w:iCs/>
+          <w:i/>
         </w:rPr>
         <w:t xml:space="preserve">(initial)</w:t>
       </w:r>
@@ -2801,12 +3052,8 @@
         <w:t xml:space="preserve">.</w:t>
       </w:r>
     </w:p>
-    <w:bookmarkEnd w:id="18"/>
-    <w:sectPr>
-      <w:footnotePr>
-        <w:numRestart w:val="eachSect"/>
-      </w:footnotePr>
-    </w:sectPr>
+    <w:bookmarkEnd w:id="29"/>
+    <w:sectPr/>
   </w:body>
 </w:document>
 </file>
@@ -2837,14 +3084,14 @@
 <file path=word/numbering.xml><?xml version="1.0" encoding="utf-8"?>
 <w:numbering xmlns:w="http://schemas.openxmlformats.org/wordprocessingml/2006/main">
   <w:abstractNum w:abstractNumId="990">
-    <w:nsid w:val="0000A990"/>
+    <w:nsid w:val="A990"/>
     <w:multiLevelType w:val="multilevel"/>
     <w:lvl w:ilvl="0">
       <w:numFmt w:val="bullet"/>
       <w:lvlText w:val=" "/>
       <w:lvlJc w:val="left"/>
       <w:pPr>
-        <w:ind w:left="720" w:hanging="360"/>
+        <w:ind w:left="720" w:hanging="480"/>
       </w:pPr>
     </w:lvl>
     <w:lvl w:ilvl="1">
@@ -2852,7 +3099,7 @@
       <w:lvlText w:val=" "/>
       <w:lvlJc w:val="left"/>
       <w:pPr>
-        <w:ind w:left="1440" w:hanging="360"/>
+        <w:ind w:left="1440" w:hanging="480"/>
       </w:pPr>
     </w:lvl>
     <w:lvl w:ilvl="2">
@@ -2860,7 +3107,7 @@
       <w:lvlText w:val=" "/>
       <w:lvlJc w:val="left"/>
       <w:pPr>
-        <w:ind w:left="2160" w:hanging="360"/>
+        <w:ind w:left="2160" w:hanging="480"/>
       </w:pPr>
     </w:lvl>
     <w:lvl w:ilvl="3">
@@ -2868,7 +3115,7 @@
       <w:lvlText w:val=" "/>
       <w:lvlJc w:val="left"/>
       <w:pPr>
-        <w:ind w:left="2880" w:hanging="360"/>
+        <w:ind w:left="2880" w:hanging="480"/>
       </w:pPr>
     </w:lvl>
     <w:lvl w:ilvl="4">
@@ -2876,7 +3123,7 @@
       <w:lvlText w:val=" "/>
       <w:lvlJc w:val="left"/>
       <w:pPr>
-        <w:ind w:left="3600" w:hanging="360"/>
+        <w:ind w:left="3600" w:hanging="480"/>
       </w:pPr>
     </w:lvl>
     <w:lvl w:ilvl="5">
@@ -2884,7 +3131,7 @@
       <w:lvlText w:val=" "/>
       <w:lvlJc w:val="left"/>
       <w:pPr>
-        <w:ind w:left="4320" w:hanging="360"/>
+        <w:ind w:left="4320" w:hanging="480"/>
       </w:pPr>
     </w:lvl>
     <w:lvl w:ilvl="6">
@@ -2892,7 +3139,7 @@
       <w:lvlText w:val=" "/>
       <w:lvlJc w:val="left"/>
       <w:pPr>
-        <w:ind w:left="5040" w:hanging="360"/>
+        <w:ind w:left="5040" w:hanging="480"/>
       </w:pPr>
     </w:lvl>
     <w:lvl w:ilvl="7">
@@ -2900,7 +3147,7 @@
       <w:lvlText w:val=" "/>
       <w:lvlJc w:val="left"/>
       <w:pPr>
-        <w:ind w:left="5760" w:hanging="360"/>
+        <w:ind w:left="5760" w:hanging="480"/>
       </w:pPr>
     </w:lvl>
     <w:lvl w:ilvl="8">
@@ -2908,7 +3155,7 @@
       <w:lvlText w:val=" "/>
       <w:lvlJc w:val="left"/>
       <w:pPr>
-        <w:ind w:left="6480" w:hanging="360"/>
+        <w:ind w:left="6480" w:hanging="480"/>
       </w:pPr>
     </w:lvl>
   </w:abstractNum>
@@ -2923,10 +3170,10 @@
   <w:docDefaults>
     <w:rPrDefault>
       <w:rPr>
-        <w:rFonts w:asciiTheme="minorHAnsi" w:cstheme="minorBidi" w:eastAsiaTheme="minorEastAsia" w:hAnsiTheme="minorHAnsi"/>
+        <w:rFonts w:asciiTheme="minorHAnsi" w:cstheme="minorBidi" w:eastAsiaTheme="minorHAnsi" w:hAnsiTheme="minorHAnsi"/>
         <w:sz w:val="24"/>
         <w:szCs w:val="24"/>
-        <w:lang w:bidi="ar-SA" w:eastAsia="zh-CN" w:val="en-US"/>
+        <w:lang w:bidi="ar-SA" w:eastAsia="en-US" w:val="en-US"/>
       </w:rPr>
     </w:rPrDefault>
     <w:pPrDefault>
@@ -2944,10 +3191,10 @@
     <w:name w:val="Body Text"/>
     <w:basedOn w:val="Normal"/>
     <w:link w:val="BodyTextChar"/>
-    <w:qFormat/>
     <w:pPr>
       <w:spacing w:after="180" w:before="180"/>
     </w:pPr>
+    <w:qFormat/>
   </w:style>
   <w:style w:customStyle="1" w:styleId="FirstParagraph" w:type="paragraph">
     <w:name w:val="First Paragraph"/>
@@ -2967,94 +3214,57 @@
     <w:name w:val="Title"/>
     <w:basedOn w:val="Normal"/>
     <w:next w:val="BodyText"/>
-    <w:link w:val="TitleChar"/>
-    <w:uiPriority w:val="10"/>
     <w:qFormat/>
-    <w:rsid w:val="00A10FD9"/>
     <w:pPr>
-      <w:spacing w:after="80" w:line="240" w:lineRule="auto"/>
-      <w:contextualSpacing/>
+      <w:keepNext/>
+      <w:keepLines/>
+      <w:spacing w:after="240" w:before="480"/>
       <w:jc w:val="center"/>
     </w:pPr>
     <w:rPr>
       <w:rFonts w:asciiTheme="majorHAnsi" w:cstheme="majorBidi" w:eastAsiaTheme="majorEastAsia" w:hAnsiTheme="majorHAnsi"/>
-      <w:sz w:val="56"/>
-      <w:szCs w:val="56"/>
-    </w:rPr>
-  </w:style>
-  <w:style w:customStyle="1" w:styleId="TitleChar" w:type="character">
-    <w:name w:val="Title Char"/>
-    <w:basedOn w:val="DefaultParagraphFont"/>
-    <w:link w:val="Title"/>
-    <w:uiPriority w:val="10"/>
-    <w:rsid w:val="00A10FD9"/>
-    <w:rPr>
-      <w:rFonts w:asciiTheme="majorHAnsi" w:cstheme="majorBidi" w:eastAsiaTheme="majorEastAsia" w:hAnsiTheme="majorHAnsi"/>
-      <w:sz w:val="56"/>
-      <w:szCs w:val="56"/>
+      <w:b/>
+      <w:bCs/>
+      <w:color w:themeColor="accent1" w:themeShade="B5" w:val="345A8A"/>
+      <w:sz w:val="36"/>
+      <w:szCs w:val="36"/>
     </w:rPr>
   </w:style>
   <w:style w:styleId="Subtitle" w:type="paragraph">
     <w:name w:val="Subtitle"/>
-    <w:basedOn w:val="Title"/>
-    <w:next w:val="BodyText"/>
-    <w:link w:val="SubtitleChar"/>
-    <w:uiPriority w:val="11"/>
-    <w:qFormat/>
-    <w:rsid w:val="00A10FD9"/>
-    <w:pPr>
-      <w:numPr>
-        <w:ilvl w:val="1"/>
-      </w:numPr>
-    </w:pPr>
-    <w:rPr>
-      <w:rFonts w:cstheme="majorBidi" w:eastAsiaTheme="majorEastAsia"/>
-      <w:spacing w:val="15"/>
-      <w:sz w:val="28"/>
-      <w:szCs w:val="28"/>
-    </w:rPr>
-  </w:style>
-  <w:style w:customStyle="1" w:styleId="SubtitleChar" w:type="character">
-    <w:name w:val="Subtitle Char"/>
-    <w:basedOn w:val="DefaultParagraphFont"/>
-    <w:link w:val="Subtitle"/>
-    <w:uiPriority w:val="11"/>
-    <w:rsid w:val="00A10FD9"/>
-    <w:rPr>
-      <w:rFonts w:cstheme="majorBidi" w:eastAsiaTheme="majorEastAsia"/>
-      <w:color w:themeColor="text1" w:themeTint="A6" w:val="595959"/>
-      <w:spacing w:val="15"/>
-      <w:sz w:val="28"/>
-      <w:szCs w:val="28"/>
-    </w:rPr>
-  </w:style>
-  <w:style w:customStyle="1" w:styleId="Author" w:type="paragraph">
-    <w:name w:val="Author"/>
     <w:basedOn w:val="Title"/>
     <w:next w:val="BodyText"/>
     <w:qFormat/>
     <w:pPr>
       <w:keepNext/>
       <w:keepLines/>
+      <w:spacing w:after="240" w:before="240"/>
+      <w:jc w:val="center"/>
     </w:pPr>
     <w:rPr>
-      <w:sz w:val="24"/>
-      <w:szCs w:val="24"/>
-    </w:rPr>
-  </w:style>
-  <w:style w:styleId="Date" w:type="paragraph">
-    <w:name w:val="Date"/>
-    <w:basedOn w:val="Title"/>
+      <w:sz w:val="30"/>
+      <w:szCs w:val="30"/>
+    </w:rPr>
+  </w:style>
+  <w:style w:customStyle="1" w:styleId="Author" w:type="paragraph">
+    <w:name w:val="Author"/>
     <w:next w:val="BodyText"/>
     <w:qFormat/>
     <w:pPr>
       <w:keepNext/>
       <w:keepLines/>
+      <w:jc w:val="center"/>
     </w:pPr>
-    <w:rPr>
-      <w:sz w:val="24"/>
-      <w:szCs w:val="24"/>
-    </w:rPr>
+  </w:style>
+  <w:style w:styleId="Date" w:type="paragraph">
+    <w:name w:val="Date"/>
+    <w:next w:val="BodyText"/>
+    <w:qFormat/>
+    <w:pPr>
+      <w:keepNext/>
+      <w:keepLines/>
+      <w:jc w:val="center"/>
+    </w:pPr>
   </w:style>
   <w:style w:customStyle="1" w:styleId="AbstractTitle" w:type="paragraph">
     <w:name w:val="Abstract Title"/>
@@ -3064,13 +3274,15 @@
     <w:pPr>
       <w:keepNext/>
       <w:keepLines/>
+      <w:jc w:val="center"/>
       <w:spacing w:after="0" w:before="300"/>
-      <w:jc w:val="center"/>
     </w:pPr>
     <w:rPr>
-      <w:b/>
       <w:sz w:val="20"/>
       <w:szCs w:val="20"/>
+      <w:b/>
+      <w:color w:val="345A8A"/>
+      &gt;
     </w:rPr>
   </w:style>
   <w:style w:customStyle="1" w:styleId="Abstract" w:type="paragraph">
@@ -3097,321 +3309,191 @@
     <w:rPr/>
   </w:style>
   <w:style w:styleId="Heading1" w:type="paragraph">
-    <w:name w:val="heading 1"/>
+    <w:name w:val="Heading 1"/>
     <w:basedOn w:val="Normal"/>
     <w:next w:val="BodyText"/>
-    <w:link w:val="Heading1Char"/>
     <w:uiPriority w:val="9"/>
     <w:qFormat/>
-    <w:rsid w:val="00A10FD9"/>
     <w:pPr>
       <w:keepNext/>
       <w:keepLines/>
-      <w:spacing w:after="80" w:before="360"/>
+      <w:spacing w:after="0" w:before="480"/>
       <w:outlineLvl w:val="0"/>
     </w:pPr>
     <w:rPr>
       <w:rFonts w:asciiTheme="majorHAnsi" w:cstheme="majorBidi" w:eastAsiaTheme="majorEastAsia" w:hAnsiTheme="majorHAnsi"/>
-      <w:color w:themeColor="accent1" w:themeShade="BF" w:val="0F4761"/>
-      <w:sz w:val="40"/>
-      <w:szCs w:val="40"/>
+      <w:b/>
+      <w:bCs/>
+      <w:color w:themeColor="accent1" w:val="4F81BD"/>
+      <w:sz w:val="32"/>
+      <w:szCs w:val="32"/>
     </w:rPr>
   </w:style>
   <w:style w:styleId="Heading2" w:type="paragraph">
-    <w:name w:val="heading 2"/>
+    <w:name w:val="Heading 2"/>
     <w:basedOn w:val="Normal"/>
     <w:next w:val="BodyText"/>
-    <w:link w:val="Heading2Char"/>
     <w:uiPriority w:val="9"/>
-    <w:semiHidden/>
     <w:unhideWhenUsed/>
     <w:qFormat/>
-    <w:rsid w:val="00A10FD9"/>
     <w:pPr>
       <w:keepNext/>
       <w:keepLines/>
-      <w:spacing w:after="80" w:before="160"/>
+      <w:spacing w:after="0" w:before="200"/>
       <w:outlineLvl w:val="1"/>
     </w:pPr>
     <w:rPr>
       <w:rFonts w:asciiTheme="majorHAnsi" w:cstheme="majorBidi" w:eastAsiaTheme="majorEastAsia" w:hAnsiTheme="majorHAnsi"/>
-      <w:color w:themeColor="accent1" w:themeShade="BF" w:val="0F4761"/>
-      <w:sz w:val="32"/>
-      <w:szCs w:val="32"/>
+      <w:b/>
+      <w:bCs/>
+      <w:color w:themeColor="accent1" w:val="4F81BD"/>
+      <w:sz w:val="28"/>
+      <w:szCs w:val="28"/>
     </w:rPr>
   </w:style>
   <w:style w:styleId="Heading3" w:type="paragraph">
-    <w:name w:val="heading 3"/>
+    <w:name w:val="Heading 3"/>
     <w:basedOn w:val="Normal"/>
     <w:next w:val="BodyText"/>
-    <w:link w:val="Heading3Char"/>
     <w:uiPriority w:val="9"/>
-    <w:semiHidden/>
     <w:unhideWhenUsed/>
     <w:qFormat/>
-    <w:rsid w:val="00A10FD9"/>
     <w:pPr>
       <w:keepNext/>
       <w:keepLines/>
-      <w:spacing w:after="80" w:before="160"/>
+      <w:spacing w:after="0" w:before="200"/>
       <w:outlineLvl w:val="2"/>
     </w:pPr>
     <w:rPr>
-      <w:rFonts w:cstheme="majorBidi" w:eastAsiaTheme="majorEastAsia"/>
-      <w:color w:themeColor="accent1" w:themeShade="BF" w:val="0F4761"/>
-      <w:sz w:val="28"/>
-      <w:szCs w:val="28"/>
+      <w:rFonts w:asciiTheme="majorHAnsi" w:cstheme="majorBidi" w:eastAsiaTheme="majorEastAsia" w:hAnsiTheme="majorHAnsi"/>
+      <w:b/>
+      <w:bCs/>
+      <w:color w:themeColor="accent1" w:val="4F81BD"/>
+      <w:sz w:val="24"/>
+      <w:szCs w:val="24"/>
     </w:rPr>
   </w:style>
   <w:style w:styleId="Heading4" w:type="paragraph">
-    <w:name w:val="heading 4"/>
+    <w:name w:val="Heading 4"/>
     <w:basedOn w:val="Normal"/>
     <w:next w:val="BodyText"/>
-    <w:link w:val="Heading4Char"/>
     <w:uiPriority w:val="9"/>
-    <w:semiHidden/>
     <w:unhideWhenUsed/>
     <w:qFormat/>
-    <w:rsid w:val="00A10FD9"/>
     <w:pPr>
       <w:keepNext/>
       <w:keepLines/>
-      <w:spacing w:after="40" w:before="80"/>
+      <w:spacing w:after="0" w:before="200"/>
       <w:outlineLvl w:val="3"/>
     </w:pPr>
     <w:rPr>
-      <w:rFonts w:cstheme="majorBidi" w:eastAsiaTheme="majorEastAsia"/>
+      <w:rFonts w:asciiTheme="majorHAnsi" w:cstheme="majorBidi" w:eastAsiaTheme="majorEastAsia" w:hAnsiTheme="majorHAnsi"/>
       <w:i/>
-      <w:iCs/>
-      <w:color w:themeColor="accent1" w:themeShade="BF" w:val="0F4761"/>
+      <w:bCs/>
+      <w:color w:themeColor="accent1" w:val="4F81BD"/>
+      <w:sz w:val="24"/>
+      <w:szCs w:val="24"/>
     </w:rPr>
   </w:style>
   <w:style w:styleId="Heading5" w:type="paragraph">
-    <w:name w:val="heading 5"/>
+    <w:name w:val="Heading 5"/>
     <w:basedOn w:val="Normal"/>
     <w:next w:val="BodyText"/>
-    <w:link w:val="Heading5Char"/>
     <w:uiPriority w:val="9"/>
-    <w:semiHidden/>
     <w:unhideWhenUsed/>
     <w:qFormat/>
-    <w:rsid w:val="00A10FD9"/>
     <w:pPr>
       <w:keepNext/>
       <w:keepLines/>
-      <w:spacing w:after="40" w:before="80"/>
+      <w:spacing w:after="0" w:before="200"/>
       <w:outlineLvl w:val="4"/>
     </w:pPr>
     <w:rPr>
-      <w:rFonts w:cstheme="majorBidi" w:eastAsiaTheme="majorEastAsia"/>
-      <w:color w:themeColor="accent1" w:themeShade="BF" w:val="0F4761"/>
+      <w:rFonts w:asciiTheme="majorHAnsi" w:cstheme="majorBidi" w:eastAsiaTheme="majorEastAsia" w:hAnsiTheme="majorHAnsi"/>
+      <w:iCs/>
+      <w:color w:themeColor="accent1" w:val="4F81BD"/>
+      <w:sz w:val="24"/>
+      <w:szCs w:val="24"/>
     </w:rPr>
   </w:style>
   <w:style w:styleId="Heading6" w:type="paragraph">
-    <w:name w:val="heading 6"/>
+    <w:name w:val="Heading 6"/>
     <w:basedOn w:val="Normal"/>
     <w:next w:val="BodyText"/>
-    <w:link w:val="Heading6Char"/>
     <w:uiPriority w:val="9"/>
-    <w:semiHidden/>
     <w:unhideWhenUsed/>
     <w:qFormat/>
-    <w:rsid w:val="00A10FD9"/>
     <w:pPr>
       <w:keepNext/>
       <w:keepLines/>
-      <w:spacing w:after="0" w:before="40"/>
+      <w:spacing w:after="0" w:before="200"/>
       <w:outlineLvl w:val="5"/>
     </w:pPr>
     <w:rPr>
-      <w:rFonts w:cstheme="majorBidi" w:eastAsiaTheme="majorEastAsia"/>
-      <w:i/>
-      <w:iCs/>
-      <w:color w:themeColor="text1" w:themeTint="A6" w:val="595959"/>
+      <w:rFonts w:asciiTheme="majorHAnsi" w:cstheme="majorBidi" w:eastAsiaTheme="majorEastAsia" w:hAnsiTheme="majorHAnsi"/>
+      <w:color w:themeColor="accent1" w:val="4F81BD"/>
+      <w:sz w:val="24"/>
+      <w:szCs w:val="24"/>
     </w:rPr>
   </w:style>
   <w:style w:styleId="Heading7" w:type="paragraph">
-    <w:name w:val="heading 7"/>
+    <w:name w:val="Heading 7"/>
     <w:basedOn w:val="Normal"/>
     <w:next w:val="BodyText"/>
-    <w:link w:val="Heading7Char"/>
     <w:uiPriority w:val="9"/>
-    <w:semiHidden/>
     <w:unhideWhenUsed/>
     <w:qFormat/>
-    <w:rsid w:val="00A10FD9"/>
     <w:pPr>
       <w:keepNext/>
       <w:keepLines/>
-      <w:spacing w:after="0" w:before="40"/>
+      <w:spacing w:after="0" w:before="200"/>
       <w:outlineLvl w:val="6"/>
     </w:pPr>
     <w:rPr>
-      <w:rFonts w:cstheme="majorBidi" w:eastAsiaTheme="majorEastAsia"/>
-      <w:color w:themeColor="text1" w:themeTint="A6" w:val="595959"/>
+      <w:rFonts w:asciiTheme="majorHAnsi" w:cstheme="majorBidi" w:eastAsiaTheme="majorEastAsia" w:hAnsiTheme="majorHAnsi"/>
+      <w:color w:themeColor="accent1" w:val="4F81BD"/>
+      <w:sz w:val="24"/>
+      <w:szCs w:val="24"/>
     </w:rPr>
   </w:style>
   <w:style w:styleId="Heading8" w:type="paragraph">
-    <w:name w:val="heading 8"/>
+    <w:name w:val="Heading 8"/>
     <w:basedOn w:val="Normal"/>
     <w:next w:val="BodyText"/>
-    <w:link w:val="Heading8Char"/>
     <w:uiPriority w:val="9"/>
-    <w:semiHidden/>
     <w:unhideWhenUsed/>
     <w:qFormat/>
-    <w:rsid w:val="00A10FD9"/>
     <w:pPr>
       <w:keepNext/>
       <w:keepLines/>
-      <w:spacing w:after="0"/>
+      <w:spacing w:after="0" w:before="200"/>
       <w:outlineLvl w:val="7"/>
     </w:pPr>
     <w:rPr>
-      <w:rFonts w:cstheme="majorBidi" w:eastAsiaTheme="majorEastAsia"/>
-      <w:i/>
-      <w:iCs/>
-      <w:color w:themeColor="text1" w:themeTint="D8" w:val="272727"/>
+      <w:rFonts w:asciiTheme="majorHAnsi" w:cstheme="majorBidi" w:eastAsiaTheme="majorEastAsia" w:hAnsiTheme="majorHAnsi"/>
+      <w:color w:themeColor="accent1" w:val="4F81BD"/>
+      <w:sz w:val="24"/>
+      <w:szCs w:val="24"/>
     </w:rPr>
   </w:style>
   <w:style w:styleId="Heading9" w:type="paragraph">
-    <w:name w:val="heading 9"/>
+    <w:name w:val="Heading 9"/>
     <w:basedOn w:val="Normal"/>
     <w:next w:val="BodyText"/>
-    <w:link w:val="Heading9Char"/>
     <w:uiPriority w:val="9"/>
-    <w:semiHidden/>
     <w:unhideWhenUsed/>
     <w:qFormat/>
-    <w:rsid w:val="00A10FD9"/>
     <w:pPr>
       <w:keepNext/>
       <w:keepLines/>
-      <w:spacing w:after="0"/>
+      <w:spacing w:after="0" w:before="200"/>
       <w:outlineLvl w:val="8"/>
     </w:pPr>
     <w:rPr>
-      <w:rFonts w:cstheme="majorBidi" w:eastAsiaTheme="majorEastAsia"/>
-      <w:color w:themeColor="text1" w:themeTint="D8" w:val="272727"/>
-    </w:rPr>
-  </w:style>
-  <w:style w:customStyle="1" w:styleId="Heading1Char" w:type="character">
-    <w:name w:val="Heading 1 Char"/>
-    <w:basedOn w:val="DefaultParagraphFont"/>
-    <w:link w:val="Heading1"/>
-    <w:uiPriority w:val="9"/>
-    <w:rsid w:val="00A10FD9"/>
-    <w:rPr>
       <w:rFonts w:asciiTheme="majorHAnsi" w:cstheme="majorBidi" w:eastAsiaTheme="majorEastAsia" w:hAnsiTheme="majorHAnsi"/>
-      <w:color w:themeColor="accent1" w:themeShade="BF" w:val="0F4761"/>
-      <w:sz w:val="40"/>
-      <w:szCs w:val="40"/>
-    </w:rPr>
-  </w:style>
-  <w:style w:customStyle="1" w:styleId="Heading2Char" w:type="character">
-    <w:name w:val="Heading 2 Char"/>
-    <w:basedOn w:val="DefaultParagraphFont"/>
-    <w:link w:val="Heading2"/>
-    <w:uiPriority w:val="9"/>
-    <w:semiHidden/>
-    <w:rsid w:val="00A10FD9"/>
-    <w:rPr>
-      <w:rFonts w:asciiTheme="majorHAnsi" w:cstheme="majorBidi" w:eastAsiaTheme="majorEastAsia" w:hAnsiTheme="majorHAnsi"/>
-      <w:color w:themeColor="accent1" w:themeShade="BF" w:val="0F4761"/>
-      <w:sz w:val="32"/>
-      <w:szCs w:val="32"/>
-    </w:rPr>
-  </w:style>
-  <w:style w:customStyle="1" w:styleId="Heading3Char" w:type="character">
-    <w:name w:val="Heading 3 Char"/>
-    <w:basedOn w:val="DefaultParagraphFont"/>
-    <w:link w:val="Heading3"/>
-    <w:uiPriority w:val="9"/>
-    <w:semiHidden/>
-    <w:rsid w:val="00A10FD9"/>
-    <w:rPr>
-      <w:rFonts w:cstheme="majorBidi" w:eastAsiaTheme="majorEastAsia"/>
-      <w:color w:themeColor="accent1" w:themeShade="BF" w:val="0F4761"/>
-      <w:sz w:val="28"/>
-      <w:szCs w:val="28"/>
-    </w:rPr>
-  </w:style>
-  <w:style w:customStyle="1" w:styleId="Heading4Char" w:type="character">
-    <w:name w:val="Heading 4 Char"/>
-    <w:basedOn w:val="DefaultParagraphFont"/>
-    <w:link w:val="Heading4"/>
-    <w:uiPriority w:val="9"/>
-    <w:semiHidden/>
-    <w:rsid w:val="00A10FD9"/>
-    <w:rPr>
-      <w:rFonts w:cstheme="majorBidi" w:eastAsiaTheme="majorEastAsia"/>
-      <w:i/>
-      <w:iCs/>
-      <w:color w:themeColor="accent1" w:themeShade="BF" w:val="0F4761"/>
-    </w:rPr>
-  </w:style>
-  <w:style w:customStyle="1" w:styleId="Heading5Char" w:type="character">
-    <w:name w:val="Heading 5 Char"/>
-    <w:basedOn w:val="DefaultParagraphFont"/>
-    <w:link w:val="Heading5"/>
-    <w:uiPriority w:val="9"/>
-    <w:semiHidden/>
-    <w:rsid w:val="00A10FD9"/>
-    <w:rPr>
-      <w:rFonts w:cstheme="majorBidi" w:eastAsiaTheme="majorEastAsia"/>
-      <w:color w:themeColor="accent1" w:themeShade="BF" w:val="0F4761"/>
-    </w:rPr>
-  </w:style>
-  <w:style w:customStyle="1" w:styleId="Heading6Char" w:type="character">
-    <w:name w:val="Heading 6 Char"/>
-    <w:basedOn w:val="DefaultParagraphFont"/>
-    <w:link w:val="Heading6"/>
-    <w:uiPriority w:val="9"/>
-    <w:semiHidden/>
-    <w:rsid w:val="00A10FD9"/>
-    <w:rPr>
-      <w:rFonts w:cstheme="majorBidi" w:eastAsiaTheme="majorEastAsia"/>
-      <w:i/>
-      <w:iCs/>
-      <w:color w:themeColor="text1" w:themeTint="A6" w:val="595959"/>
-    </w:rPr>
-  </w:style>
-  <w:style w:customStyle="1" w:styleId="Heading7Char" w:type="character">
-    <w:name w:val="Heading 7 Char"/>
-    <w:basedOn w:val="DefaultParagraphFont"/>
-    <w:link w:val="Heading7"/>
-    <w:uiPriority w:val="9"/>
-    <w:semiHidden/>
-    <w:rsid w:val="00A10FD9"/>
-    <w:rPr>
-      <w:rFonts w:cstheme="majorBidi" w:eastAsiaTheme="majorEastAsia"/>
-      <w:color w:themeColor="text1" w:themeTint="A6" w:val="595959"/>
-    </w:rPr>
-  </w:style>
-  <w:style w:customStyle="1" w:styleId="Heading8Char" w:type="character">
-    <w:name w:val="Heading 8 Char"/>
-    <w:basedOn w:val="DefaultParagraphFont"/>
-    <w:link w:val="Heading8"/>
-    <w:uiPriority w:val="9"/>
-    <w:semiHidden/>
-    <w:rsid w:val="00A10FD9"/>
-    <w:rPr>
-      <w:rFonts w:cstheme="majorBidi" w:eastAsiaTheme="majorEastAsia"/>
-      <w:i/>
-      <w:iCs/>
-      <w:color w:themeColor="text1" w:themeTint="D8" w:val="272727"/>
-    </w:rPr>
-  </w:style>
-  <w:style w:customStyle="1" w:styleId="Heading9Char" w:type="character">
-    <w:name w:val="Heading 9 Char"/>
-    <w:basedOn w:val="DefaultParagraphFont"/>
-    <w:link w:val="Heading9"/>
-    <w:uiPriority w:val="9"/>
-    <w:semiHidden/>
-    <w:rsid w:val="00A10FD9"/>
-    <w:rPr>
-      <w:rFonts w:cstheme="majorBidi" w:eastAsiaTheme="majorEastAsia"/>
-      <w:color w:themeColor="text1" w:themeTint="D8" w:val="272727"/>
+      <w:color w:themeColor="accent1" w:val="4F81BD"/>
+      <w:sz w:val="24"/>
+      <w:szCs w:val="24"/>
     </w:rPr>
   </w:style>
   <w:style w:styleId="BlockText" w:type="paragraph">
@@ -3433,18 +3515,6 @@
     <w:uiPriority w:val="9"/>
     <w:unhideWhenUsed/>
     <w:qFormat/>
-  </w:style>
-  <w:style w:styleId="FootnoteBlockText" w:type="paragraph">
-    <w:name w:val="Footnote Block Text"/>
-    <w:basedOn w:val="FootnoteText"/>
-    <w:next w:val="FootnoteText"/>
-    <w:uiPriority w:val="9"/>
-    <w:unhideWhenUsed/>
-    <w:qFormat/>
-    <w:pPr>
-      <w:spacing w:after="100" w:before="100"/>
-      <w:ind w:firstLine="0" w:left="480" w:right="480"/>
-    </w:pPr>
   </w:style>
   <w:style w:default="1" w:styleId="DefaultParagraphFont" w:type="character">
     <w:name w:val="Default Paragraph Font"/>
@@ -3467,11 +3537,18 @@
       </w:tblCellMar>
     </w:tblPr>
     <w:tblStylePr w:type="firstRow">
+      <w:tblPr>
+        <w:jc w:val="left"/>
+        <w:tblInd w:type="dxa" w:w="0"/>
+      </w:tblPr>
+      <w:trPr>
+        <w:jc w:val="left"/>
+      </w:trPr>
       <w:tcPr>
+        <w:vAlign w:val="bottom"/>
         <w:tcBorders>
           <w:bottom w:val="single"/>
         </w:tcBorders>
-        <w:vAlign w:val="bottom"/>
       </w:tcPr>
     </w:tblStylePr>
   </w:style>
@@ -3586,8 +3663,8 @@
     <w:name w:val="KeywordTok"/>
     <w:basedOn w:val="VerbatimChar"/>
     <w:rPr>
+      <w:color w:val="007020"/>
       <w:b/>
-      <w:color w:val="007020"/>
     </w:rPr>
   </w:style>
   <w:style w:type="character" w:customStyle="1" w:styleId="DataTypeTok">
@@ -3664,42 +3741,42 @@
     <w:name w:val="ImportTok"/>
     <w:basedOn w:val="VerbatimChar"/>
     <w:rPr>
+      <w:color w:val="008000"/>
       <w:b/>
-      <w:color w:val="008000"/>
     </w:rPr>
   </w:style>
   <w:style w:type="character" w:customStyle="1" w:styleId="CommentTok">
     <w:name w:val="CommentTok"/>
     <w:basedOn w:val="VerbatimChar"/>
     <w:rPr>
+      <w:color w:val="60a0b0"/>
       <w:i/>
-      <w:color w:val="60a0b0"/>
     </w:rPr>
   </w:style>
   <w:style w:type="character" w:customStyle="1" w:styleId="DocumentationTok">
     <w:name w:val="DocumentationTok"/>
     <w:basedOn w:val="VerbatimChar"/>
     <w:rPr>
+      <w:color w:val="ba2121"/>
       <w:i/>
-      <w:color w:val="ba2121"/>
     </w:rPr>
   </w:style>
   <w:style w:type="character" w:customStyle="1" w:styleId="AnnotationTok">
     <w:name w:val="AnnotationTok"/>
     <w:basedOn w:val="VerbatimChar"/>
     <w:rPr>
+      <w:color w:val="60a0b0"/>
       <w:b/>
       <w:i/>
-      <w:color w:val="60a0b0"/>
     </w:rPr>
   </w:style>
   <w:style w:type="character" w:customStyle="1" w:styleId="CommentVarTok">
     <w:name w:val="CommentVarTok"/>
     <w:basedOn w:val="VerbatimChar"/>
     <w:rPr>
+      <w:color w:val="60a0b0"/>
       <w:b/>
       <w:i/>
-      <w:color w:val="60a0b0"/>
     </w:rPr>
   </w:style>
   <w:style w:type="character" w:customStyle="1" w:styleId="OtherTok">
@@ -3727,8 +3804,8 @@
     <w:name w:val="ControlFlowTok"/>
     <w:basedOn w:val="VerbatimChar"/>
     <w:rPr>
+      <w:color w:val="007020"/>
       <w:b/>
-      <w:color w:val="007020"/>
     </w:rPr>
   </w:style>
   <w:style w:type="character" w:customStyle="1" w:styleId="OperatorTok">
@@ -3773,34 +3850,34 @@
     <w:name w:val="InformationTok"/>
     <w:basedOn w:val="VerbatimChar"/>
     <w:rPr>
+      <w:color w:val="60a0b0"/>
       <w:b/>
       <w:i/>
-      <w:color w:val="60a0b0"/>
     </w:rPr>
   </w:style>
   <w:style w:type="character" w:customStyle="1" w:styleId="WarningTok">
     <w:name w:val="WarningTok"/>
     <w:basedOn w:val="VerbatimChar"/>
     <w:rPr>
+      <w:color w:val="60a0b0"/>
       <w:b/>
       <w:i/>
-      <w:color w:val="60a0b0"/>
     </w:rPr>
   </w:style>
   <w:style w:type="character" w:customStyle="1" w:styleId="AlertTok">
     <w:name w:val="AlertTok"/>
     <w:basedOn w:val="VerbatimChar"/>
     <w:rPr>
+      <w:color w:val="ff0000"/>
       <w:b/>
-      <w:color w:val="ff0000"/>
     </w:rPr>
   </w:style>
   <w:style w:type="character" w:customStyle="1" w:styleId="ErrorTok">
     <w:name w:val="ErrorTok"/>
     <w:basedOn w:val="VerbatimChar"/>
     <w:rPr>
+      <w:color w:val="ff0000"/>
       <w:b/>
-      <w:color w:val="ff0000"/>
     </w:rPr>
   </w:style>
   <w:style w:type="character" w:customStyle="1" w:styleId="NormalTok">
@@ -3822,44 +3899,44 @@
         <a:sysClr val="window" lastClr="FFFFFF"/>
       </a:lt1>
       <a:dk2>
-        <a:srgbClr val="0E2841"/>
+        <a:srgbClr val="1F497D"/>
       </a:dk2>
       <a:lt2>
-        <a:srgbClr val="E8E8E8"/>
+        <a:srgbClr val="EEECE1"/>
       </a:lt2>
       <a:accent1>
-        <a:srgbClr val="156082"/>
+        <a:srgbClr val="4F81BD"/>
       </a:accent1>
       <a:accent2>
-        <a:srgbClr val="E97132"/>
+        <a:srgbClr val="C0504D"/>
       </a:accent2>
       <a:accent3>
-        <a:srgbClr val="196B24"/>
+        <a:srgbClr val="9BBB59"/>
       </a:accent3>
       <a:accent4>
-        <a:srgbClr val="0F9ED5"/>
+        <a:srgbClr val="8064A2"/>
       </a:accent4>
       <a:accent5>
-        <a:srgbClr val="A02B93"/>
+        <a:srgbClr val="4BACC6"/>
       </a:accent5>
       <a:accent6>
-        <a:srgbClr val="4EA72E"/>
+        <a:srgbClr val="F79646"/>
       </a:accent6>
       <a:hlink>
-        <a:srgbClr val="467886"/>
+        <a:srgbClr val="0000FF"/>
       </a:hlink>
       <a:folHlink>
-        <a:srgbClr val="96607D"/>
+        <a:srgbClr val="800080"/>
       </a:folHlink>
     </a:clrScheme>
     <a:fontScheme name="Office">
       <a:majorFont>
-        <a:latin typeface="Aptos Display" panose="02110004020202020204"/>
+        <a:latin typeface="Calibri"/>
         <a:ea typeface=""/>
         <a:cs typeface=""/>
-        <a:font script="Jpan" typeface="游ゴシック Light"/>
+        <a:font script="Jpan" typeface="ＭＳ ゴシック"/>
         <a:font script="Hang" typeface="맑은 고딕"/>
-        <a:font script="Hans" typeface="等线 Light"/>
+        <a:font script="Hans" typeface="宋体"/>
         <a:font script="Hant" typeface="新細明體"/>
         <a:font script="Arab" typeface="Times New Roman"/>
         <a:font script="Hebr" typeface="Times New Roman"/>
@@ -3886,32 +3963,14 @@
         <a:font script="Mong" typeface="Mongolian Baiti"/>
         <a:font script="Viet" typeface="Times New Roman"/>
         <a:font script="Uigh" typeface="Microsoft Uighur"/>
-        <a:font script="Geor" typeface="Sylfaen"/>
-        <a:font script="Armn" typeface="Arial"/>
-        <a:font script="Bugi" typeface="Leelawadee UI"/>
-        <a:font script="Bopo" typeface="Microsoft JhengHei"/>
-        <a:font script="Java" typeface="Javanese Text"/>
-        <a:font script="Lisu" typeface="Segoe UI"/>
-        <a:font script="Mymr" typeface="Myanmar Text"/>
-        <a:font script="Nkoo" typeface="Ebrima"/>
-        <a:font script="Olck" typeface="Nirmala UI"/>
-        <a:font script="Osma" typeface="Ebrima"/>
-        <a:font script="Phag" typeface="Phagspa"/>
-        <a:font script="Syrn" typeface="Estrangelo Edessa"/>
-        <a:font script="Syrj" typeface="Estrangelo Edessa"/>
-        <a:font script="Syre" typeface="Estrangelo Edessa"/>
-        <a:font script="Sora" typeface="Nirmala UI"/>
-        <a:font script="Tale" typeface="Microsoft Tai Le"/>
-        <a:font script="Talu" typeface="Microsoft New Tai Lue"/>
-        <a:font script="Tfng" typeface="Ebrima"/>
       </a:majorFont>
       <a:minorFont>
-        <a:latin typeface="Aptos" panose="02110004020202020204"/>
+        <a:latin typeface="Cambria"/>
         <a:ea typeface=""/>
         <a:cs typeface=""/>
-        <a:font script="Jpan" typeface="游明朝"/>
+        <a:font script="Jpan" typeface="ＭＳ 明朝"/>
         <a:font script="Hang" typeface="맑은 고딕"/>
-        <a:font script="Hans" typeface="等线"/>
+        <a:font script="Hans" typeface="宋体"/>
         <a:font script="Hant" typeface="新細明體"/>
         <a:font script="Arab" typeface="Arial"/>
         <a:font script="Hebr" typeface="Arial"/>
@@ -3938,24 +3997,6 @@
         <a:font script="Mong" typeface="Mongolian Baiti"/>
         <a:font script="Viet" typeface="Arial"/>
         <a:font script="Uigh" typeface="Microsoft Uighur"/>
-        <a:font script="Geor" typeface="Sylfaen"/>
-        <a:font script="Armn" typeface="Arial"/>
-        <a:font script="Bugi" typeface="Leelawadee UI"/>
-        <a:font script="Bopo" typeface="Microsoft JhengHei"/>
-        <a:font script="Java" typeface="Javanese Text"/>
-        <a:font script="Lisu" typeface="Segoe UI"/>
-        <a:font script="Mymr" typeface="Myanmar Text"/>
-        <a:font script="Nkoo" typeface="Ebrima"/>
-        <a:font script="Olck" typeface="Nirmala UI"/>
-        <a:font script="Osma" typeface="Ebrima"/>
-        <a:font script="Phag" typeface="Phagspa"/>
-        <a:font script="Syrn" typeface="Estrangelo Edessa"/>
-        <a:font script="Syrj" typeface="Estrangelo Edessa"/>
-        <a:font script="Syre" typeface="Estrangelo Edessa"/>
-        <a:font script="Sora" typeface="Nirmala UI"/>
-        <a:font script="Tale" typeface="Microsoft Tai Le"/>
-        <a:font script="Talu" typeface="Microsoft New Tai Lue"/>
-        <a:font script="Tfng" typeface="Ebrima"/>
       </a:minorFont>
     </a:fontScheme>
     <a:fmtScheme name="Office">
@@ -3967,141 +4008,200 @@
           <a:gsLst>
             <a:gs pos="0">
               <a:schemeClr val="phClr">
-                <a:lumMod val="110000"/>
-                <a:satMod val="105000"/>
-                <a:tint val="67000"/>
+                <a:tint val="50000"/>
+                <a:satMod val="300000"/>
               </a:schemeClr>
             </a:gs>
-            <a:gs pos="50000">
+            <a:gs pos="35000">
               <a:schemeClr val="phClr">
-                <a:lumMod val="105000"/>
-                <a:satMod val="103000"/>
-                <a:tint val="73000"/>
+                <a:tint val="37000"/>
+                <a:satMod val="300000"/>
               </a:schemeClr>
             </a:gs>
             <a:gs pos="100000">
               <a:schemeClr val="phClr">
-                <a:lumMod val="105000"/>
-                <a:satMod val="109000"/>
-                <a:tint val="81000"/>
+                <a:tint val="15000"/>
+                <a:satMod val="350000"/>
               </a:schemeClr>
             </a:gs>
           </a:gsLst>
-          <a:lin ang="5400000" scaled="0"/>
+          <a:lin ang="16200000" scaled="1"/>
         </a:gradFill>
         <a:gradFill rotWithShape="1">
           <a:gsLst>
             <a:gs pos="0">
               <a:schemeClr val="phClr">
-                <a:satMod val="103000"/>
-                <a:lumMod val="102000"/>
-                <a:tint val="94000"/>
-              </a:schemeClr>
-            </a:gs>
-            <a:gs pos="50000">
-              <a:schemeClr val="phClr">
-                <a:satMod val="110000"/>
-                <a:lumMod val="100000"/>
+                <a:tint val="100000"/>
                 <a:shade val="100000"/>
+                <a:satMod val="130000"/>
               </a:schemeClr>
             </a:gs>
             <a:gs pos="100000">
               <a:schemeClr val="phClr">
-                <a:lumMod val="99000"/>
-                <a:satMod val="120000"/>
-                <a:shade val="78000"/>
+                <a:tint val="50000"/>
+                <a:shade val="100000"/>
+                <a:satMod val="350000"/>
               </a:schemeClr>
             </a:gs>
           </a:gsLst>
-          <a:lin ang="5400000" scaled="0"/>
+          <a:lin ang="16200000" scaled="0"/>
         </a:gradFill>
       </a:fillStyleLst>
       <a:lnStyleLst>
-        <a:ln w="6350" cap="flat" cmpd="sng" algn="ctr">
+        <a:ln w="9525" cap="flat" cmpd="sng" algn="ctr">
+          <a:solidFill>
+            <a:schemeClr val="phClr">
+              <a:shade val="95000"/>
+              <a:satMod val="105000"/>
+            </a:schemeClr>
+          </a:solidFill>
+          <a:prstDash val="solid"/>
+        </a:ln>
+        <a:ln w="25400" cap="flat" cmpd="sng" algn="ctr">
           <a:solidFill>
             <a:schemeClr val="phClr"/>
           </a:solidFill>
           <a:prstDash val="solid"/>
-          <a:miter lim="800000"/>
         </a:ln>
-        <a:ln w="12700" cap="flat" cmpd="sng" algn="ctr">
+        <a:ln w="38100" cap="flat" cmpd="sng" algn="ctr">
           <a:solidFill>
             <a:schemeClr val="phClr"/>
           </a:solidFill>
           <a:prstDash val="solid"/>
-          <a:miter lim="800000"/>
-        </a:ln>
-        <a:ln w="19050" cap="flat" cmpd="sng" algn="ctr">
-          <a:solidFill>
-            <a:schemeClr val="phClr"/>
-          </a:solidFill>
-          <a:prstDash val="solid"/>
-          <a:miter lim="800000"/>
         </a:ln>
       </a:lnStyleLst>
       <a:effectStyleLst>
         <a:effectStyle>
-          <a:effectLst/>
-        </a:effectStyle>
-        <a:effectStyle>
-          <a:effectLst/>
+          <a:effectLst>
+            <a:outerShdw blurRad="40000" dist="20000" dir="5400000" rotWithShape="0">
+              <a:srgbClr val="000000">
+                <a:alpha val="38000"/>
+              </a:srgbClr>
+            </a:outerShdw>
+          </a:effectLst>
         </a:effectStyle>
         <a:effectStyle>
           <a:effectLst>
-            <a:outerShdw blurRad="57150" dist="19050" dir="5400000" algn="ctr" rotWithShape="0">
+            <a:outerShdw blurRad="40000" dist="23000" dir="5400000" rotWithShape="0">
               <a:srgbClr val="000000">
-                <a:alpha val="63000"/>
+                <a:alpha val="35000"/>
               </a:srgbClr>
             </a:outerShdw>
           </a:effectLst>
+        </a:effectStyle>
+        <a:effectStyle>
+          <a:effectLst>
+            <a:outerShdw blurRad="40000" dist="23000" dir="5400000" rotWithShape="0">
+              <a:srgbClr val="000000">
+                <a:alpha val="35000"/>
+              </a:srgbClr>
+            </a:outerShdw>
+          </a:effectLst>
+          <a:scene3d>
+            <a:camera prst="orthographicFront">
+              <a:rot lat="0" lon="0" rev="0"/>
+            </a:camera>
+            <a:lightRig rig="threePt" dir="t">
+              <a:rot lat="0" lon="0" rev="1200000"/>
+            </a:lightRig>
+          </a:scene3d>
+          <a:sp3d>
+            <a:bevelT w="63500" h="25400"/>
+          </a:sp3d>
         </a:effectStyle>
       </a:effectStyleLst>
       <a:bgFillStyleLst>
         <a:solidFill>
           <a:schemeClr val="phClr"/>
         </a:solidFill>
-        <a:solidFill>
-          <a:schemeClr val="phClr">
-            <a:tint val="95000"/>
-            <a:satMod val="170000"/>
-          </a:schemeClr>
-        </a:solidFill>
         <a:gradFill rotWithShape="1">
           <a:gsLst>
             <a:gs pos="0">
               <a:schemeClr val="phClr">
-                <a:tint val="93000"/>
-                <a:satMod val="150000"/>
-                <a:shade val="98000"/>
-                <a:lumMod val="102000"/>
+                <a:tint val="40000"/>
+                <a:satMod val="350000"/>
               </a:schemeClr>
             </a:gs>
-            <a:gs pos="50000">
+            <a:gs pos="40000">
               <a:schemeClr val="phClr">
-                <a:tint val="98000"/>
-                <a:satMod val="130000"/>
-                <a:shade val="90000"/>
-                <a:lumMod val="103000"/>
+                <a:tint val="45000"/>
+                <a:shade val="99000"/>
+                <a:satMod val="350000"/>
               </a:schemeClr>
             </a:gs>
             <a:gs pos="100000">
               <a:schemeClr val="phClr">
-                <a:shade val="63000"/>
-                <a:satMod val="120000"/>
+                <a:shade val="20000"/>
+                <a:satMod val="255000"/>
               </a:schemeClr>
             </a:gs>
           </a:gsLst>
-          <a:lin ang="5400000" scaled="0"/>
+          <a:path path="circle">
+            <a:fillToRect l="50000" t="-80000" r="50000" b="180000"/>
+          </a:path>
+        </a:gradFill>
+        <a:gradFill rotWithShape="1">
+          <a:gsLst>
+            <a:gs pos="0">
+              <a:schemeClr val="phClr">
+                <a:tint val="80000"/>
+                <a:satMod val="300000"/>
+              </a:schemeClr>
+            </a:gs>
+            <a:gs pos="100000">
+              <a:schemeClr val="phClr">
+                <a:shade val="30000"/>
+                <a:satMod val="200000"/>
+              </a:schemeClr>
+            </a:gs>
+          </a:gsLst>
+          <a:path path="circle">
+            <a:fillToRect l="50000" t="50000" r="50000" b="50000"/>
+          </a:path>
         </a:gradFill>
       </a:bgFillStyleLst>
     </a:fmtScheme>
   </a:themeElements>
-  <a:objectDefaults/>
+  <a:objectDefaults>
+    <a:spDef>
+      <a:spPr/>
+      <a:bodyPr/>
+      <a:lstStyle/>
+      <a:style>
+        <a:lnRef idx="1">
+          <a:schemeClr val="accent1"/>
+        </a:lnRef>
+        <a:fillRef idx="3">
+          <a:schemeClr val="accent1"/>
+        </a:fillRef>
+        <a:effectRef idx="2">
+          <a:schemeClr val="accent1"/>
+        </a:effectRef>
+        <a:fontRef idx="minor">
+          <a:schemeClr val="lt1"/>
+        </a:fontRef>
+      </a:style>
+    </a:spDef>
+    <a:lnDef>
+      <a:spPr/>
+      <a:bodyPr/>
+      <a:lstStyle/>
+      <a:style>
+        <a:lnRef idx="2">
+          <a:schemeClr val="accent1"/>
+        </a:lnRef>
+        <a:fillRef idx="0">
+          <a:schemeClr val="accent1"/>
+        </a:fillRef>
+        <a:effectRef idx="1">
+          <a:schemeClr val="accent1"/>
+        </a:effectRef>
+        <a:fontRef idx="minor">
+          <a:schemeClr val="tx1"/>
+        </a:fontRef>
+      </a:style>
+    </a:lnDef>
+  </a:objectDefaults>
   <a:extraClrSchemeLst/>
-  <a:extLst>
-    <a:ext uri="{05A4C25C-085E-4340-85A3-A5531E510DB2}">
-      <thm15:themeFamily xmlns:thm15="http://schemas.microsoft.com/office/thememl/2012/main" name="Office Theme" id="{2E142A2C-CD16-42D6-873A-C26D2A0506FA}" vid="{1BDDFF52-6CD6-40A5-AB3C-68EB2F1E4D0A}"/>
-    </a:ext>
-  </a:extLst>
 </a:theme>
 </file>
--- a/lens_program/1_LENS_Five_Competencies.docx
+++ b/lens_program/1_LENS_Five_Competencies.docx
@@ -11,14 +11,10 @@
           <w:bCs/>
           <w:b/>
         </w:rPr>
-        <w:t xml:space="preserve">STATUS: CURRENT (v2.6, September 2026).</w:t>
-      </w:r>
-      <w:r>
-        <w:t xml:space="preserve"> </w:t>
-      </w:r>
-      <w:r>
-        <w:t xml:space="preserve">v2.6 moves the governance-objection diagnostic from LEO-1 (Systems Analysis) to LEO-5 (Navigating Sociotechnical Constraints), where it becomes 5.7: it is a governance skill, and its assessment home is LEN 2 (governance), not a systems-analysis course. LEO-1 returns to four subobjectives; LEO-5 grows to seven. No competency is added or removed; one is re-homed. Adopted September 2026 with program-director (J. Diamond) approval of the LEN 1 redesign and the associated concentration changes.1–v2.6 changes.</w:t>
-      </w:r>
+        <w:t>STATUS: CURRENT (v2.6, September 2026). v2.6 moves the governance-objection diagnostic from LEO-1 (Systems Analysis) to LEO-5 (Navigating Sociotechnical Constraints), where it becomes 5.7: it is a governance skill, introduced in LEN 3's governance seam and assessed at practitioner depth in LEN 7, not a systems-analysis course. LEO-1 returns to four subobjectives; LEO-5 grows to seven. No competency is added or removed; one is re-homed. Adopted September 2026 with program-director (J. Diamond) approval of the LEN 1 redesign and the associated concentration changes, closing the program-owner round-trip on the v2.1–v2.6 changes.</w:t>
+      </w:r>
+      <w:r/>
+      <w:r/>
     </w:p>
     <w:p>
       <w:pPr>
@@ -1979,79 +1975,50 @@
           <w:bCs/>
           <w:b/>
         </w:rPr>
-        <w:t xml:space="preserve">v2.6 — September 2026</w:t>
-      </w:r>
-      <w:r>
-        <w:t xml:space="preserve"> </w:t>
-      </w:r>
-      <w:r>
-        <w:rPr>
-          <w:iCs/>
-          <w:i/>
-        </w:rPr>
-        <w:t xml:space="preserve">(current)</w:t>
-      </w:r>
-      <w:r>
-        <w:t xml:space="preserve"> </w:t>
-      </w:r>
-      <w:r>
-        <w:t xml:space="preserve">-</w:t>
-      </w:r>
-      <w:r>
-        <w:t xml:space="preserve"> </w:t>
-      </w:r>
-      <w:r>
-        <w:rPr>
-          <w:bCs/>
-          <w:b/>
-        </w:rPr>
-        <w:t xml:space="preserve">Governance-objection diagnostic re-homed: 1.5 → 5.7.</w:t>
-      </w:r>
-      <w:r>
-        <w:t xml:space="preserve"> </w:t>
-      </w:r>
-      <w:r>
-        <w:t xml:space="preserve">The diagnostic (</w:t>
-      </w:r>
-      <w:r>
-        <w:rPr>
-          <w:iCs/>
-          <w:i/>
-        </w:rPr>
-        <w:t xml:space="preserve">distinguish a governance objection good design can dissolve from one that correctly signals do-not-deploy</w:t>
-      </w:r>
-      <w:r>
-        <w:t xml:space="preserve">) was filed under LEO-1 (Systems Analysis) but is a governance skill, and its assessment home is LEN 2 (governance), not a systems-analysis course. Moved to LEO-5 (Navigating Sociotechnical Constraints) as</w:t>
-      </w:r>
-      <w:r>
-        <w:t xml:space="preserve"> </w:t>
-      </w:r>
-      <w:r>
-        <w:rPr>
-          <w:bCs/>
-          <w:b/>
-        </w:rPr>
-        <w:t xml:space="preserve">5.7</w:t>
-      </w:r>
-      <w:r>
-        <w:t xml:space="preserve">. LEO-1 returns to four subobjectives (1.1–1.4); LEO-5 grows to seven (5.1–5.7).</w:t>
-      </w:r>
-      <w:r>
-        <w:t xml:space="preserve"> </w:t>
-      </w:r>
-      <w:r>
-        <w:rPr>
-          <w:bCs/>
-          <w:b/>
-        </w:rPr>
-        <w:t xml:space="preserve">No competency added or removed; the subobjective count stays 33.</w:t>
-      </w:r>
-      <w:r>
-        <w:t xml:space="preserve"> </w:t>
-      </w:r>
-      <w:r>
-        <w:t xml:space="preserve">This is the doc 1 half of the coverage-assignment pass that pins every subobjective to explicit courses; the doc 2 mapping updates for LEN 2 (assess 5.7) and the LEN 1 CLO record follow. Adopted September 2026 with program-director (J. Diamond) approval of the LEN 1 redesign and the associated concentration changes.1–v2.6 changes.</w:t>
-      </w:r>
+        <w:t>v2.6 — September 2026 (current) - Governance-objection diagnostic re-homed: 1.5 → 5.7. The diagnostic (distinguish a governance objection good design can dissolve from one that correctly signals do-not-deploy) was filed under LEO-1 (Systems Analysis) but is a governance skill, introduced in LEN 3's governance seam and assessed at practitioner depth in LEN 7, not a systems-analysis course. Moved to LEO-5 (Navigating Sociotechnical Constraints) as 5.7. LEO-1 returns to four subobjectives (1.1–1.4); LEO-5 grows to seven (5.1–5.7). No competency added or removed; the subobjective count stays 33. This is the doc 1 half of the coverage-assignment pass that pins every subobjective to explicit courses; the doc 2 mapping updates for LEN 3 and LEN 7 (assess 5.7) and the LEN 1 CLO record follow. Adopted September 2026 with program-director (J. Diamond) approval of the LEN 1 redesign and the associated concentration changes, closing the program-owner round-trip on the v2.1–v2.6 changes.</w:t>
+      </w:r>
+      <w:r/>
+      <w:r>
+        <w:rPr>
+          <w:iCs/>
+          <w:i/>
+        </w:rPr>
+      </w:r>
+      <w:r/>
+      <w:r/>
+      <w:r/>
+      <w:r>
+        <w:rPr>
+          <w:bCs/>
+          <w:b/>
+        </w:rPr>
+      </w:r>
+      <w:r/>
+      <w:r/>
+      <w:r>
+        <w:rPr>
+          <w:iCs/>
+          <w:i/>
+        </w:rPr>
+      </w:r>
+      <w:r/>
+      <w:r/>
+      <w:r>
+        <w:rPr>
+          <w:bCs/>
+          <w:b/>
+        </w:rPr>
+      </w:r>
+      <w:r/>
+      <w:r/>
+      <w:r>
+        <w:rPr>
+          <w:bCs/>
+          <w:b/>
+        </w:rPr>
+      </w:r>
+      <w:r/>
+      <w:r/>
     </w:p>
     <w:p>
       <w:pPr>

--- a/lens_program/1_LENS_Five_Competencies.docx
+++ b/lens_program/1_LENS_Five_Competencies.docx
@@ -11,7 +11,7 @@
           <w:bCs/>
           <w:b/>
         </w:rPr>
-        <w:t>STATUS: CURRENT (v2.6, September 2026). v2.6 moves the governance-objection diagnostic from LEO-1 (Systems Analysis) to LEO-5 (Navigating Sociotechnical Constraints), where it becomes 5.7: it is a governance skill, introduced in LEN 3's governance seam and assessed at practitioner depth in LEN 7, not a systems-analysis course. LEO-1 returns to four subobjectives; LEO-5 grows to seven. No competency is added or removed; one is re-homed. Adopted September 2026 with program-director (J. Diamond) approval of the LEN 1 redesign and the associated concentration changes, closing the program-owner round-trip on the v2.1–v2.6 changes.</w:t>
+        <w:t>STATUS: CURRENT (v2.6, September 2026). v2.6 moves the governance-objection diagnostic from LEO-1 (Systems Analysis) to LEO-5 (Navigating Sociotechnical Constraints), where it becomes 5.7: it is a governance skill: introduced and assessed in LEN 3's governance seam (a required course), reinforced on a second case in LEN 7 (elective), not a systems-analysis course. LEO-1 returns to four subobjectives; LEO-5 grows to seven. No competency is added or removed; one is re-homed. Adopted September 2026 with program-director (J. Diamond) approval of the LEN 1 redesign and the associated concentration changes, closing the program-owner round-trip on the v2.1–v2.6 changes.</w:t>
       </w:r>
       <w:r/>
       <w:r/>
@@ -1975,7 +1975,7 @@
           <w:bCs/>
           <w:b/>
         </w:rPr>
-        <w:t>v2.6 — September 2026 (current) - Governance-objection diagnostic re-homed: 1.5 → 5.7. The diagnostic (distinguish a governance objection good design can dissolve from one that correctly signals do-not-deploy) was filed under LEO-1 (Systems Analysis) but is a governance skill, introduced in LEN 3's governance seam and assessed at practitioner depth in LEN 7, not a systems-analysis course. Moved to LEO-5 (Navigating Sociotechnical Constraints) as 5.7. LEO-1 returns to four subobjectives (1.1–1.4); LEO-5 grows to seven (5.1–5.7). No competency added or removed; the subobjective count stays 33. This is the doc 1 half of the coverage-assignment pass that pins every subobjective to explicit courses; the doc 2 mapping updates for LEN 3 and LEN 7 (assess 5.7) and the LEN 1 CLO record follow. Adopted September 2026 with program-director (J. Diamond) approval of the LEN 1 redesign and the associated concentration changes, closing the program-owner round-trip on the v2.1–v2.6 changes.</w:t>
+        <w:t>v2.6 — September 2026 (current) - Governance-objection diagnostic re-homed: 1.5 → 5.7. The diagnostic (distinguish a governance objection good design can dissolve from one that correctly signals do-not-deploy) was filed under LEO-1 (Systems Analysis) but is a governance skill: introduced and assessed in LEN 3's governance seam (a required course), reinforced on a second case in LEN 7 (elective), not a systems-analysis course. Moved to LEO-5 (Navigating Sociotechnical Constraints) as 5.7. LEO-1 returns to four subobjectives (1.1–1.4); LEO-5 grows to seven (5.1–5.7). No competency added or removed; the subobjective count stays 33. This is the doc 1 half of the coverage-assignment pass that pins every subobjective to explicit courses; the doc 2 mapping updates for LEN 3 and LEN 7 (assess 5.7) and the LEN 1 CLO record follow. Adopted September 2026 with program-director (J. Diamond) approval of the LEN 1 redesign and the associated concentration changes, closing the program-owner round-trip on the v2.1–v2.6 changes.</w:t>
       </w:r>
       <w:r/>
       <w:r>

--- a/lens_program/1_LENS_Five_Competencies.docx
+++ b/lens_program/1_LENS_Five_Competencies.docx
@@ -8,8 +8,22 @@
       </w:pPr>
       <w:r>
         <w:rPr>
-          <w:b/>
-          <w:bCs/>
+          <w:bCs/>
+          <w:b/>
+        </w:rPr>
+        <w:t>STATUS: CURRENT (v2.6, September 2026). v2.6 moves the governance-objection diagnostic from LEO-1 (Systems Analysis) to LEO-5 (Navigating Sociotechnical Constraints), where it becomes 5.7: it is a governance skill: introduced and assessed in LEN 3's governance seam (a required course), reinforced on a second case in LEN 7 (elective), not a systems-analysis course. LEO-1 returns to four subobjectives; LEO-5 grows to seven. No competency is added or removed; one is re-homed. Adopted September 2026 with program-director (J. Diamond) approval of the LEN 1 redesign and the associated concentration changes, closing the program-owner round-trip on the v2.1–v2.6 changes.</w:t>
+      </w:r>
+      <w:r/>
+      <w:r/>
+    </w:p>
+    <w:p>
+      <w:pPr>
+        <w:pStyle w:val="BlockText"/>
+      </w:pPr>
+      <w:r>
+        <w:rPr>
+          <w:bCs/>
+          <w:b/>
         </w:rPr>
         <w:t xml:space="preserve">STATUS: CURRENT (v2.5, July 2026).</w:t>
       </w:r>
@@ -21,8 +35,8 @@
       </w:r>
       <w:r>
         <w:rPr>
-          <w:i/>
-          <w:iCs/>
+          <w:iCs/>
+          <w:i/>
         </w:rPr>
         <w:t xml:space="preserve">accessibility and inclusion</w:t>
       </w:r>
@@ -31,8 +45,8 @@
       </w:r>
       <w:r>
         <w:rPr>
-          <w:i/>
-          <w:iCs/>
+          <w:iCs/>
+          <w:i/>
         </w:rPr>
         <w:t xml:space="preserve">assessment before content</w:t>
       </w:r>
@@ -41,8 +55,8 @@
       </w:r>
       <w:r>
         <w:rPr>
-          <w:i/>
-          <w:iCs/>
+          <w:iCs/>
+          <w:i/>
         </w:rPr>
         <w:t xml:space="preserve">appraise primary research</w:t>
       </w:r>
@@ -78,8 +92,8 @@
       </w:r>
       <w:r>
         <w:rPr>
-          <w:i/>
-          <w:iCs/>
+          <w:iCs/>
+          <w:i/>
         </w:rPr>
         <w:t xml:space="preserve">enable the people who deliver</w:t>
       </w:r>
@@ -115,8 +129,8 @@
       </w:r>
       <w:r>
         <w:rPr>
-          <w:i/>
-          <w:iCs/>
+          <w:iCs/>
+          <w:i/>
         </w:rPr>
         <w:t xml:space="preserve">Change Log</w:t>
       </w:r>
@@ -172,7 +186,7 @@
         <w:t xml:space="preserve">LENS • Learning Engineering for Next-Generation Systems</w:t>
       </w:r>
     </w:p>
-    <w:bookmarkStart w:id="14" w:name="the-five-lens-competencies"/>
+    <w:bookmarkStart w:id="25" w:name="the-five-lens-competencies"/>
     <w:p>
       <w:pPr>
         <w:pStyle w:val="Heading1"/>
@@ -201,8 +215,8 @@
       </w:r>
       <w:r>
         <w:rPr>
-          <w:b/>
-          <w:bCs/>
+          <w:bCs/>
+          <w:b/>
         </w:rPr>
         <w:t xml:space="preserve">LENS Educational Objectives</w:t>
       </w:r>
@@ -213,13 +227,19 @@
         <w:t xml:space="preserve"> </w:t>
       </w:r>
       <w:r>
-        <w:t xml:space="preserve">“CLO”</w:t>
+        <w:t xml:space="preserve">“</w:t>
+      </w:r>
+      <w:r>
+        <w:t xml:space="preserve">CLO</w:t>
+      </w:r>
+      <w:r>
+        <w:t xml:space="preserve">”</w:t>
       </w:r>
       <w:r>
         <w:t xml:space="preserve">; see doc 2 §4 for the PLO → LEO → CLO → MLO hierarchy). Formal names carry program documentation; taglines carry recruiting and the site. Subobjective numbers (1.1, 3.2, …) are stable tags for case studies, course modules, and capstone rubrics. The LEO language in the program documentation remains the language of record.</w:t>
       </w:r>
     </w:p>
-    <w:bookmarkStart w:id="9" w:name="systems-analysis-see-the-whole-system"/>
+    <w:bookmarkStart w:id="20" w:name="systems-analysis-see-the-whole-system"/>
     <w:p>
       <w:pPr>
         <w:pStyle w:val="Heading2"/>
@@ -232,8 +252,8 @@
       </w:r>
       <w:r>
         <w:rPr>
-          <w:i/>
-          <w:iCs/>
+          <w:iCs/>
+          <w:i/>
         </w:rPr>
         <w:t xml:space="preserve">see the whole system</w:t>
       </w:r>
@@ -244,8 +264,8 @@
       </w:pPr>
       <w:r>
         <w:rPr>
-          <w:b/>
-          <w:bCs/>
+          <w:bCs/>
+          <w:b/>
         </w:rPr>
         <w:t xml:space="preserve">Formal domain:</w:t>
       </w:r>
@@ -262,8 +282,8 @@
       </w:pPr>
       <w:r>
         <w:rPr>
-          <w:b/>
-          <w:bCs/>
+          <w:bCs/>
+          <w:b/>
         </w:rPr>
         <w:t xml:space="preserve">Main objective.</w:t>
       </w:r>
@@ -306,20 +326,108 @@
         <w:t xml:space="preserve">1.4 Analyze and communicate human-system interdependencies to identify capability gaps and predict operational impact at scale.</w:t>
       </w:r>
     </w:p>
-    <w:p>
-      <w:pPr>
-        <w:pStyle w:val="BodyText"/>
-      </w:pPr>
-      <w:r>
-        <w:t xml:space="preserve">1.5</w:t>
-      </w:r>
-      <w:r>
-        <w:t xml:space="preserve"> </w:t>
-      </w:r>
-      <w:r>
-        <w:rPr>
-          <w:i/>
-          <w:iCs/>
+    <w:bookmarkEnd w:id="20"/>
+    <w:bookmarkStart w:id="21" w:name="iterative-development-build-test-refine"/>
+    <w:p>
+      <w:pPr>
+        <w:pStyle w:val="Heading2"/>
+      </w:pPr>
+      <w:r>
+        <w:t xml:space="preserve">2. Iterative Development •</w:t>
+      </w:r>
+      <w:r>
+        <w:t xml:space="preserve"> </w:t>
+      </w:r>
+      <w:r>
+        <w:rPr>
+          <w:iCs/>
+          <w:i/>
+        </w:rPr>
+        <w:t xml:space="preserve">build, test, refine</w:t>
+      </w:r>
+    </w:p>
+    <w:p>
+      <w:pPr>
+        <w:pStyle w:val="FirstParagraph"/>
+      </w:pPr>
+      <w:r>
+        <w:rPr>
+          <w:bCs/>
+          <w:b/>
+        </w:rPr>
+        <w:t xml:space="preserve">Formal domain:</w:t>
+      </w:r>
+      <w:r>
+        <w:t xml:space="preserve"> </w:t>
+      </w:r>
+      <w:r>
+        <w:t xml:space="preserve">Learning Engineering Design and Implementation (LEO-2)</w:t>
+      </w:r>
+    </w:p>
+    <w:p>
+      <w:pPr>
+        <w:pStyle w:val="BodyText"/>
+      </w:pPr>
+      <w:r>
+        <w:rPr>
+          <w:bCs/>
+          <w:b/>
+        </w:rPr>
+        <w:t xml:space="preserve">Main objective.</w:t>
+      </w:r>
+      <w:r>
+        <w:t xml:space="preserve"> </w:t>
+      </w:r>
+      <w:r>
+        <w:t xml:space="preserve">Design capability interventions through iterative engineering cycles that survive contact with real operational environments.</w:t>
+      </w:r>
+    </w:p>
+    <w:p>
+      <w:pPr>
+        <w:pStyle w:val="BodyText"/>
+      </w:pPr>
+      <w:r>
+        <w:t xml:space="preserve">2.1 Design interventions that integrate learning sciences principles with measurable outcomes and system design constraints.</w:t>
+      </w:r>
+    </w:p>
+    <w:p>
+      <w:pPr>
+        <w:pStyle w:val="BodyText"/>
+      </w:pPr>
+      <w:r>
+        <w:t xml:space="preserve">2.2 Run the iteration cycle: design, instrument, evaluate, refine, and revise the problem framing as evidence accumulates.</w:t>
+      </w:r>
+    </w:p>
+    <w:p>
+      <w:pPr>
+        <w:pStyle w:val="BodyText"/>
+      </w:pPr>
+      <w:r>
+        <w:t xml:space="preserve">2.3 Evaluate evidence-based design strategies for transfer to high-consequence settings at operational speed and scale.</w:t>
+      </w:r>
+    </w:p>
+    <w:p>
+      <w:pPr>
+        <w:pStyle w:val="BodyText"/>
+      </w:pPr>
+      <w:r>
+        <w:t xml:space="preserve">2.4 Construct implementation plans that address adoption, sustainment, and lifecycle integration across organizational and system boundaries.</w:t>
+      </w:r>
+    </w:p>
+    <w:p>
+      <w:pPr>
+        <w:pStyle w:val="BodyText"/>
+      </w:pPr>
+      <w:r>
+        <w:t xml:space="preserve">2.5</w:t>
+      </w:r>
+      <w:r>
+        <w:t xml:space="preserve"> </w:t>
+      </w:r>
+      <w:r>
+        <w:rPr>
+          <w:iCs/>
+          <w:i/>
         </w:rPr>
         <w:t xml:space="preserve">[v2]</w:t>
       </w:r>
@@ -328,8 +436,827 @@
       </w:r>
       <w:r>
         <w:rPr>
-          <w:b/>
-          <w:bCs/>
+          <w:bCs/>
+          <w:b/>
+        </w:rPr>
+        <w:t xml:space="preserve">Narrate and defend the design iteration in first person.</w:t>
+      </w:r>
+      <w:r>
+        <w:t xml:space="preserve"> </w:t>
+      </w:r>
+      <w:r>
+        <w:t xml:space="preserve">Design competence includes not only producing an outcome but rendering the iteration legible — the case-unpacking practice is the model.</w:t>
+      </w:r>
+    </w:p>
+    <w:p>
+      <w:pPr>
+        <w:pStyle w:val="BodyText"/>
+      </w:pPr>
+      <w:r>
+        <w:t xml:space="preserve">2.6</w:t>
+      </w:r>
+      <w:r>
+        <w:t xml:space="preserve"> </w:t>
+      </w:r>
+      <w:r>
+        <w:rPr>
+          <w:iCs/>
+          <w:i/>
+        </w:rPr>
+        <w:t xml:space="preserve">[v2.3]</w:t>
+      </w:r>
+      <w:r>
+        <w:t xml:space="preserve"> </w:t>
+      </w:r>
+      <w:r>
+        <w:rPr>
+          <w:bCs/>
+          <w:b/>
+        </w:rPr>
+        <w:t xml:space="preserve">Enable the people who deliver.</w:t>
+      </w:r>
+      <w:r>
+        <w:t xml:space="preserve"> </w:t>
+      </w:r>
+      <w:r>
+        <w:t xml:space="preserve">Design the human support layer — job aids, performance support at the point of need, train-the-trainer provisions — so the intervention can be delivered without the designer present; treat the deliverer as a designed-for user, not a channel.</w:t>
+      </w:r>
+    </w:p>
+    <w:p>
+      <w:pPr>
+        <w:pStyle w:val="BodyText"/>
+      </w:pPr>
+      <w:r>
+        <w:t xml:space="preserve">2.7</w:t>
+      </w:r>
+      <w:r>
+        <w:t xml:space="preserve"> </w:t>
+      </w:r>
+      <w:r>
+        <w:rPr>
+          <w:iCs/>
+          <w:i/>
+        </w:rPr>
+        <w:t xml:space="preserve">[v2.5]</w:t>
+      </w:r>
+      <w:r>
+        <w:t xml:space="preserve"> </w:t>
+      </w:r>
+      <w:r>
+        <w:rPr>
+          <w:bCs/>
+          <w:b/>
+        </w:rPr>
+        <w:t xml:space="preserve">Design for accessibility and inclusion.</w:t>
+      </w:r>
+      <w:r>
+        <w:t xml:space="preserve"> </w:t>
+      </w:r>
+      <w:r>
+        <w:t xml:space="preserve">Design so the intervention is usable by the range of learners it will actually meet, and test for accessibility and inclusion, not only for usability; recognize where a design assumes a learner who will not be there.</w:t>
+      </w:r>
+    </w:p>
+    <w:bookmarkEnd w:id="21"/>
+    <w:bookmarkStart w:id="22" w:name="human-system-collaboration-work-together"/>
+    <w:p>
+      <w:pPr>
+        <w:pStyle w:val="Heading2"/>
+      </w:pPr>
+      <w:r>
+        <w:t xml:space="preserve">3. Human-System Collaboration •</w:t>
+      </w:r>
+      <w:r>
+        <w:t xml:space="preserve"> </w:t>
+      </w:r>
+      <w:r>
+        <w:rPr>
+          <w:iCs/>
+          <w:i/>
+        </w:rPr>
+        <w:t xml:space="preserve">work together</w:t>
+      </w:r>
+    </w:p>
+    <w:p>
+      <w:pPr>
+        <w:pStyle w:val="FirstParagraph"/>
+      </w:pPr>
+      <w:r>
+        <w:rPr>
+          <w:iCs/>
+          <w:i/>
+        </w:rPr>
+        <w:t xml:space="preserve">[v2.1 — moved from D5 and broadened from</w:t>
+      </w:r>
+      <w:r>
+        <w:rPr>
+          <w:iCs/>
+          <w:i/>
+        </w:rPr>
+        <w:t xml:space="preserve"> </w:t>
+      </w:r>
+      <w:r>
+        <w:rPr>
+          <w:iCs/>
+          <w:i/>
+        </w:rPr>
+        <w:t xml:space="preserve">“</w:t>
+      </w:r>
+      <w:r>
+        <w:rPr>
+          <w:iCs/>
+          <w:i/>
+        </w:rPr>
+        <w:t xml:space="preserve">Machine Teaming and Adaptation.</w:t>
+      </w:r>
+      <w:r>
+        <w:rPr>
+          <w:iCs/>
+          <w:i/>
+        </w:rPr>
+        <w:t xml:space="preserve">”</w:t>
+      </w:r>
+      <w:r>
+        <w:rPr>
+          <w:iCs/>
+          <w:i/>
+        </w:rPr>
+        <w:t xml:space="preserve"> </w:t>
+      </w:r>
+      <w:r>
+        <w:rPr>
+          <w:iCs/>
+          <w:i/>
+        </w:rPr>
+        <w:t xml:space="preserve">The competency now covers human-system collaboration generally; human-AI teaming is one sub-pattern within it, not a separate domain.]</w:t>
+      </w:r>
+    </w:p>
+    <w:p>
+      <w:pPr>
+        <w:pStyle w:val="BodyText"/>
+      </w:pPr>
+      <w:r>
+        <w:rPr>
+          <w:bCs/>
+          <w:b/>
+        </w:rPr>
+        <w:t xml:space="preserve">Formal domain:</w:t>
+      </w:r>
+      <w:r>
+        <w:t xml:space="preserve"> </w:t>
+      </w:r>
+      <w:r>
+        <w:t xml:space="preserve">Human-System Collaboration and Adaptive Systems (LEO-3)</w:t>
+      </w:r>
+    </w:p>
+    <w:p>
+      <w:pPr>
+        <w:pStyle w:val="BodyText"/>
+      </w:pPr>
+      <w:r>
+        <w:rPr>
+          <w:bCs/>
+          <w:b/>
+        </w:rPr>
+        <w:t xml:space="preserve">Main objective.</w:t>
+      </w:r>
+      <w:r>
+        <w:t xml:space="preserve"> </w:t>
+      </w:r>
+      <w:r>
+        <w:t xml:space="preserve">Design human-system partnerships — including but not limited to human-AI — that make people more capable while preserving human agency and the recoverability of the system.</w:t>
+      </w:r>
+    </w:p>
+    <w:p>
+      <w:pPr>
+        <w:pStyle w:val="BodyText"/>
+      </w:pPr>
+      <w:r>
+        <w:t xml:space="preserve">3.1 Design role architectures, interface and alert systems, mode/state transparency, authority gradients, and recoverability mechanisms that engineer collaborative capability at the human-system boundary.</w:t>
+      </w:r>
+    </w:p>
+    <w:p>
+      <w:pPr>
+        <w:pStyle w:val="BodyText"/>
+      </w:pPr>
+      <w:r>
+        <w:t xml:space="preserve">3.2 Evaluate the measured impact of system-mediated work on human performance: the gains the system enables and the risks it introduces — automation bias, cognitive offloading, skill atrophy.</w:t>
+      </w:r>
+    </w:p>
+    <w:p>
+      <w:pPr>
+        <w:pStyle w:val="BodyText"/>
+      </w:pPr>
+      <w:r>
+        <w:t xml:space="preserve">3.3</w:t>
+      </w:r>
+      <w:r>
+        <w:t xml:space="preserve"> </w:t>
+      </w:r>
+      <w:r>
+        <w:rPr>
+          <w:iCs/>
+          <w:i/>
+        </w:rPr>
+        <w:t xml:space="preserve">[v2]</w:t>
+      </w:r>
+      <w:r>
+        <w:t xml:space="preserve"> </w:t>
+      </w:r>
+      <w:r>
+        <w:rPr>
+          <w:bCs/>
+          <w:b/>
+        </w:rPr>
+        <w:t xml:space="preserve">Delegation with revocation.</w:t>
+      </w:r>
+      <w:r>
+        <w:t xml:space="preserve"> </w:t>
+      </w:r>
+      <w:r>
+        <w:t xml:space="preserve">Design the human oversight layer for delegated work; specify in advance the disconfirming evidence that would revoke the delegation.</w:t>
+      </w:r>
+    </w:p>
+    <w:p>
+      <w:pPr>
+        <w:pStyle w:val="BodyText"/>
+      </w:pPr>
+      <w:r>
+        <w:t xml:space="preserve">3.4</w:t>
+      </w:r>
+      <w:r>
+        <w:t xml:space="preserve"> </w:t>
+      </w:r>
+      <w:r>
+        <w:rPr>
+          <w:iCs/>
+          <w:i/>
+        </w:rPr>
+        <w:t xml:space="preserve">[v2]</w:t>
+      </w:r>
+      <w:r>
+        <w:t xml:space="preserve"> </w:t>
+      </w:r>
+      <w:r>
+        <w:rPr>
+          <w:bCs/>
+          <w:b/>
+        </w:rPr>
+        <w:t xml:space="preserve">Collaboration measurement.</w:t>
+      </w:r>
+      <w:r>
+        <w:t xml:space="preserve"> </w:t>
+      </w:r>
+      <w:r>
+        <w:t xml:space="preserve">Measure the capability of a team or collaboration as a unit of analysis, distinct from any individual operator or any individual system component.</w:t>
+      </w:r>
+    </w:p>
+    <w:p>
+      <w:pPr>
+        <w:pStyle w:val="BodyText"/>
+      </w:pPr>
+      <w:r>
+        <w:t xml:space="preserve">3.5 Specify learning and capability requirements for systems not yet fielded, working from design artifacts rather than operational experience.</w:t>
+      </w:r>
+    </w:p>
+    <w:p>
+      <w:pPr>
+        <w:pStyle w:val="BodyText"/>
+      </w:pPr>
+      <w:r>
+        <w:t xml:space="preserve">3.6</w:t>
+      </w:r>
+      <w:r>
+        <w:t xml:space="preserve"> </w:t>
+      </w:r>
+      <w:r>
+        <w:rPr>
+          <w:iCs/>
+          <w:i/>
+        </w:rPr>
+        <w:t xml:space="preserve">[v2.2 — restored]</w:t>
+      </w:r>
+      <w:r>
+        <w:t xml:space="preserve"> </w:t>
+      </w:r>
+      <w:r>
+        <w:t xml:space="preserve">Communicate evidence-based recommendations for when system augmentation improves versus degrades capability outcomes and operator agency.</w:t>
+      </w:r>
+    </w:p>
+    <w:p>
+      <w:pPr>
+        <w:pStyle w:val="BodyText"/>
+      </w:pPr>
+      <w:r>
+        <w:t xml:space="preserve">3.7</w:t>
+      </w:r>
+      <w:r>
+        <w:t xml:space="preserve"> </w:t>
+      </w:r>
+      <w:r>
+        <w:rPr>
+          <w:iCs/>
+          <w:i/>
+        </w:rPr>
+        <w:t xml:space="preserve">[v2.3]</w:t>
+      </w:r>
+      <w:r>
+        <w:t xml:space="preserve"> </w:t>
+      </w:r>
+      <w:r>
+        <w:rPr>
+          <w:bCs/>
+          <w:b/>
+        </w:rPr>
+        <w:t xml:space="preserve">Design for the people who deliver.</w:t>
+      </w:r>
+      <w:r>
+        <w:t xml:space="preserve"> </w:t>
+      </w:r>
+      <w:r>
+        <w:t xml:space="preserve">Treat the instructor, facilitator, or operator who carries the intervention as a role within the human-system collaboration: engineer their authority, support, and point-of-need aids so their capability is built rather than assumed.</w:t>
+      </w:r>
+    </w:p>
+    <w:bookmarkEnd w:id="22"/>
+    <w:bookmarkStart w:id="23" w:name="test-and-evaluation-show-what-works"/>
+    <w:p>
+      <w:pPr>
+        <w:pStyle w:val="Heading2"/>
+      </w:pPr>
+      <w:r>
+        <w:t xml:space="preserve">4. Test and Evaluation •</w:t>
+      </w:r>
+      <w:r>
+        <w:t xml:space="preserve"> </w:t>
+      </w:r>
+      <w:r>
+        <w:rPr>
+          <w:iCs/>
+          <w:i/>
+        </w:rPr>
+        <w:t xml:space="preserve">show what works</w:t>
+      </w:r>
+    </w:p>
+    <w:p>
+      <w:pPr>
+        <w:pStyle w:val="FirstParagraph"/>
+      </w:pPr>
+      <w:r>
+        <w:rPr>
+          <w:iCs/>
+          <w:i/>
+        </w:rPr>
+        <w:t xml:space="preserve">[v2.1 — was D3 in v1; renumbered to D4. Subobjective 4.2 (</w:t>
+      </w:r>
+      <w:r>
+        <w:rPr>
+          <w:iCs/>
+          <w:i/>
+        </w:rPr>
+        <w:t xml:space="preserve">“</w:t>
+      </w:r>
+      <w:r>
+        <w:rPr>
+          <w:iCs/>
+          <w:i/>
+        </w:rPr>
+        <w:t xml:space="preserve">gap attribution</w:t>
+      </w:r>
+      <w:r>
+        <w:rPr>
+          <w:iCs/>
+          <w:i/>
+        </w:rPr>
+        <w:t xml:space="preserve">”</w:t>
+      </w:r>
+      <w:r>
+        <w:rPr>
+          <w:iCs/>
+          <w:i/>
+        </w:rPr>
+        <w:t xml:space="preserve">) was the existing</w:t>
+      </w:r>
+      <w:r>
+        <w:rPr>
+          <w:iCs/>
+          <w:i/>
+        </w:rPr>
+        <w:t xml:space="preserve"> </w:t>
+      </w:r>
+      <w:r>
+        <w:rPr>
+          <w:iCs/>
+          <w:i/>
+        </w:rPr>
+        <w:t xml:space="preserve">“</w:t>
+      </w:r>
+      <w:r>
+        <w:rPr>
+          <w:iCs/>
+          <w:i/>
+        </w:rPr>
+        <w:t xml:space="preserve">diagnose the gap</w:t>
+      </w:r>
+      <w:r>
+        <w:rPr>
+          <w:iCs/>
+          <w:i/>
+        </w:rPr>
+        <w:t xml:space="preserve">”</w:t>
+      </w:r>
+      <w:r>
+        <w:rPr>
+          <w:iCs/>
+          <w:i/>
+        </w:rPr>
+        <w:t xml:space="preserve">; the v2 sweep names it explicitly.]</w:t>
+      </w:r>
+    </w:p>
+    <w:p>
+      <w:pPr>
+        <w:pStyle w:val="BodyText"/>
+      </w:pPr>
+      <w:r>
+        <w:rPr>
+          <w:bCs/>
+          <w:b/>
+        </w:rPr>
+        <w:t xml:space="preserve">Formal domain:</w:t>
+      </w:r>
+      <w:r>
+        <w:t xml:space="preserve"> </w:t>
+      </w:r>
+      <w:r>
+        <w:t xml:space="preserve">Data, Measurement, and Evaluation (LEO-4)</w:t>
+      </w:r>
+    </w:p>
+    <w:p>
+      <w:pPr>
+        <w:pStyle w:val="BodyText"/>
+      </w:pPr>
+      <w:r>
+        <w:rPr>
+          <w:bCs/>
+          <w:b/>
+        </w:rPr>
+        <w:t xml:space="preserve">Main objective.</w:t>
+      </w:r>
+      <w:r>
+        <w:t xml:space="preserve"> </w:t>
+      </w:r>
+      <w:r>
+        <w:t xml:space="preserve">Produce decision-grade evidence linking learning to operational impact — where decision-grade is a sufficiency judgment under irreducible uncertainty — and tell a learning gap from a system gap.</w:t>
+      </w:r>
+    </w:p>
+    <w:p>
+      <w:pPr>
+        <w:pStyle w:val="BodyText"/>
+      </w:pPr>
+      <w:r>
+        <w:t xml:space="preserve">4.1 Design ethical instrumentation strategies that measure capability at the speed and scale operations require.</w:t>
+      </w:r>
+    </w:p>
+    <w:p>
+      <w:pPr>
+        <w:pStyle w:val="BodyText"/>
+      </w:pPr>
+      <w:r>
+        <w:t xml:space="preserve">4.2</w:t>
+      </w:r>
+      <w:r>
+        <w:t xml:space="preserve"> </w:t>
+      </w:r>
+      <w:r>
+        <w:rPr>
+          <w:bCs/>
+          <w:b/>
+        </w:rPr>
+        <w:t xml:space="preserve">Gap attribution.</w:t>
+      </w:r>
+      <w:r>
+        <w:t xml:space="preserve"> </w:t>
+      </w:r>
+      <w:r>
+        <w:t xml:space="preserve">Diagnose the gap: differentiate capability shortfalls rooted in human development from those rooted in system design or organizational performance.</w:t>
+      </w:r>
+    </w:p>
+    <w:p>
+      <w:pPr>
+        <w:pStyle w:val="BodyText"/>
+      </w:pPr>
+      <w:r>
+        <w:t xml:space="preserve">4.3 Construct decision-grade evidence artifacts (dashboards, reproducible reports, governance documentation) under irreducible uncertainty: state what is known, what is assumed, and what would change the decision.</w:t>
+      </w:r>
+    </w:p>
+    <w:p>
+      <w:pPr>
+        <w:pStyle w:val="BodyText"/>
+      </w:pPr>
+      <w:r>
+        <w:t xml:space="preserve">4.4</w:t>
+      </w:r>
+      <w:r>
+        <w:t xml:space="preserve"> </w:t>
+      </w:r>
+      <w:r>
+        <w:rPr>
+          <w:iCs/>
+          <w:i/>
+        </w:rPr>
+        <w:t xml:space="preserve">[v2]</w:t>
+      </w:r>
+      <w:r>
+        <w:t xml:space="preserve"> </w:t>
+      </w:r>
+      <w:r>
+        <w:rPr>
+          <w:bCs/>
+          <w:b/>
+        </w:rPr>
+        <w:t xml:space="preserve">Judgment under inadequate evidence.</w:t>
+      </w:r>
+      <w:r>
+        <w:t xml:space="preserve"> </w:t>
+      </w:r>
+      <w:r>
+        <w:t xml:space="preserve">Justify a consequential decision on incomplete and contested evidence; document the basis; name what would change it.</w:t>
+      </w:r>
+    </w:p>
+    <w:p>
+      <w:pPr>
+        <w:pStyle w:val="BodyText"/>
+      </w:pPr>
+      <w:r>
+        <w:t xml:space="preserve">4.5 Communicate evidence honestly to technical and non-technical stakeholders, including uncertainty and limits of inference.</w:t>
+      </w:r>
+    </w:p>
+    <w:p>
+      <w:pPr>
+        <w:pStyle w:val="BodyText"/>
+      </w:pPr>
+      <w:r>
+        <w:t xml:space="preserve">4.6</w:t>
+      </w:r>
+      <w:r>
+        <w:t xml:space="preserve"> </w:t>
+      </w:r>
+      <w:r>
+        <w:rPr>
+          <w:iCs/>
+          <w:i/>
+        </w:rPr>
+        <w:t xml:space="preserve">[v2]</w:t>
+      </w:r>
+      <w:r>
+        <w:t xml:space="preserve"> </w:t>
+      </w:r>
+      <w:r>
+        <w:rPr>
+          <w:bCs/>
+          <w:b/>
+        </w:rPr>
+        <w:t xml:space="preserve">Fairness beyond omission.</w:t>
+      </w:r>
+      <w:r>
+        <w:t xml:space="preserve"> </w:t>
+      </w:r>
+      <w:r>
+        <w:t xml:space="preserve">Demonstrate that omitting a protected attribute does not establish fairness; analyze competing fairness definitions using demographic-stratified outcome evidence.</w:t>
+      </w:r>
+    </w:p>
+    <w:p>
+      <w:pPr>
+        <w:pStyle w:val="BodyText"/>
+      </w:pPr>
+      <w:r>
+        <w:t xml:space="preserve">4.7</w:t>
+      </w:r>
+      <w:r>
+        <w:t xml:space="preserve"> </w:t>
+      </w:r>
+      <w:r>
+        <w:rPr>
+          <w:iCs/>
+          <w:i/>
+        </w:rPr>
+        <w:t xml:space="preserve">[v2.4]</w:t>
+      </w:r>
+      <w:r>
+        <w:t xml:space="preserve"> </w:t>
+      </w:r>
+      <w:r>
+        <w:rPr>
+          <w:bCs/>
+          <w:b/>
+        </w:rPr>
+        <w:t xml:space="preserve">Appraise primary research.</w:t>
+      </w:r>
+      <w:r>
+        <w:t xml:space="preserve"> </w:t>
+      </w:r>
+      <w:r>
+        <w:t xml:space="preserve">Read a primary study, judge the strength of its method and the validity of the claims drawn from it, and communicate what it does and does not support to those who will not read it.</w:t>
+      </w:r>
+    </w:p>
+    <w:p>
+      <w:pPr>
+        <w:pStyle w:val="BodyText"/>
+      </w:pPr>
+      <w:r>
+        <w:t xml:space="preserve">4.8</w:t>
+      </w:r>
+      <w:r>
+        <w:t xml:space="preserve"> </w:t>
+      </w:r>
+      <w:r>
+        <w:rPr>
+          <w:iCs/>
+          <w:i/>
+        </w:rPr>
+        <w:t xml:space="preserve">[v2.5]</w:t>
+      </w:r>
+      <w:r>
+        <w:t xml:space="preserve"> </w:t>
+      </w:r>
+      <w:r>
+        <w:rPr>
+          <w:bCs/>
+          <w:b/>
+        </w:rPr>
+        <w:t xml:space="preserve">Design the assessment before the content.</w:t>
+      </w:r>
+      <w:r>
+        <w:t xml:space="preserve"> </w:t>
+      </w:r>
+      <w:r>
+        <w:t xml:space="preserve">Operationalize the construct into measurable variables and state what the operationalization leaves out; specify what would count as evidence of the intended learning before building what teaches it; select instruments appropriate to the construct and state their limits.</w:t>
+      </w:r>
+    </w:p>
+    <w:bookmarkEnd w:id="23"/>
+    <w:bookmarkStart w:id="24" w:name="X76602b8bd0f6773d25210cecfc4681335591402"/>
+    <w:p>
+      <w:pPr>
+        <w:pStyle w:val="Heading2"/>
+      </w:pPr>
+      <w:r>
+        <w:t xml:space="preserve">5. Navigating Sociotechnical Constraints •</w:t>
+      </w:r>
+      <w:r>
+        <w:t xml:space="preserve"> </w:t>
+      </w:r>
+      <w:r>
+        <w:rPr>
+          <w:iCs/>
+          <w:i/>
+        </w:rPr>
+        <w:t xml:space="preserve">make it work in the real world</w:t>
+      </w:r>
+    </w:p>
+    <w:p>
+      <w:pPr>
+        <w:pStyle w:val="FirstParagraph"/>
+      </w:pPr>
+      <w:r>
+        <w:rPr>
+          <w:iCs/>
+          <w:i/>
+        </w:rPr>
+        <w:t xml:space="preserve">[v2.1 — was D4 in v1; renumbered to D5.]</w:t>
+      </w:r>
+    </w:p>
+    <w:p>
+      <w:pPr>
+        <w:pStyle w:val="BodyText"/>
+      </w:pPr>
+      <w:r>
+        <w:rPr>
+          <w:bCs/>
+          <w:b/>
+        </w:rPr>
+        <w:t xml:space="preserve">Formal domain:</w:t>
+      </w:r>
+      <w:r>
+        <w:t xml:space="preserve"> </w:t>
+      </w:r>
+      <w:r>
+        <w:t xml:space="preserve">Context and Domain Fluency (LEO-5)</w:t>
+      </w:r>
+    </w:p>
+    <w:p>
+      <w:pPr>
+        <w:pStyle w:val="BodyText"/>
+      </w:pPr>
+      <w:r>
+        <w:rPr>
+          <w:bCs/>
+          <w:b/>
+        </w:rPr>
+        <w:t xml:space="preserve">Main objective.</w:t>
+      </w:r>
+      <w:r>
+        <w:t xml:space="preserve"> </w:t>
+      </w:r>
+      <w:r>
+        <w:t xml:space="preserve">Integrate capability interventions into the sociotechnical systems they must live in: the regulatory, organizational, cultural, and technical realities that determine whether good designs survive.</w:t>
+      </w:r>
+    </w:p>
+    <w:p>
+      <w:pPr>
+        <w:pStyle w:val="BodyText"/>
+      </w:pPr>
+      <w:r>
+        <w:t xml:space="preserve">5.1 Analyze the regulatory, organizational, cultural, and technical constraints that shape what can be built, deployed, and sustained in a given context.</w:t>
+      </w:r>
+    </w:p>
+    <w:p>
+      <w:pPr>
+        <w:pStyle w:val="BodyText"/>
+      </w:pPr>
+      <w:r>
+        <w:t xml:space="preserve">5.2 Apply human systems integration frameworks to fit capability interventions to operational environments.</w:t>
+      </w:r>
+    </w:p>
+    <w:p>
+      <w:pPr>
+        <w:pStyle w:val="BodyText"/>
+      </w:pPr>
+      <w:r>
+        <w:t xml:space="preserve">5.3 Leverage prior domain expertise, and respect for others’, to elicit and validate specialist knowledge that surfaces constraints early.</w:t>
+      </w:r>
+    </w:p>
+    <w:p>
+      <w:pPr>
+        <w:pStyle w:val="BodyText"/>
+      </w:pPr>
+      <w:r>
+        <w:t xml:space="preserve">5.4 Translate constraints and stakeholder requirements across disciplinary and institutional boundaries into coherent design specifications.</w:t>
+      </w:r>
+    </w:p>
+    <w:p>
+      <w:pPr>
+        <w:pStyle w:val="BodyText"/>
+      </w:pPr>
+      <w:r>
+        <w:t xml:space="preserve">5.5 Anticipate adoption and sustainment barriers, and design interventions that survive them.</w:t>
+      </w:r>
+    </w:p>
+    <w:p>
+      <w:pPr>
+        <w:pStyle w:val="BodyText"/>
+      </w:pPr>
+      <w:r>
+        <w:t xml:space="preserve">5.6</w:t>
+      </w:r>
+      <w:r>
+        <w:t xml:space="preserve"> </w:t>
+      </w:r>
+      <w:r>
+        <w:rPr>
+          <w:iCs/>
+          <w:i/>
+        </w:rPr>
+        <w:t xml:space="preserve">[v2]</w:t>
+      </w:r>
+      <w:r>
+        <w:t xml:space="preserve"> </w:t>
+      </w:r>
+      <w:r>
+        <w:rPr>
+          <w:bCs/>
+          <w:b/>
+        </w:rPr>
+        <w:t xml:space="preserve">Cross-regime / platform-dependency governance.</w:t>
+      </w:r>
+      <w:r>
+        <w:t xml:space="preserve"> </w:t>
+      </w:r>
+      <w:r>
+        <w:t xml:space="preserve">Where capability is deployed on a platform governed by a different regime than the one operating it, design the governance seam as an explicit deliverable.</w:t>
+      </w:r>
+    </w:p>
+    <w:p>
+      <w:pPr>
+        <w:pStyle w:val="BodyText"/>
+      </w:pPr>
+      <w:r>
+        <w:t xml:space="preserve">5.7</w:t>
+      </w:r>
+      <w:r>
+        <w:t xml:space="preserve"> </w:t>
+      </w:r>
+      <w:r>
+        <w:rPr>
+          <w:iCs/>
+          <w:i/>
+        </w:rPr>
+        <w:t xml:space="preserve">[v2.6 — moved from 1.5.]</w:t>
+      </w:r>
+      <w:r>
+        <w:t xml:space="preserve"> </w:t>
+      </w:r>
+      <w:r>
+        <w:rPr>
+          <w:bCs/>
+          <w:b/>
         </w:rPr>
         <w:t xml:space="preserve">Governance-objection diagnostic.</w:t>
       </w:r>
@@ -338,871 +1265,6 @@
       </w:r>
       <w:r>
         <w:t xml:space="preserve">Distinguish a governance objection that good design can dissolve from one that correctly signals the system should not deploy.</w:t>
-      </w:r>
-    </w:p>
-    <w:bookmarkEnd w:id="9"/>
-    <w:bookmarkStart w:id="10" w:name="iterative-development-build-test-refine"/>
-    <w:p>
-      <w:pPr>
-        <w:pStyle w:val="Heading2"/>
-      </w:pPr>
-      <w:r>
-        <w:t xml:space="preserve">2. Iterative Development •</w:t>
-      </w:r>
-      <w:r>
-        <w:t xml:space="preserve"> </w:t>
-      </w:r>
-      <w:r>
-        <w:rPr>
-          <w:i/>
-          <w:iCs/>
-        </w:rPr>
-        <w:t xml:space="preserve">build, test, refine</w:t>
-      </w:r>
-    </w:p>
-    <w:p>
-      <w:pPr>
-        <w:pStyle w:val="FirstParagraph"/>
-      </w:pPr>
-      <w:r>
-        <w:rPr>
-          <w:b/>
-          <w:bCs/>
-        </w:rPr>
-        <w:t xml:space="preserve">Formal domain:</w:t>
-      </w:r>
-      <w:r>
-        <w:t xml:space="preserve"> </w:t>
-      </w:r>
-      <w:r>
-        <w:t xml:space="preserve">Learning Engineering Design and Implementation (LEO-2)</w:t>
-      </w:r>
-    </w:p>
-    <w:p>
-      <w:pPr>
-        <w:pStyle w:val="BodyText"/>
-      </w:pPr>
-      <w:r>
-        <w:rPr>
-          <w:b/>
-          <w:bCs/>
-        </w:rPr>
-        <w:t xml:space="preserve">Main objective.</w:t>
-      </w:r>
-      <w:r>
-        <w:t xml:space="preserve"> </w:t>
-      </w:r>
-      <w:r>
-        <w:t xml:space="preserve">Design capability interventions through iterative engineering cycles that survive contact with real operational environments.</w:t>
-      </w:r>
-    </w:p>
-    <w:p>
-      <w:pPr>
-        <w:pStyle w:val="BodyText"/>
-      </w:pPr>
-      <w:r>
-        <w:t xml:space="preserve">2.1 Design interventions that integrate learning sciences principles with measurable outcomes and system design constraints.</w:t>
-      </w:r>
-    </w:p>
-    <w:p>
-      <w:pPr>
-        <w:pStyle w:val="BodyText"/>
-      </w:pPr>
-      <w:r>
-        <w:t xml:space="preserve">2.2 Run the iteration cycle: design, instrument, evaluate, refine, and revise the problem framing as evidence accumulates.</w:t>
-      </w:r>
-    </w:p>
-    <w:p>
-      <w:pPr>
-        <w:pStyle w:val="BodyText"/>
-      </w:pPr>
-      <w:r>
-        <w:t xml:space="preserve">2.3 Evaluate evidence-based design strategies for transfer to high-consequence settings at operational speed and scale.</w:t>
-      </w:r>
-    </w:p>
-    <w:p>
-      <w:pPr>
-        <w:pStyle w:val="BodyText"/>
-      </w:pPr>
-      <w:r>
-        <w:t xml:space="preserve">2.4 Construct implementation plans that address adoption, sustainment, and lifecycle integration across organizational and system boundaries.</w:t>
-      </w:r>
-    </w:p>
-    <w:p>
-      <w:pPr>
-        <w:pStyle w:val="BodyText"/>
-      </w:pPr>
-      <w:r>
-        <w:t xml:space="preserve">2.5</w:t>
-      </w:r>
-      <w:r>
-        <w:t xml:space="preserve"> </w:t>
-      </w:r>
-      <w:r>
-        <w:rPr>
-          <w:i/>
-          <w:iCs/>
-        </w:rPr>
-        <w:t xml:space="preserve">[v2]</w:t>
-      </w:r>
-      <w:r>
-        <w:t xml:space="preserve"> </w:t>
-      </w:r>
-      <w:r>
-        <w:rPr>
-          <w:b/>
-          <w:bCs/>
-        </w:rPr>
-        <w:t xml:space="preserve">Narrate and defend the design iteration in first person.</w:t>
-      </w:r>
-      <w:r>
-        <w:t xml:space="preserve"> </w:t>
-      </w:r>
-      <w:r>
-        <w:t xml:space="preserve">Design competence includes not only producing an outcome but rendering the iteration legible — the case-unpacking practice is the model.</w:t>
-      </w:r>
-    </w:p>
-    <w:p>
-      <w:pPr>
-        <w:pStyle w:val="BodyText"/>
-      </w:pPr>
-      <w:r>
-        <w:t xml:space="preserve">2.6</w:t>
-      </w:r>
-      <w:r>
-        <w:t xml:space="preserve"> </w:t>
-      </w:r>
-      <w:r>
-        <w:rPr>
-          <w:i/>
-          <w:iCs/>
-        </w:rPr>
-        <w:t xml:space="preserve">[v2.3]</w:t>
-      </w:r>
-      <w:r>
-        <w:t xml:space="preserve"> </w:t>
-      </w:r>
-      <w:r>
-        <w:rPr>
-          <w:b/>
-          <w:bCs/>
-        </w:rPr>
-        <w:t xml:space="preserve">Enable the people who deliver.</w:t>
-      </w:r>
-      <w:r>
-        <w:t xml:space="preserve"> </w:t>
-      </w:r>
-      <w:r>
-        <w:t xml:space="preserve">Design the human support layer — job aids, performance support at the point of need, train-the-trainer provisions — so the intervention can be delivered without the designer present; treat the deliverer as a designed-for user, not a channel.</w:t>
-      </w:r>
-    </w:p>
-    <w:p>
-      <w:pPr>
-        <w:pStyle w:val="BodyText"/>
-      </w:pPr>
-      <w:r>
-        <w:t xml:space="preserve">2.7</w:t>
-      </w:r>
-      <w:r>
-        <w:t xml:space="preserve"> </w:t>
-      </w:r>
-      <w:r>
-        <w:rPr>
-          <w:i/>
-          <w:iCs/>
-        </w:rPr>
-        <w:t xml:space="preserve">[v2.5]</w:t>
-      </w:r>
-      <w:r>
-        <w:t xml:space="preserve"> </w:t>
-      </w:r>
-      <w:r>
-        <w:rPr>
-          <w:b/>
-          <w:bCs/>
-        </w:rPr>
-        <w:t xml:space="preserve">Design for accessibility and inclusion.</w:t>
-      </w:r>
-      <w:r>
-        <w:t xml:space="preserve"> </w:t>
-      </w:r>
-      <w:r>
-        <w:t xml:space="preserve">Design so the intervention is usable by the range of learners it will actually meet, and test for accessibility and inclusion, not only for usability; recognize where a design assumes a learner who will not be there.</w:t>
-      </w:r>
-    </w:p>
-    <w:bookmarkEnd w:id="10"/>
-    <w:bookmarkStart w:id="11" w:name="human-system-collaboration-work-together"/>
-    <w:p>
-      <w:pPr>
-        <w:pStyle w:val="Heading2"/>
-      </w:pPr>
-      <w:r>
-        <w:t xml:space="preserve">3. Human-System Collaboration •</w:t>
-      </w:r>
-      <w:r>
-        <w:t xml:space="preserve"> </w:t>
-      </w:r>
-      <w:r>
-        <w:rPr>
-          <w:i/>
-          <w:iCs/>
-        </w:rPr>
-        <w:t xml:space="preserve">work together</w:t>
-      </w:r>
-    </w:p>
-    <w:p>
-      <w:pPr>
-        <w:pStyle w:val="FirstParagraph"/>
-      </w:pPr>
-      <w:r>
-        <w:rPr>
-          <w:i/>
-          <w:iCs/>
-        </w:rPr>
-        <w:t xml:space="preserve">[v2.1 — moved from D5 and broadened from</w:t>
-      </w:r>
-      <w:r>
-        <w:rPr>
-          <w:i/>
-          <w:iCs/>
-        </w:rPr>
-        <w:t xml:space="preserve"> </w:t>
-      </w:r>
-      <w:r>
-        <w:rPr>
-          <w:i/>
-          <w:iCs/>
-        </w:rPr>
-        <w:t xml:space="preserve">“Machine Teaming and Adaptation.”</w:t>
-      </w:r>
-      <w:r>
-        <w:rPr>
-          <w:i/>
-          <w:iCs/>
-        </w:rPr>
-        <w:t xml:space="preserve"> </w:t>
-      </w:r>
-      <w:r>
-        <w:rPr>
-          <w:i/>
-          <w:iCs/>
-        </w:rPr>
-        <w:t xml:space="preserve">The competency now covers human-system collaboration generally; human-AI teaming is one sub-pattern within it, not a separate domain.]</w:t>
-      </w:r>
-    </w:p>
-    <w:p>
-      <w:pPr>
-        <w:pStyle w:val="BodyText"/>
-      </w:pPr>
-      <w:r>
-        <w:rPr>
-          <w:b/>
-          <w:bCs/>
-        </w:rPr>
-        <w:t xml:space="preserve">Formal domain:</w:t>
-      </w:r>
-      <w:r>
-        <w:t xml:space="preserve"> </w:t>
-      </w:r>
-      <w:r>
-        <w:t xml:space="preserve">Human-System Collaboration and Adaptive Systems (LEO-3)</w:t>
-      </w:r>
-    </w:p>
-    <w:p>
-      <w:pPr>
-        <w:pStyle w:val="BodyText"/>
-      </w:pPr>
-      <w:r>
-        <w:rPr>
-          <w:b/>
-          <w:bCs/>
-        </w:rPr>
-        <w:t xml:space="preserve">Main objective.</w:t>
-      </w:r>
-      <w:r>
-        <w:t xml:space="preserve"> </w:t>
-      </w:r>
-      <w:r>
-        <w:t xml:space="preserve">Design human-system partnerships — including but not limited to human-AI — that make people more capable while preserving human agency and the recoverability of the system.</w:t>
-      </w:r>
-    </w:p>
-    <w:p>
-      <w:pPr>
-        <w:pStyle w:val="BodyText"/>
-      </w:pPr>
-      <w:r>
-        <w:t xml:space="preserve">3.1 Design role architectures, interface and alert systems, mode/state transparency, authority gradients, and recoverability mechanisms that engineer collaborative capability at the human-system boundary.</w:t>
-      </w:r>
-    </w:p>
-    <w:p>
-      <w:pPr>
-        <w:pStyle w:val="BodyText"/>
-      </w:pPr>
-      <w:r>
-        <w:t xml:space="preserve">3.2 Evaluate the measured impact of system-mediated work on human performance: the gains the system enables and the risks it introduces — automation bias, cognitive offloading, skill atrophy.</w:t>
-      </w:r>
-    </w:p>
-    <w:p>
-      <w:pPr>
-        <w:pStyle w:val="BodyText"/>
-      </w:pPr>
-      <w:r>
-        <w:t xml:space="preserve">3.3</w:t>
-      </w:r>
-      <w:r>
-        <w:t xml:space="preserve"> </w:t>
-      </w:r>
-      <w:r>
-        <w:rPr>
-          <w:i/>
-          <w:iCs/>
-        </w:rPr>
-        <w:t xml:space="preserve">[v2]</w:t>
-      </w:r>
-      <w:r>
-        <w:t xml:space="preserve"> </w:t>
-      </w:r>
-      <w:r>
-        <w:rPr>
-          <w:b/>
-          <w:bCs/>
-        </w:rPr>
-        <w:t xml:space="preserve">Delegation with revocation.</w:t>
-      </w:r>
-      <w:r>
-        <w:t xml:space="preserve"> </w:t>
-      </w:r>
-      <w:r>
-        <w:t xml:space="preserve">Design the human oversight layer for delegated work; specify in advance the disconfirming evidence that would revoke the delegation.</w:t>
-      </w:r>
-    </w:p>
-    <w:p>
-      <w:pPr>
-        <w:pStyle w:val="BodyText"/>
-      </w:pPr>
-      <w:r>
-        <w:t xml:space="preserve">3.4</w:t>
-      </w:r>
-      <w:r>
-        <w:t xml:space="preserve"> </w:t>
-      </w:r>
-      <w:r>
-        <w:rPr>
-          <w:i/>
-          <w:iCs/>
-        </w:rPr>
-        <w:t xml:space="preserve">[v2]</w:t>
-      </w:r>
-      <w:r>
-        <w:t xml:space="preserve"> </w:t>
-      </w:r>
-      <w:r>
-        <w:rPr>
-          <w:b/>
-          <w:bCs/>
-        </w:rPr>
-        <w:t xml:space="preserve">Collaboration measurement.</w:t>
-      </w:r>
-      <w:r>
-        <w:t xml:space="preserve"> </w:t>
-      </w:r>
-      <w:r>
-        <w:t xml:space="preserve">Measure the capability of a team or collaboration as a unit of analysis, distinct from any individual operator or any individual system component.</w:t>
-      </w:r>
-    </w:p>
-    <w:p>
-      <w:pPr>
-        <w:pStyle w:val="BodyText"/>
-      </w:pPr>
-      <w:r>
-        <w:t xml:space="preserve">3.5 Specify learning and capability requirements for systems not yet fielded, working from design artifacts rather than operational experience.</w:t>
-      </w:r>
-    </w:p>
-    <w:p>
-      <w:pPr>
-        <w:pStyle w:val="BodyText"/>
-      </w:pPr>
-      <w:r>
-        <w:t xml:space="preserve">3.6</w:t>
-      </w:r>
-      <w:r>
-        <w:t xml:space="preserve"> </w:t>
-      </w:r>
-      <w:r>
-        <w:rPr>
-          <w:i/>
-          <w:iCs/>
-        </w:rPr>
-        <w:t xml:space="preserve">[v2.2 — restored]</w:t>
-      </w:r>
-      <w:r>
-        <w:t xml:space="preserve"> </w:t>
-      </w:r>
-      <w:r>
-        <w:t xml:space="preserve">Communicate evidence-based recommendations for when system augmentation improves versus degrades capability outcomes and operator agency.</w:t>
-      </w:r>
-    </w:p>
-    <w:p>
-      <w:pPr>
-        <w:pStyle w:val="BodyText"/>
-      </w:pPr>
-      <w:r>
-        <w:t xml:space="preserve">3.7</w:t>
-      </w:r>
-      <w:r>
-        <w:t xml:space="preserve"> </w:t>
-      </w:r>
-      <w:r>
-        <w:rPr>
-          <w:i/>
-          <w:iCs/>
-        </w:rPr>
-        <w:t xml:space="preserve">[v2.3]</w:t>
-      </w:r>
-      <w:r>
-        <w:t xml:space="preserve"> </w:t>
-      </w:r>
-      <w:r>
-        <w:rPr>
-          <w:b/>
-          <w:bCs/>
-        </w:rPr>
-        <w:t xml:space="preserve">Design for the people who deliver.</w:t>
-      </w:r>
-      <w:r>
-        <w:t xml:space="preserve"> </w:t>
-      </w:r>
-      <w:r>
-        <w:t xml:space="preserve">Treat the instructor, facilitator, or operator who carries the intervention as a role within the human-system collaboration: engineer their authority, support, and point-of-need aids so their capability is built rather than assumed.</w:t>
-      </w:r>
-    </w:p>
-    <w:bookmarkEnd w:id="11"/>
-    <w:bookmarkStart w:id="12" w:name="test-and-evaluation-show-what-works"/>
-    <w:p>
-      <w:pPr>
-        <w:pStyle w:val="Heading2"/>
-      </w:pPr>
-      <w:r>
-        <w:t xml:space="preserve">4. Test and Evaluation •</w:t>
-      </w:r>
-      <w:r>
-        <w:t xml:space="preserve"> </w:t>
-      </w:r>
-      <w:r>
-        <w:rPr>
-          <w:i/>
-          <w:iCs/>
-        </w:rPr>
-        <w:t xml:space="preserve">show what works</w:t>
-      </w:r>
-    </w:p>
-    <w:p>
-      <w:pPr>
-        <w:pStyle w:val="FirstParagraph"/>
-      </w:pPr>
-      <w:r>
-        <w:rPr>
-          <w:i/>
-          <w:iCs/>
-        </w:rPr>
-        <w:t xml:space="preserve">[v2.1 — was D3 in v1; renumbered to D4. Subobjective 4.2 (</w:t>
-      </w:r>
-      <w:r>
-        <w:rPr>
-          <w:i/>
-          <w:iCs/>
-        </w:rPr>
-        <w:t xml:space="preserve">“gap attribution”</w:t>
-      </w:r>
-      <w:r>
-        <w:rPr>
-          <w:i/>
-          <w:iCs/>
-        </w:rPr>
-        <w:t xml:space="preserve">) was the existing</w:t>
-      </w:r>
-      <w:r>
-        <w:rPr>
-          <w:i/>
-          <w:iCs/>
-        </w:rPr>
-        <w:t xml:space="preserve"> </w:t>
-      </w:r>
-      <w:r>
-        <w:rPr>
-          <w:i/>
-          <w:iCs/>
-        </w:rPr>
-        <w:t xml:space="preserve">“diagnose the gap”</w:t>
-      </w:r>
-      <w:r>
-        <w:rPr>
-          <w:i/>
-          <w:iCs/>
-        </w:rPr>
-        <w:t xml:space="preserve">; the v2 sweep names it explicitly.]</w:t>
-      </w:r>
-    </w:p>
-    <w:p>
-      <w:pPr>
-        <w:pStyle w:val="BodyText"/>
-      </w:pPr>
-      <w:r>
-        <w:rPr>
-          <w:b/>
-          <w:bCs/>
-        </w:rPr>
-        <w:t xml:space="preserve">Formal domain:</w:t>
-      </w:r>
-      <w:r>
-        <w:t xml:space="preserve"> </w:t>
-      </w:r>
-      <w:r>
-        <w:t xml:space="preserve">Data, Measurement, and Evaluation (LEO-4)</w:t>
-      </w:r>
-    </w:p>
-    <w:p>
-      <w:pPr>
-        <w:pStyle w:val="BodyText"/>
-      </w:pPr>
-      <w:r>
-        <w:rPr>
-          <w:b/>
-          <w:bCs/>
-        </w:rPr>
-        <w:t xml:space="preserve">Main objective.</w:t>
-      </w:r>
-      <w:r>
-        <w:t xml:space="preserve"> </w:t>
-      </w:r>
-      <w:r>
-        <w:t xml:space="preserve">Produce decision-grade evidence linking learning to operational impact — where decision-grade is a sufficiency judgment under irreducible uncertainty — and tell a learning gap from a system gap.</w:t>
-      </w:r>
-    </w:p>
-    <w:p>
-      <w:pPr>
-        <w:pStyle w:val="BodyText"/>
-      </w:pPr>
-      <w:r>
-        <w:t xml:space="preserve">4.1 Design ethical instrumentation strategies that measure capability at the speed and scale operations require.</w:t>
-      </w:r>
-    </w:p>
-    <w:p>
-      <w:pPr>
-        <w:pStyle w:val="BodyText"/>
-      </w:pPr>
-      <w:r>
-        <w:t xml:space="preserve">4.2</w:t>
-      </w:r>
-      <w:r>
-        <w:t xml:space="preserve"> </w:t>
-      </w:r>
-      <w:r>
-        <w:rPr>
-          <w:b/>
-          <w:bCs/>
-        </w:rPr>
-        <w:t xml:space="preserve">Gap attribution.</w:t>
-      </w:r>
-      <w:r>
-        <w:t xml:space="preserve"> </w:t>
-      </w:r>
-      <w:r>
-        <w:t xml:space="preserve">Diagnose the gap: differentiate capability shortfalls rooted in human development from those rooted in system design or organizational performance.</w:t>
-      </w:r>
-    </w:p>
-    <w:p>
-      <w:pPr>
-        <w:pStyle w:val="BodyText"/>
-      </w:pPr>
-      <w:r>
-        <w:t xml:space="preserve">4.3 Construct decision-grade evidence artifacts (dashboards, reproducible reports, governance documentation) under irreducible uncertainty: state what is known, what is assumed, and what would change the decision.</w:t>
-      </w:r>
-    </w:p>
-    <w:p>
-      <w:pPr>
-        <w:pStyle w:val="BodyText"/>
-      </w:pPr>
-      <w:r>
-        <w:t xml:space="preserve">4.4</w:t>
-      </w:r>
-      <w:r>
-        <w:t xml:space="preserve"> </w:t>
-      </w:r>
-      <w:r>
-        <w:rPr>
-          <w:i/>
-          <w:iCs/>
-        </w:rPr>
-        <w:t xml:space="preserve">[v2]</w:t>
-      </w:r>
-      <w:r>
-        <w:t xml:space="preserve"> </w:t>
-      </w:r>
-      <w:r>
-        <w:rPr>
-          <w:b/>
-          <w:bCs/>
-        </w:rPr>
-        <w:t xml:space="preserve">Judgment under inadequate evidence.</w:t>
-      </w:r>
-      <w:r>
-        <w:t xml:space="preserve"> </w:t>
-      </w:r>
-      <w:r>
-        <w:t xml:space="preserve">Justify a consequential decision on incomplete and contested evidence; document the basis; name what would change it.</w:t>
-      </w:r>
-    </w:p>
-    <w:p>
-      <w:pPr>
-        <w:pStyle w:val="BodyText"/>
-      </w:pPr>
-      <w:r>
-        <w:t xml:space="preserve">4.5 Communicate evidence honestly to technical and non-technical stakeholders, including uncertainty and limits of inference.</w:t>
-      </w:r>
-    </w:p>
-    <w:p>
-      <w:pPr>
-        <w:pStyle w:val="BodyText"/>
-      </w:pPr>
-      <w:r>
-        <w:t xml:space="preserve">4.6</w:t>
-      </w:r>
-      <w:r>
-        <w:t xml:space="preserve"> </w:t>
-      </w:r>
-      <w:r>
-        <w:rPr>
-          <w:i/>
-          <w:iCs/>
-        </w:rPr>
-        <w:t xml:space="preserve">[v2]</w:t>
-      </w:r>
-      <w:r>
-        <w:t xml:space="preserve"> </w:t>
-      </w:r>
-      <w:r>
-        <w:rPr>
-          <w:b/>
-          <w:bCs/>
-        </w:rPr>
-        <w:t xml:space="preserve">Fairness beyond omission.</w:t>
-      </w:r>
-      <w:r>
-        <w:t xml:space="preserve"> </w:t>
-      </w:r>
-      <w:r>
-        <w:t xml:space="preserve">Demonstrate that omitting a protected attribute does not establish fairness; analyze competing fairness definitions using demographic-stratified outcome evidence.</w:t>
-      </w:r>
-    </w:p>
-    <w:p>
-      <w:pPr>
-        <w:pStyle w:val="BodyText"/>
-      </w:pPr>
-      <w:r>
-        <w:t xml:space="preserve">4.7</w:t>
-      </w:r>
-      <w:r>
-        <w:t xml:space="preserve"> </w:t>
-      </w:r>
-      <w:r>
-        <w:rPr>
-          <w:i/>
-          <w:iCs/>
-        </w:rPr>
-        <w:t xml:space="preserve">[v2.4]</w:t>
-      </w:r>
-      <w:r>
-        <w:t xml:space="preserve"> </w:t>
-      </w:r>
-      <w:r>
-        <w:rPr>
-          <w:b/>
-          <w:bCs/>
-        </w:rPr>
-        <w:t xml:space="preserve">Appraise primary research.</w:t>
-      </w:r>
-      <w:r>
-        <w:t xml:space="preserve"> </w:t>
-      </w:r>
-      <w:r>
-        <w:t xml:space="preserve">Read a primary study, judge the strength of its method and the validity of the claims drawn from it, and communicate what it does and does not support to those who will not read it.</w:t>
-      </w:r>
-    </w:p>
-    <w:p>
-      <w:pPr>
-        <w:pStyle w:val="BodyText"/>
-      </w:pPr>
-      <w:r>
-        <w:t xml:space="preserve">4.8</w:t>
-      </w:r>
-      <w:r>
-        <w:t xml:space="preserve"> </w:t>
-      </w:r>
-      <w:r>
-        <w:rPr>
-          <w:i/>
-          <w:iCs/>
-        </w:rPr>
-        <w:t xml:space="preserve">[v2.5]</w:t>
-      </w:r>
-      <w:r>
-        <w:t xml:space="preserve"> </w:t>
-      </w:r>
-      <w:r>
-        <w:rPr>
-          <w:b/>
-          <w:bCs/>
-        </w:rPr>
-        <w:t xml:space="preserve">Design the assessment before the content.</w:t>
-      </w:r>
-      <w:r>
-        <w:t xml:space="preserve"> </w:t>
-      </w:r>
-      <w:r>
-        <w:t xml:space="preserve">Operationalize the construct into measurable variables and state what the operationalization leaves out; specify what would count as evidence of the intended learning before building what teaches it; select instruments appropriate to the construct and state their limits.</w:t>
-      </w:r>
-    </w:p>
-    <w:bookmarkEnd w:id="12"/>
-    <w:bookmarkStart w:id="13" w:name="X76602b8bd0f6773d25210cecfc4681335591402"/>
-    <w:p>
-      <w:pPr>
-        <w:pStyle w:val="Heading2"/>
-      </w:pPr>
-      <w:r>
-        <w:t xml:space="preserve">5. Navigating Sociotechnical Constraints •</w:t>
-      </w:r>
-      <w:r>
-        <w:t xml:space="preserve"> </w:t>
-      </w:r>
-      <w:r>
-        <w:rPr>
-          <w:i/>
-          <w:iCs/>
-        </w:rPr>
-        <w:t xml:space="preserve">make it work in the real world</w:t>
-      </w:r>
-    </w:p>
-    <w:p>
-      <w:pPr>
-        <w:pStyle w:val="FirstParagraph"/>
-      </w:pPr>
-      <w:r>
-        <w:rPr>
-          <w:i/>
-          <w:iCs/>
-        </w:rPr>
-        <w:t xml:space="preserve">[v2.1 — was D4 in v1; renumbered to D5.]</w:t>
-      </w:r>
-    </w:p>
-    <w:p>
-      <w:pPr>
-        <w:pStyle w:val="BodyText"/>
-      </w:pPr>
-      <w:r>
-        <w:rPr>
-          <w:b/>
-          <w:bCs/>
-        </w:rPr>
-        <w:t xml:space="preserve">Formal domain:</w:t>
-      </w:r>
-      <w:r>
-        <w:t xml:space="preserve"> </w:t>
-      </w:r>
-      <w:r>
-        <w:t xml:space="preserve">Context and Domain Fluency (LEO-5)</w:t>
-      </w:r>
-    </w:p>
-    <w:p>
-      <w:pPr>
-        <w:pStyle w:val="BodyText"/>
-      </w:pPr>
-      <w:r>
-        <w:rPr>
-          <w:b/>
-          <w:bCs/>
-        </w:rPr>
-        <w:t xml:space="preserve">Main objective.</w:t>
-      </w:r>
-      <w:r>
-        <w:t xml:space="preserve"> </w:t>
-      </w:r>
-      <w:r>
-        <w:t xml:space="preserve">Integrate capability interventions into the sociotechnical systems they must live in: the regulatory, organizational, cultural, and technical realities that determine whether good designs survive.</w:t>
-      </w:r>
-    </w:p>
-    <w:p>
-      <w:pPr>
-        <w:pStyle w:val="BodyText"/>
-      </w:pPr>
-      <w:r>
-        <w:t xml:space="preserve">5.1 Analyze the regulatory, organizational, cultural, and technical constraints that shape what can be built, deployed, and sustained in a given context.</w:t>
-      </w:r>
-    </w:p>
-    <w:p>
-      <w:pPr>
-        <w:pStyle w:val="BodyText"/>
-      </w:pPr>
-      <w:r>
-        <w:t xml:space="preserve">5.2 Apply human systems integration frameworks to fit capability interventions to operational environments.</w:t>
-      </w:r>
-    </w:p>
-    <w:p>
-      <w:pPr>
-        <w:pStyle w:val="BodyText"/>
-      </w:pPr>
-      <w:r>
-        <w:t xml:space="preserve">5.3 Leverage prior domain expertise, and respect for others’, to elicit and validate specialist knowledge that surfaces constraints early.</w:t>
-      </w:r>
-    </w:p>
-    <w:p>
-      <w:pPr>
-        <w:pStyle w:val="BodyText"/>
-      </w:pPr>
-      <w:r>
-        <w:t xml:space="preserve">5.4 Translate constraints and stakeholder requirements across disciplinary and institutional boundaries into coherent design specifications.</w:t>
-      </w:r>
-    </w:p>
-    <w:p>
-      <w:pPr>
-        <w:pStyle w:val="BodyText"/>
-      </w:pPr>
-      <w:r>
-        <w:t xml:space="preserve">5.5 Anticipate adoption and sustainment barriers, and design interventions that survive them.</w:t>
-      </w:r>
-    </w:p>
-    <w:p>
-      <w:pPr>
-        <w:pStyle w:val="BodyText"/>
-      </w:pPr>
-      <w:r>
-        <w:t xml:space="preserve">5.6</w:t>
-      </w:r>
-      <w:r>
-        <w:t xml:space="preserve"> </w:t>
-      </w:r>
-      <w:r>
-        <w:rPr>
-          <w:i/>
-          <w:iCs/>
-        </w:rPr>
-        <w:t xml:space="preserve">[v2]</w:t>
-      </w:r>
-      <w:r>
-        <w:t xml:space="preserve"> </w:t>
-      </w:r>
-      <w:r>
-        <w:rPr>
-          <w:b/>
-          <w:bCs/>
-        </w:rPr>
-        <w:t xml:space="preserve">Cross-regime / platform-dependency governance.</w:t>
-      </w:r>
-      <w:r>
-        <w:t xml:space="preserve"> </w:t>
-      </w:r>
-      <w:r>
-        <w:t xml:space="preserve">Where capability is deployed on a platform governed by a different regime than the one operating it, design the governance seam as an explicit deliverable.</w:t>
       </w:r>
     </w:p>
     <w:p>
@@ -1212,9 +1274,9 @@
         </w:pict>
       </w:r>
     </w:p>
-    <w:bookmarkEnd w:id="13"/>
-    <w:bookmarkEnd w:id="14"/>
-    <w:bookmarkStart w:id="15" w:name="crosswalk-to-formal-leos"/>
+    <w:bookmarkEnd w:id="24"/>
+    <w:bookmarkEnd w:id="25"/>
+    <w:bookmarkStart w:id="26" w:name="crosswalk-to-formal-leos"/>
     <w:p>
       <w:pPr>
         <w:pStyle w:val="Heading1"/>
@@ -1227,8 +1289,8 @@
       <w:tblPr>
         <w:tblStyle w:val="Table"/>
         <w:tblW w:type="pct" w:w="5000"/>
-        <w:tblLayout w:type="fixed"/>
         <w:tblLook w:firstRow="1" w:lastRow="0" w:firstColumn="0" w:lastColumn="0" w:noHBand="0" w:noVBand="0" w:val="0020"/>
+        <w:jc w:val="start"/>
       </w:tblPr>
       <w:tblGrid>
         <w:gridCol w:w="1584"/>
@@ -1239,13 +1301,14 @@
       </w:tblGrid>
       <w:tr>
         <w:trPr>
-          <w:tblHeader w:val="on"/>
+          <w:tblHeader w:val="true"/>
         </w:trPr>
         <w:tc>
           <w:tcPr/>
           <w:p>
             <w:pPr>
               <w:pStyle w:val="Compact"/>
+              <w:jc w:val="left"/>
             </w:pPr>
             <w:r>
               <w:t xml:space="preserve">#</w:t>
@@ -1257,6 +1320,7 @@
           <w:p>
             <w:pPr>
               <w:pStyle w:val="Compact"/>
+              <w:jc w:val="left"/>
             </w:pPr>
             <w:r>
               <w:t xml:space="preserve">Competency</w:t>
@@ -1268,6 +1332,7 @@
           <w:p>
             <w:pPr>
               <w:pStyle w:val="Compact"/>
+              <w:jc w:val="left"/>
             </w:pPr>
             <w:r>
               <w:t xml:space="preserve">Tagline</w:t>
@@ -1279,6 +1344,7 @@
           <w:p>
             <w:pPr>
               <w:pStyle w:val="Compact"/>
+              <w:jc w:val="left"/>
             </w:pPr>
             <w:r>
               <w:t xml:space="preserve">LEO</w:t>
@@ -1290,6 +1356,7 @@
           <w:p>
             <w:pPr>
               <w:pStyle w:val="Compact"/>
+              <w:jc w:val="left"/>
             </w:pPr>
             <w:r>
               <w:t xml:space="preserve">Formal domain (program docs)</w:t>
@@ -1303,6 +1370,7 @@
           <w:p>
             <w:pPr>
               <w:pStyle w:val="Compact"/>
+              <w:jc w:val="left"/>
             </w:pPr>
             <w:r>
               <w:t xml:space="preserve">1</w:t>
@@ -1314,6 +1382,7 @@
           <w:p>
             <w:pPr>
               <w:pStyle w:val="Compact"/>
+              <w:jc w:val="left"/>
             </w:pPr>
             <w:r>
               <w:t xml:space="preserve">Systems Analysis</w:t>
@@ -1325,6 +1394,7 @@
           <w:p>
             <w:pPr>
               <w:pStyle w:val="Compact"/>
+              <w:jc w:val="left"/>
             </w:pPr>
             <w:r>
               <w:t xml:space="preserve">see the whole system</w:t>
@@ -1336,6 +1406,7 @@
           <w:p>
             <w:pPr>
               <w:pStyle w:val="Compact"/>
+              <w:jc w:val="left"/>
             </w:pPr>
             <w:r>
               <w:t xml:space="preserve">LEO-1</w:t>
@@ -1347,6 +1418,7 @@
           <w:p>
             <w:pPr>
               <w:pStyle w:val="Compact"/>
+              <w:jc w:val="left"/>
             </w:pPr>
             <w:r>
               <w:t xml:space="preserve">Systems Thinking and Analysis</w:t>
@@ -1360,6 +1432,7 @@
           <w:p>
             <w:pPr>
               <w:pStyle w:val="Compact"/>
+              <w:jc w:val="left"/>
             </w:pPr>
             <w:r>
               <w:t xml:space="preserve">2</w:t>
@@ -1371,6 +1444,7 @@
           <w:p>
             <w:pPr>
               <w:pStyle w:val="Compact"/>
+              <w:jc w:val="left"/>
             </w:pPr>
             <w:r>
               <w:t xml:space="preserve">Iterative Development</w:t>
@@ -1382,6 +1456,7 @@
           <w:p>
             <w:pPr>
               <w:pStyle w:val="Compact"/>
+              <w:jc w:val="left"/>
             </w:pPr>
             <w:r>
               <w:t xml:space="preserve">build, test, refine</w:t>
@@ -1393,6 +1468,7 @@
           <w:p>
             <w:pPr>
               <w:pStyle w:val="Compact"/>
+              <w:jc w:val="left"/>
             </w:pPr>
             <w:r>
               <w:t xml:space="preserve">LEO-2</w:t>
@@ -1404,6 +1480,7 @@
           <w:p>
             <w:pPr>
               <w:pStyle w:val="Compact"/>
+              <w:jc w:val="left"/>
             </w:pPr>
             <w:r>
               <w:t xml:space="preserve">Learning Engineering Design and Implementation</w:t>
@@ -1417,6 +1494,7 @@
           <w:p>
             <w:pPr>
               <w:pStyle w:val="Compact"/>
+              <w:jc w:val="left"/>
             </w:pPr>
             <w:r>
               <w:t xml:space="preserve">3</w:t>
@@ -1428,6 +1506,7 @@
           <w:p>
             <w:pPr>
               <w:pStyle w:val="Compact"/>
+              <w:jc w:val="left"/>
             </w:pPr>
             <w:r>
               <w:t xml:space="preserve">Human-System Collaboration</w:t>
@@ -1439,6 +1518,7 @@
           <w:p>
             <w:pPr>
               <w:pStyle w:val="Compact"/>
+              <w:jc w:val="left"/>
             </w:pPr>
             <w:r>
               <w:t xml:space="preserve">work together</w:t>
@@ -1450,6 +1530,7 @@
           <w:p>
             <w:pPr>
               <w:pStyle w:val="Compact"/>
+              <w:jc w:val="left"/>
             </w:pPr>
             <w:r>
               <w:t xml:space="preserve">LEO-3</w:t>
@@ -1461,6 +1542,7 @@
           <w:p>
             <w:pPr>
               <w:pStyle w:val="Compact"/>
+              <w:jc w:val="left"/>
             </w:pPr>
             <w:r>
               <w:t xml:space="preserve">Human-System Collaboration and Adaptive Systems</w:t>
@@ -1474,6 +1556,7 @@
           <w:p>
             <w:pPr>
               <w:pStyle w:val="Compact"/>
+              <w:jc w:val="left"/>
             </w:pPr>
             <w:r>
               <w:t xml:space="preserve">4</w:t>
@@ -1485,6 +1568,7 @@
           <w:p>
             <w:pPr>
               <w:pStyle w:val="Compact"/>
+              <w:jc w:val="left"/>
             </w:pPr>
             <w:r>
               <w:t xml:space="preserve">Test and Evaluation</w:t>
@@ -1496,6 +1580,7 @@
           <w:p>
             <w:pPr>
               <w:pStyle w:val="Compact"/>
+              <w:jc w:val="left"/>
             </w:pPr>
             <w:r>
               <w:t xml:space="preserve">show what works</w:t>
@@ -1507,6 +1592,7 @@
           <w:p>
             <w:pPr>
               <w:pStyle w:val="Compact"/>
+              <w:jc w:val="left"/>
             </w:pPr>
             <w:r>
               <w:t xml:space="preserve">LEO-4</w:t>
@@ -1518,6 +1604,7 @@
           <w:p>
             <w:pPr>
               <w:pStyle w:val="Compact"/>
+              <w:jc w:val="left"/>
             </w:pPr>
             <w:r>
               <w:t xml:space="preserve">Data, Measurement, and Evaluation</w:t>
@@ -1531,6 +1618,7 @@
           <w:p>
             <w:pPr>
               <w:pStyle w:val="Compact"/>
+              <w:jc w:val="left"/>
             </w:pPr>
             <w:r>
               <w:t xml:space="preserve">5</w:t>
@@ -1542,6 +1630,7 @@
           <w:p>
             <w:pPr>
               <w:pStyle w:val="Compact"/>
+              <w:jc w:val="left"/>
             </w:pPr>
             <w:r>
               <w:t xml:space="preserve">Navigating Sociotechnical Constraints</w:t>
@@ -1553,6 +1642,7 @@
           <w:p>
             <w:pPr>
               <w:pStyle w:val="Compact"/>
+              <w:jc w:val="left"/>
             </w:pPr>
             <w:r>
               <w:t xml:space="preserve">make it work in the real world</w:t>
@@ -1564,6 +1654,7 @@
           <w:p>
             <w:pPr>
               <w:pStyle w:val="Compact"/>
+              <w:jc w:val="left"/>
             </w:pPr>
             <w:r>
               <w:t xml:space="preserve">LEO-5</w:t>
@@ -1575,6 +1666,7 @@
           <w:p>
             <w:pPr>
               <w:pStyle w:val="Compact"/>
+              <w:jc w:val="left"/>
             </w:pPr>
             <w:r>
               <w:t xml:space="preserve">Context and Domain Fluency</w:t>
@@ -1588,12 +1680,12 @@
         <w:pStyle w:val="BodyText"/>
       </w:pPr>
       <w:r>
-        <w:t xml:space="preserve">Each subobjective unbundles an element of the corresponding LEO. Thirty-three subobjectives: the 21 of v1, the 7 named v2 additions (1.5, 2.5, 3.3, 3.4, 4.4, 4.6, 5.6), the v2.2 restoration of 3.6, the v2.3 additions 2.6 and 3.7 (</w:t>
-      </w:r>
-      <w:r>
-        <w:rPr>
-          <w:i/>
-          <w:iCs/>
+        <w:t xml:space="preserve">Each subobjective unbundles an element of the corresponding LEO. Thirty-three subobjectives: the 21 of v1, the 7 named v2 additions (governance-objection diagnostic, now 5.7; 2.5, 3.3, 3.4, 4.4, 4.6, 5.6), the v2.2 restoration of 3.6, the v2.3 additions 2.6 and 3.7 (</w:t>
+      </w:r>
+      <w:r>
+        <w:rPr>
+          <w:iCs/>
+          <w:i/>
         </w:rPr>
         <w:t xml:space="preserve">enable the people who deliver</w:t>
       </w:r>
@@ -1602,8 +1694,8 @@
       </w:r>
       <w:r>
         <w:rPr>
-          <w:i/>
-          <w:iCs/>
+          <w:iCs/>
+          <w:i/>
         </w:rPr>
         <w:t xml:space="preserve">appraise primary research</w:t>
       </w:r>
@@ -1612,8 +1704,8 @@
       </w:r>
       <w:r>
         <w:rPr>
-          <w:i/>
-          <w:iCs/>
+          <w:iCs/>
+          <w:i/>
         </w:rPr>
         <w:t xml:space="preserve">accessibility and inclusion</w:t>
       </w:r>
@@ -1622,8 +1714,8 @@
       </w:r>
       <w:r>
         <w:rPr>
-          <w:i/>
-          <w:iCs/>
+          <w:iCs/>
+          <w:i/>
         </w:rPr>
         <w:t xml:space="preserve">assessment before content</w:t>
       </w:r>
@@ -1634,7 +1726,13 @@
         <w:t xml:space="preserve"> </w:t>
       </w:r>
       <w:r>
-        <w:t xml:space="preserve">“decision-grade evidence”</w:t>
+        <w:t xml:space="preserve">“</w:t>
+      </w:r>
+      <w:r>
+        <w:t xml:space="preserve">decision-grade evidence</w:t>
+      </w:r>
+      <w:r>
+        <w:t xml:space="preserve">”</w:t>
       </w:r>
       <w:r>
         <w:t xml:space="preserve"> </w:t>
@@ -1643,8 +1741,8 @@
         <w:t xml:space="preserve">as judgment under irreducible uncertainty is carried at 4.3 and 4.4. If any v2 addition creates friction with documentation of record, drop the number and fold the language back; the scheme renumbers cleanly.</w:t>
       </w:r>
     </w:p>
-    <w:bookmarkEnd w:id="15"/>
-    <w:bookmarkStart w:id="16" w:name="using-the-tags"/>
+    <w:bookmarkEnd w:id="26"/>
+    <w:bookmarkStart w:id="27" w:name="using-the-tags"/>
     <w:p>
       <w:pPr>
         <w:pStyle w:val="Heading1"/>
@@ -1667,8 +1765,8 @@
       </w:pPr>
       <w:r>
         <w:rPr>
-          <w:b/>
-          <w:bCs/>
+          <w:bCs/>
+          <w:b/>
         </w:rPr>
         <w:t xml:space="preserve">Case studies.</w:t>
       </w:r>
@@ -1685,8 +1783,8 @@
       </w:pPr>
       <w:r>
         <w:rPr>
-          <w:b/>
-          <w:bCs/>
+          <w:bCs/>
+          <w:b/>
         </w:rPr>
         <w:t xml:space="preserve">Capstone rubrics.</w:t>
       </w:r>
@@ -1703,8 +1801,8 @@
       </w:pPr>
       <w:r>
         <w:rPr>
-          <w:b/>
-          <w:bCs/>
+          <w:bCs/>
+          <w:b/>
         </w:rPr>
         <w:t xml:space="preserve">Recruiting and the site.</w:t>
       </w:r>
@@ -1715,8 +1813,8 @@
         <w:t xml:space="preserve">Taglines and main objectives are the public-facing layer for capabilitymatters.org and program one-pagers; formal names carry course documentation; the LEO table stays in the documentation of record.</w:t>
       </w:r>
     </w:p>
-    <w:bookmarkEnd w:id="16"/>
-    <w:bookmarkStart w:id="17" w:name="the-five-in-one-breath"/>
+    <w:bookmarkEnd w:id="27"/>
+    <w:bookmarkStart w:id="28" w:name="the-five-in-one-breath"/>
     <w:p>
       <w:pPr>
         <w:pStyle w:val="Heading1"/>
@@ -1731,8 +1829,8 @@
       </w:pPr>
       <w:r>
         <w:rPr>
-          <w:i/>
-          <w:iCs/>
+          <w:iCs/>
+          <w:i/>
         </w:rPr>
         <w:t xml:space="preserve">See the whole system. Build, test, refine. Work together. Show what works. Make it work in the real world.</w:t>
       </w:r>
@@ -1744,8 +1842,8 @@
         </w:pict>
       </w:r>
     </w:p>
-    <w:bookmarkEnd w:id="17"/>
-    <w:bookmarkStart w:id="18" w:name="change-log"/>
+    <w:bookmarkEnd w:id="28"/>
+    <w:bookmarkStart w:id="29" w:name="change-log"/>
     <w:p>
       <w:pPr>
         <w:pStyle w:val="Heading1"/>
@@ -1760,8 +1858,8 @@
       </w:pPr>
       <w:r>
         <w:rPr>
-          <w:b/>
-          <w:bCs/>
+          <w:bCs/>
+          <w:b/>
         </w:rPr>
         <w:t xml:space="preserve">Terminology note — July 2026.</w:t>
       </w:r>
@@ -1776,8 +1874,8 @@
       </w:r>
       <w:r>
         <w:rPr>
-          <w:b/>
-          <w:bCs/>
+          <w:bCs/>
+          <w:b/>
         </w:rPr>
         <w:t xml:space="preserve">LEO</w:t>
       </w:r>
@@ -1791,13 +1889,25 @@
         <w:t xml:space="preserve"> </w:t>
       </w:r>
       <w:r>
-        <w:t xml:space="preserve">“CLO.”</w:t>
-      </w:r>
-      <w:r>
-        <w:t xml:space="preserve"> </w:t>
-      </w:r>
-      <w:r>
-        <w:t xml:space="preserve">“CLO”</w:t>
+        <w:t xml:space="preserve">“</w:t>
+      </w:r>
+      <w:r>
+        <w:t xml:space="preserve">CLO.</w:t>
+      </w:r>
+      <w:r>
+        <w:t xml:space="preserve">”</w:t>
+      </w:r>
+      <w:r>
+        <w:t xml:space="preserve"> </w:t>
+      </w:r>
+      <w:r>
+        <w:t xml:space="preserve">“</w:t>
+      </w:r>
+      <w:r>
+        <w:t xml:space="preserve">CLO</w:t>
+      </w:r>
+      <w:r>
+        <w:t xml:space="preserve">”</w:t>
       </w:r>
       <w:r>
         <w:t xml:space="preserve"> </w:t>
@@ -1810,8 +1920,8 @@
       </w:r>
       <w:r>
         <w:rPr>
-          <w:i/>
-          <w:iCs/>
+          <w:iCs/>
+          <w:i/>
         </w:rPr>
         <w:t xml:space="preserve">course</w:t>
       </w:r>
@@ -1825,7 +1935,13 @@
         <w:t xml:space="preserve"> </w:t>
       </w:r>
       <w:r>
-        <w:t xml:space="preserve">“MLO”</w:t>
+        <w:t xml:space="preserve">“</w:t>
+      </w:r>
+      <w:r>
+        <w:t xml:space="preserve">MLO</w:t>
+      </w:r>
+      <w:r>
+        <w:t xml:space="preserve">”</w:t>
       </w:r>
       <w:r>
         <w:t xml:space="preserve"> </w:t>
@@ -1838,8 +1954,8 @@
       </w:r>
       <w:r>
         <w:rPr>
-          <w:i/>
-          <w:iCs/>
+          <w:iCs/>
+          <w:i/>
         </w:rPr>
         <w:t xml:space="preserve">module</w:t>
       </w:r>
@@ -1856,8 +1972,62 @@
       </w:pPr>
       <w:r>
         <w:rPr>
-          <w:b/>
-          <w:bCs/>
+          <w:bCs/>
+          <w:b/>
+        </w:rPr>
+        <w:t>v2.6 — September 2026 (current) - Governance-objection diagnostic re-homed: 1.5 → 5.7. The diagnostic (distinguish a governance objection good design can dissolve from one that correctly signals do-not-deploy) was filed under LEO-1 (Systems Analysis) but is a governance skill: introduced and assessed in LEN 3's governance seam (a required course), reinforced on a second case in LEN 7 (elective), not a systems-analysis course. Moved to LEO-5 (Navigating Sociotechnical Constraints) as 5.7. LEO-1 returns to four subobjectives (1.1–1.4); LEO-5 grows to seven (5.1–5.7). No competency added or removed; the subobjective count stays 33. This is the doc 1 half of the coverage-assignment pass that pins every subobjective to explicit courses; the doc 2 mapping updates for LEN 3 and LEN 7 (assess 5.7) and the LEN 1 CLO record follow. Adopted September 2026 with program-director (J. Diamond) approval of the LEN 1 redesign and the associated concentration changes, closing the program-owner round-trip on the v2.1–v2.6 changes.</w:t>
+      </w:r>
+      <w:r/>
+      <w:r>
+        <w:rPr>
+          <w:iCs/>
+          <w:i/>
+        </w:rPr>
+      </w:r>
+      <w:r/>
+      <w:r/>
+      <w:r/>
+      <w:r>
+        <w:rPr>
+          <w:bCs/>
+          <w:b/>
+        </w:rPr>
+      </w:r>
+      <w:r/>
+      <w:r/>
+      <w:r>
+        <w:rPr>
+          <w:iCs/>
+          <w:i/>
+        </w:rPr>
+      </w:r>
+      <w:r/>
+      <w:r/>
+      <w:r>
+        <w:rPr>
+          <w:bCs/>
+          <w:b/>
+        </w:rPr>
+      </w:r>
+      <w:r/>
+      <w:r/>
+      <w:r>
+        <w:rPr>
+          <w:bCs/>
+          <w:b/>
+        </w:rPr>
+      </w:r>
+      <w:r/>
+      <w:r/>
+    </w:p>
+    <w:p>
+      <w:pPr>
+        <w:pStyle w:val="BodyText"/>
+      </w:pPr>
+      <w:r>
+        <w:rPr>
+          <w:bCs/>
+          <w:b/>
         </w:rPr>
         <w:t xml:space="preserve">v2.5 — July 2026</w:t>
       </w:r>
@@ -1866,10 +2036,10 @@
       </w:r>
       <w:r>
         <w:rPr>
-          <w:i/>
-          <w:iCs/>
-        </w:rPr>
-        <w:t xml:space="preserve">(current)</w:t>
+          <w:iCs/>
+          <w:i/>
+        </w:rPr>
+        <w:t xml:space="preserve">(superseded by v2.6)</w:t>
       </w:r>
       <w:r>
         <w:t xml:space="preserve"> </w:t>
@@ -1882,8 +2052,8 @@
       </w:r>
       <w:r>
         <w:rPr>
-          <w:b/>
-          <w:bCs/>
+          <w:bCs/>
+          <w:b/>
         </w:rPr>
         <w:t xml:space="preserve">2.7 and 4.8 named.</w:t>
       </w:r>
@@ -1898,8 +2068,8 @@
       </w:r>
       <w:r>
         <w:rPr>
-          <w:b/>
-          <w:bCs/>
+          <w:bCs/>
+          <w:b/>
         </w:rPr>
         <w:t xml:space="preserve">2.7</w:t>
       </w:r>
@@ -1908,8 +2078,8 @@
       </w:r>
       <w:r>
         <w:rPr>
-          <w:i/>
-          <w:iCs/>
+          <w:iCs/>
+          <w:i/>
         </w:rPr>
         <w:t xml:space="preserve">design for accessibility and inclusion</w:t>
       </w:r>
@@ -1924,8 +2094,8 @@
       </w:r>
       <w:r>
         <w:rPr>
-          <w:b/>
-          <w:bCs/>
+          <w:bCs/>
+          <w:b/>
         </w:rPr>
         <w:t xml:space="preserve">4.8</w:t>
       </w:r>
@@ -1934,8 +2104,8 @@
       </w:r>
       <w:r>
         <w:rPr>
-          <w:i/>
-          <w:iCs/>
+          <w:iCs/>
+          <w:i/>
         </w:rPr>
         <w:t xml:space="preserve">design the assessment before the content</w:t>
       </w:r>
@@ -1956,8 +2126,8 @@
       </w:r>
       <w:r>
         <w:rPr>
-          <w:b/>
-          <w:bCs/>
+          <w:bCs/>
+          <w:b/>
         </w:rPr>
         <w:t xml:space="preserve">Light-touch course additions</w:t>
       </w:r>
@@ -1974,8 +2144,8 @@
       </w:pPr>
       <w:r>
         <w:rPr>
-          <w:b/>
-          <w:bCs/>
+          <w:bCs/>
+          <w:b/>
         </w:rPr>
         <w:t xml:space="preserve">v2.4 — July 2026</w:t>
       </w:r>
@@ -1984,8 +2154,8 @@
       </w:r>
       <w:r>
         <w:rPr>
-          <w:i/>
-          <w:iCs/>
+          <w:iCs/>
+          <w:i/>
         </w:rPr>
         <w:t xml:space="preserve">(superseded by v2.5)</w:t>
       </w:r>
@@ -2000,31 +2170,31 @@
       </w:r>
       <w:r>
         <w:rPr>
-          <w:b/>
-          <w:bCs/>
+          <w:bCs/>
+          <w:b/>
         </w:rPr>
         <w:t xml:space="preserve">4.7 added —</w:t>
       </w:r>
       <w:r>
         <w:rPr>
-          <w:b/>
-          <w:bCs/>
-        </w:rPr>
-        <w:t xml:space="preserve"> </w:t>
-      </w:r>
-      <w:r>
-        <w:rPr>
-          <w:b/>
-          <w:bCs/>
-          <w:i/>
-          <w:iCs/>
+          <w:bCs/>
+          <w:b/>
+        </w:rPr>
+        <w:t xml:space="preserve"> </w:t>
+      </w:r>
+      <w:r>
+        <w:rPr>
+          <w:iCs/>
+          <w:i/>
+          <w:bCs/>
+          <w:b/>
         </w:rPr>
         <w:t xml:space="preserve">appraise primary research</w:t>
       </w:r>
       <w:r>
         <w:rPr>
-          <w:b/>
-          <w:bCs/>
+          <w:bCs/>
+          <w:b/>
         </w:rPr>
         <w:t xml:space="preserve">.</w:t>
       </w:r>
@@ -2039,38 +2209,38 @@
       </w:r>
       <w:r>
         <w:rPr>
-          <w:b/>
-          <w:bCs/>
+          <w:bCs/>
+          <w:b/>
         </w:rPr>
         <w:t xml:space="preserve">With 4.7 the entire Individual tier of the ICICLE</w:t>
       </w:r>
       <w:r>
         <w:rPr>
-          <w:b/>
-          <w:bCs/>
-        </w:rPr>
-        <w:t xml:space="preserve"> </w:t>
-      </w:r>
-      <w:r>
-        <w:rPr>
-          <w:b/>
-          <w:bCs/>
-          <w:i/>
-          <w:iCs/>
+          <w:bCs/>
+          <w:b/>
+        </w:rPr>
+        <w:t xml:space="preserve"> </w:t>
+      </w:r>
+      <w:r>
+        <w:rPr>
+          <w:iCs/>
+          <w:i/>
+          <w:bCs/>
+          <w:b/>
         </w:rPr>
         <w:t xml:space="preserve">Essential Competencies</w:t>
       </w:r>
       <w:r>
         <w:rPr>
-          <w:b/>
-          <w:bCs/>
-        </w:rPr>
-        <w:t xml:space="preserve"> </w:t>
-      </w:r>
-      <w:r>
-        <w:rPr>
-          <w:b/>
-          <w:bCs/>
+          <w:bCs/>
+          <w:b/>
+        </w:rPr>
+        <w:t xml:space="preserve"> </w:t>
+      </w:r>
+      <w:r>
+        <w:rPr>
+          <w:bCs/>
+          <w:b/>
         </w:rPr>
         <w:t xml:space="preserve">framework is covered.</w:t>
       </w:r>
@@ -2106,8 +2276,8 @@
       </w:r>
       <w:r>
         <w:rPr>
-          <w:b/>
-          <w:bCs/>
+          <w:bCs/>
+          <w:b/>
         </w:rPr>
         <w:t xml:space="preserve">v2.6</w:t>
       </w:r>
@@ -2122,38 +2292,38 @@
       </w:r>
       <w:r>
         <w:rPr>
-          <w:b/>
-          <w:bCs/>
+          <w:bCs/>
+          <w:b/>
         </w:rPr>
         <w:t xml:space="preserve">3.f (run a formal study + human-subjects/IRB) at</w:t>
       </w:r>
       <w:r>
         <w:rPr>
-          <w:b/>
-          <w:bCs/>
-        </w:rPr>
-        <w:t xml:space="preserve"> </w:t>
-      </w:r>
-      <w:r>
-        <w:rPr>
-          <w:b/>
-          <w:bCs/>
-          <w:i/>
-          <w:iCs/>
+          <w:bCs/>
+          <w:b/>
+        </w:rPr>
+        <w:t xml:space="preserve"> </w:t>
+      </w:r>
+      <w:r>
+        <w:rPr>
+          <w:iCs/>
+          <w:i/>
+          <w:bCs/>
+          <w:b/>
         </w:rPr>
         <w:t xml:space="preserve">awareness</w:t>
       </w:r>
       <w:r>
         <w:rPr>
-          <w:b/>
-          <w:bCs/>
-        </w:rPr>
-        <w:t xml:space="preserve"> </w:t>
-      </w:r>
-      <w:r>
-        <w:rPr>
-          <w:b/>
-          <w:bCs/>
+          <w:bCs/>
+          <w:b/>
+        </w:rPr>
+        <w:t xml:space="preserve"> </w:t>
+      </w:r>
+      <w:r>
+        <w:rPr>
+          <w:bCs/>
+          <w:b/>
         </w:rPr>
         <w:t xml:space="preserve">tier</w:t>
       </w:r>
@@ -2194,8 +2364,8 @@
       </w:pPr>
       <w:r>
         <w:rPr>
-          <w:b/>
-          <w:bCs/>
+          <w:bCs/>
+          <w:b/>
         </w:rPr>
         <w:t xml:space="preserve">v2.3 — July 2026</w:t>
       </w:r>
@@ -2204,8 +2374,8 @@
       </w:r>
       <w:r>
         <w:rPr>
-          <w:i/>
-          <w:iCs/>
+          <w:iCs/>
+          <w:i/>
         </w:rPr>
         <w:t xml:space="preserve">(superseded by v2.4)</w:t>
       </w:r>
@@ -2220,31 +2390,31 @@
       </w:r>
       <w:r>
         <w:rPr>
-          <w:b/>
-          <w:bCs/>
+          <w:bCs/>
+          <w:b/>
         </w:rPr>
         <w:t xml:space="preserve">2.6 and 3.7 added —</w:t>
       </w:r>
       <w:r>
         <w:rPr>
-          <w:b/>
-          <w:bCs/>
-        </w:rPr>
-        <w:t xml:space="preserve"> </w:t>
-      </w:r>
-      <w:r>
-        <w:rPr>
-          <w:b/>
-          <w:bCs/>
-          <w:i/>
-          <w:iCs/>
+          <w:bCs/>
+          <w:b/>
+        </w:rPr>
+        <w:t xml:space="preserve"> </w:t>
+      </w:r>
+      <w:r>
+        <w:rPr>
+          <w:iCs/>
+          <w:i/>
+          <w:bCs/>
+          <w:b/>
         </w:rPr>
         <w:t xml:space="preserve">enable the people who deliver</w:t>
       </w:r>
       <w:r>
         <w:rPr>
-          <w:b/>
-          <w:bCs/>
+          <w:bCs/>
+          <w:b/>
         </w:rPr>
         <w:t xml:space="preserve">.</w:t>
       </w:r>
@@ -2259,8 +2429,8 @@
       </w:r>
       <w:r>
         <w:rPr>
-          <w:i/>
-          <w:iCs/>
+          <w:iCs/>
+          <w:i/>
         </w:rPr>
         <w:t xml:space="preserve">Essential Competencies</w:t>
       </w:r>
@@ -2280,7 +2450,13 @@
         <w:t xml:space="preserve">) found 5.c (</w:t>
       </w:r>
       <w:r>
-        <w:t xml:space="preserve">“enable the people who deliver”</w:t>
+        <w:t xml:space="preserve">“</w:t>
+      </w:r>
+      <w:r>
+        <w:t xml:space="preserve">enable the people who deliver</w:t>
+      </w:r>
+      <w:r>
+        <w:t xml:space="preserve">”</w:t>
       </w:r>
       <w:r>
         <w:t xml:space="preserve">) to be the single</w:t>
@@ -2290,8 +2466,8 @@
       </w:r>
       <w:r>
         <w:rPr>
-          <w:i/>
-          <w:iCs/>
+          <w:iCs/>
+          <w:i/>
         </w:rPr>
         <w:t xml:space="preserve">Individual</w:t>
       </w:r>
@@ -2303,8 +2479,8 @@
       </w:r>
       <w:r>
         <w:rPr>
-          <w:b/>
-          <w:bCs/>
+          <w:bCs/>
+          <w:b/>
         </w:rPr>
         <w:t xml:space="preserve">2.6</w:t>
       </w:r>
@@ -2319,8 +2495,8 @@
       </w:r>
       <w:r>
         <w:rPr>
-          <w:b/>
-          <w:bCs/>
+          <w:bCs/>
+          <w:b/>
         </w:rPr>
         <w:t xml:space="preserve">3.7</w:t>
       </w:r>
@@ -2347,8 +2523,8 @@
       </w:r>
       <w:r>
         <w:rPr>
-          <w:b/>
-          <w:bCs/>
+          <w:bCs/>
+          <w:b/>
         </w:rPr>
         <w:t xml:space="preserve">Deliberate scope, recorded not closed:</w:t>
       </w:r>
@@ -2363,8 +2539,8 @@
       </w:r>
       <w:r>
         <w:rPr>
-          <w:i/>
-          <w:iCs/>
+          <w:iCs/>
+          <w:i/>
         </w:rPr>
         <w:t xml:space="preserve">Team</w:t>
       </w:r>
@@ -2378,8 +2554,8 @@
       </w:pPr>
       <w:r>
         <w:rPr>
-          <w:b/>
-          <w:bCs/>
+          <w:bCs/>
+          <w:b/>
         </w:rPr>
         <w:t xml:space="preserve">v2.2 — July 2026</w:t>
       </w:r>
@@ -2388,8 +2564,8 @@
       </w:r>
       <w:r>
         <w:rPr>
-          <w:i/>
-          <w:iCs/>
+          <w:iCs/>
+          <w:i/>
         </w:rPr>
         <w:t xml:space="preserve">(superseded by v2.3)</w:t>
       </w:r>
@@ -2404,8 +2580,8 @@
       </w:r>
       <w:r>
         <w:rPr>
-          <w:b/>
-          <w:bCs/>
+          <w:bCs/>
+          <w:b/>
         </w:rPr>
         <w:t xml:space="preserve">3.6 restored.</w:t>
       </w:r>
@@ -2414,8 +2590,8 @@
       </w:r>
       <w:r>
         <w:rPr>
-          <w:i/>
-          <w:iCs/>
+          <w:iCs/>
+          <w:i/>
         </w:rPr>
         <w:t xml:space="preserve">Communicate evidence-based recommendations for when system augmentation improves versus degrades capability outcomes and operator agency.</w:t>
       </w:r>
@@ -2430,8 +2606,8 @@
       </w:r>
       <w:r>
         <w:rPr>
-          <w:b/>
-          <w:bCs/>
+          <w:bCs/>
+          <w:b/>
         </w:rPr>
         <w:t xml:space="preserve">Change-log discipline is what stops this recurring: a deletion is a change and needs an entry.</w:t>
       </w:r>
@@ -2442,7 +2618,13 @@
         <w:t xml:space="preserve">- Wording generalized from v1 (</w:t>
       </w:r>
       <w:r>
-        <w:t xml:space="preserve">“AI augmentation”</w:t>
+        <w:t xml:space="preserve">“</w:t>
+      </w:r>
+      <w:r>
+        <w:t xml:space="preserve">AI augmentation</w:t>
+      </w:r>
+      <w:r>
+        <w:t xml:space="preserve">”</w:t>
       </w:r>
       <w:r>
         <w:t xml:space="preserve">) to</w:t>
@@ -2451,7 +2633,13 @@
         <w:t xml:space="preserve"> </w:t>
       </w:r>
       <w:r>
-        <w:t xml:space="preserve">“system augmentation,”</w:t>
+        <w:t xml:space="preserve">“</w:t>
+      </w:r>
+      <w:r>
+        <w:t xml:space="preserve">system augmentation,</w:t>
+      </w:r>
+      <w:r>
+        <w:t xml:space="preserve">”</w:t>
       </w:r>
       <w:r>
         <w:t xml:space="preserve"> </w:t>
@@ -2478,8 +2666,8 @@
       </w:pPr>
       <w:r>
         <w:rPr>
-          <w:b/>
-          <w:bCs/>
+          <w:bCs/>
+          <w:b/>
         </w:rPr>
         <w:t xml:space="preserve">v2.1 — June 2026</w:t>
       </w:r>
@@ -2488,8 +2676,8 @@
       </w:r>
       <w:r>
         <w:rPr>
-          <w:i/>
-          <w:iCs/>
+          <w:iCs/>
+          <w:i/>
         </w:rPr>
         <w:t xml:space="preserve">(superseded by v2.2; content otherwise current)</w:t>
       </w:r>
@@ -2504,8 +2692,8 @@
       </w:r>
       <w:r>
         <w:rPr>
-          <w:b/>
-          <w:bCs/>
+          <w:bCs/>
+          <w:b/>
         </w:rPr>
         <w:t xml:space="preserve">D3 reorder + rename.</w:t>
       </w:r>
@@ -2520,8 +2708,8 @@
       </w:r>
       <w:r>
         <w:rPr>
-          <w:b/>
-          <w:bCs/>
+          <w:bCs/>
+          <w:b/>
         </w:rPr>
         <w:t xml:space="preserve">Human-System Collaboration</w:t>
       </w:r>
@@ -2542,8 +2730,8 @@
       </w:r>
       <w:r>
         <w:rPr>
-          <w:b/>
-          <w:bCs/>
+          <w:bCs/>
+          <w:b/>
         </w:rPr>
         <w:t xml:space="preserve">7 new subobjectives</w:t>
       </w:r>
@@ -2564,8 +2752,8 @@
       </w:r>
       <w:r>
         <w:rPr>
-          <w:b/>
-          <w:bCs/>
+          <w:bCs/>
+          <w:b/>
         </w:rPr>
         <w:t xml:space="preserve">1 renamed subobjective:</w:t>
       </w:r>
@@ -2579,7 +2767,13 @@
         <w:t xml:space="preserve"> </w:t>
       </w:r>
       <w:r>
-        <w:t xml:space="preserve">“gap attribution”</w:t>
+        <w:t xml:space="preserve">“</w:t>
+      </w:r>
+      <w:r>
+        <w:t xml:space="preserve">gap attribution</w:t>
+      </w:r>
+      <w:r>
+        <w:t xml:space="preserve">”</w:t>
       </w:r>
       <w:r>
         <w:t xml:space="preserve"> </w:t>
@@ -2591,7 +2785,13 @@
         <w:t xml:space="preserve"> </w:t>
       </w:r>
       <w:r>
-        <w:t xml:space="preserve">“diagnose the gap”</w:t>
+        <w:t xml:space="preserve">“</w:t>
+      </w:r>
+      <w:r>
+        <w:t xml:space="preserve">diagnose the gap</w:t>
+      </w:r>
+      <w:r>
+        <w:t xml:space="preserve">”</w:t>
       </w:r>
       <w:r>
         <w:t xml:space="preserve">).</w:t>
@@ -2607,8 +2807,8 @@
       </w:r>
       <w:r>
         <w:rPr>
-          <w:b/>
-          <w:bCs/>
+          <w:bCs/>
+          <w:b/>
         </w:rPr>
         <w:t xml:space="preserve">Reframed term:</w:t>
       </w:r>
@@ -2616,7 +2816,13 @@
         <w:t xml:space="preserve"> </w:t>
       </w:r>
       <w:r>
-        <w:t xml:space="preserve">“decision-grade evidence”</w:t>
+        <w:t xml:space="preserve">“</w:t>
+      </w:r>
+      <w:r>
+        <w:t xml:space="preserve">decision-grade evidence</w:t>
+      </w:r>
+      <w:r>
+        <w:t xml:space="preserve">”</w:t>
       </w:r>
       <w:r>
         <w:t xml:space="preserve"> </w:t>
@@ -2635,8 +2841,8 @@
       </w:r>
       <w:r>
         <w:rPr>
-          <w:b/>
-          <w:bCs/>
+          <w:bCs/>
+          <w:b/>
         </w:rPr>
         <w:t xml:space="preserve">New tagline:</w:t>
       </w:r>
@@ -2650,7 +2856,13 @@
         <w:t xml:space="preserve"> </w:t>
       </w:r>
       <w:r>
-        <w:t xml:space="preserve">“work together”</w:t>
+        <w:t xml:space="preserve">“</w:t>
+      </w:r>
+      <w:r>
+        <w:t xml:space="preserve">work together</w:t>
+      </w:r>
+      <w:r>
+        <w:t xml:space="preserve">”</w:t>
       </w:r>
       <w:r>
         <w:t xml:space="preserve"> </w:t>
@@ -2669,8 +2881,8 @@
       </w:r>
       <w:r>
         <w:rPr>
-          <w:b/>
-          <w:bCs/>
+          <w:bCs/>
+          <w:b/>
         </w:rPr>
         <w:t xml:space="preserve">What the casebook anchor codes mean.</w:t>
       </w:r>
@@ -2700,8 +2912,8 @@
       </w:r>
       <w:r>
         <w:rPr>
-          <w:b/>
-          <w:bCs/>
+          <w:bCs/>
+          <w:b/>
         </w:rPr>
         <w:t xml:space="preserve">Human-System Collaboration</w:t>
       </w:r>
@@ -2715,8 +2927,8 @@
       </w:pPr>
       <w:r>
         <w:rPr>
-          <w:b/>
-          <w:bCs/>
+          <w:bCs/>
+          <w:b/>
         </w:rPr>
         <w:t xml:space="preserve">v2.0 — May 2026</w:t>
       </w:r>
@@ -2725,8 +2937,8 @@
       </w:r>
       <w:r>
         <w:rPr>
-          <w:i/>
-          <w:iCs/>
+          <w:iCs/>
+          <w:i/>
         </w:rPr>
         <w:t xml:space="preserve">(superseded by v2.1; never adopted standalone)</w:t>
       </w:r>
@@ -2752,7 +2964,13 @@
         <w:t xml:space="preserve"> </w:t>
       </w:r>
       <w:r>
-        <w:t xml:space="preserve">“new LEOs”</w:t>
+        <w:t xml:space="preserve">“</w:t>
+      </w:r>
+      <w:r>
+        <w:t xml:space="preserve">new LEOs</w:t>
+      </w:r>
+      <w:r>
+        <w:t xml:space="preserve">”</w:t>
       </w:r>
       <w:r>
         <w:t xml:space="preserve"> </w:t>
@@ -2767,8 +2985,8 @@
       </w:pPr>
       <w:r>
         <w:rPr>
-          <w:b/>
-          <w:bCs/>
+          <w:bCs/>
+          <w:b/>
         </w:rPr>
         <w:t xml:space="preserve">v1 — March 2026</w:t>
       </w:r>
@@ -2777,8 +2995,8 @@
       </w:r>
       <w:r>
         <w:rPr>
-          <w:i/>
-          <w:iCs/>
+          <w:iCs/>
+          <w:i/>
         </w:rPr>
         <w:t xml:space="preserve">(initial)</w:t>
       </w:r>
@@ -2801,12 +3019,8 @@
         <w:t xml:space="preserve">.</w:t>
       </w:r>
     </w:p>
-    <w:bookmarkEnd w:id="18"/>
-    <w:sectPr>
-      <w:footnotePr>
-        <w:numRestart w:val="eachSect"/>
-      </w:footnotePr>
-    </w:sectPr>
+    <w:bookmarkEnd w:id="29"/>
+    <w:sectPr/>
   </w:body>
 </w:document>
 </file>
@@ -2837,14 +3051,14 @@
 <file path=word/numbering.xml><?xml version="1.0" encoding="utf-8"?>
 <w:numbering xmlns:w="http://schemas.openxmlformats.org/wordprocessingml/2006/main">
   <w:abstractNum w:abstractNumId="990">
-    <w:nsid w:val="0000A990"/>
+    <w:nsid w:val="A990"/>
     <w:multiLevelType w:val="multilevel"/>
     <w:lvl w:ilvl="0">
       <w:numFmt w:val="bullet"/>
       <w:lvlText w:val=" "/>
       <w:lvlJc w:val="left"/>
       <w:pPr>
-        <w:ind w:left="720" w:hanging="360"/>
+        <w:ind w:left="720" w:hanging="480"/>
       </w:pPr>
     </w:lvl>
     <w:lvl w:ilvl="1">
@@ -2852,7 +3066,7 @@
       <w:lvlText w:val=" "/>
       <w:lvlJc w:val="left"/>
       <w:pPr>
-        <w:ind w:left="1440" w:hanging="360"/>
+        <w:ind w:left="1440" w:hanging="480"/>
       </w:pPr>
     </w:lvl>
     <w:lvl w:ilvl="2">
@@ -2860,7 +3074,7 @@
       <w:lvlText w:val=" "/>
       <w:lvlJc w:val="left"/>
       <w:pPr>
-        <w:ind w:left="2160" w:hanging="360"/>
+        <w:ind w:left="2160" w:hanging="480"/>
       </w:pPr>
     </w:lvl>
     <w:lvl w:ilvl="3">
@@ -2868,7 +3082,7 @@
       <w:lvlText w:val=" "/>
       <w:lvlJc w:val="left"/>
       <w:pPr>
-        <w:ind w:left="2880" w:hanging="360"/>
+        <w:ind w:left="2880" w:hanging="480"/>
       </w:pPr>
     </w:lvl>
     <w:lvl w:ilvl="4">
@@ -2876,7 +3090,7 @@
       <w:lvlText w:val=" "/>
       <w:lvlJc w:val="left"/>
       <w:pPr>
-        <w:ind w:left="3600" w:hanging="360"/>
+        <w:ind w:left="3600" w:hanging="480"/>
       </w:pPr>
     </w:lvl>
     <w:lvl w:ilvl="5">
@@ -2884,7 +3098,7 @@
       <w:lvlText w:val=" "/>
       <w:lvlJc w:val="left"/>
       <w:pPr>
-        <w:ind w:left="4320" w:hanging="360"/>
+        <w:ind w:left="4320" w:hanging="480"/>
       </w:pPr>
     </w:lvl>
     <w:lvl w:ilvl="6">
@@ -2892,7 +3106,7 @@
       <w:lvlText w:val=" "/>
       <w:lvlJc w:val="left"/>
       <w:pPr>
-        <w:ind w:left="5040" w:hanging="360"/>
+        <w:ind w:left="5040" w:hanging="480"/>
       </w:pPr>
     </w:lvl>
     <w:lvl w:ilvl="7">
@@ -2900,7 +3114,7 @@
       <w:lvlText w:val=" "/>
       <w:lvlJc w:val="left"/>
       <w:pPr>
-        <w:ind w:left="5760" w:hanging="360"/>
+        <w:ind w:left="5760" w:hanging="480"/>
       </w:pPr>
     </w:lvl>
     <w:lvl w:ilvl="8">
@@ -2908,7 +3122,7 @@
       <w:lvlText w:val=" "/>
       <w:lvlJc w:val="left"/>
       <w:pPr>
-        <w:ind w:left="6480" w:hanging="360"/>
+        <w:ind w:left="6480" w:hanging="480"/>
       </w:pPr>
     </w:lvl>
   </w:abstractNum>
@@ -2923,10 +3137,10 @@
   <w:docDefaults>
     <w:rPrDefault>
       <w:rPr>
-        <w:rFonts w:asciiTheme="minorHAnsi" w:cstheme="minorBidi" w:eastAsiaTheme="minorEastAsia" w:hAnsiTheme="minorHAnsi"/>
+        <w:rFonts w:asciiTheme="minorHAnsi" w:cstheme="minorBidi" w:eastAsiaTheme="minorHAnsi" w:hAnsiTheme="minorHAnsi"/>
         <w:sz w:val="24"/>
         <w:szCs w:val="24"/>
-        <w:lang w:bidi="ar-SA" w:eastAsia="zh-CN" w:val="en-US"/>
+        <w:lang w:bidi="ar-SA" w:eastAsia="en-US" w:val="en-US"/>
       </w:rPr>
     </w:rPrDefault>
     <w:pPrDefault>
@@ -2944,10 +3158,10 @@
     <w:name w:val="Body Text"/>
     <w:basedOn w:val="Normal"/>
     <w:link w:val="BodyTextChar"/>
-    <w:qFormat/>
     <w:pPr>
       <w:spacing w:after="180" w:before="180"/>
     </w:pPr>
+    <w:qFormat/>
   </w:style>
   <w:style w:customStyle="1" w:styleId="FirstParagraph" w:type="paragraph">
     <w:name w:val="First Paragraph"/>
@@ -2967,94 +3181,57 @@
     <w:name w:val="Title"/>
     <w:basedOn w:val="Normal"/>
     <w:next w:val="BodyText"/>
-    <w:link w:val="TitleChar"/>
-    <w:uiPriority w:val="10"/>
     <w:qFormat/>
-    <w:rsid w:val="00A10FD9"/>
     <w:pPr>
-      <w:spacing w:after="80" w:line="240" w:lineRule="auto"/>
-      <w:contextualSpacing/>
+      <w:keepNext/>
+      <w:keepLines/>
+      <w:spacing w:after="240" w:before="480"/>
       <w:jc w:val="center"/>
     </w:pPr>
     <w:rPr>
       <w:rFonts w:asciiTheme="majorHAnsi" w:cstheme="majorBidi" w:eastAsiaTheme="majorEastAsia" w:hAnsiTheme="majorHAnsi"/>
-      <w:sz w:val="56"/>
-      <w:szCs w:val="56"/>
-    </w:rPr>
-  </w:style>
-  <w:style w:customStyle="1" w:styleId="TitleChar" w:type="character">
-    <w:name w:val="Title Char"/>
-    <w:basedOn w:val="DefaultParagraphFont"/>
-    <w:link w:val="Title"/>
-    <w:uiPriority w:val="10"/>
-    <w:rsid w:val="00A10FD9"/>
-    <w:rPr>
-      <w:rFonts w:asciiTheme="majorHAnsi" w:cstheme="majorBidi" w:eastAsiaTheme="majorEastAsia" w:hAnsiTheme="majorHAnsi"/>
-      <w:sz w:val="56"/>
-      <w:szCs w:val="56"/>
+      <w:b/>
+      <w:bCs/>
+      <w:color w:themeColor="accent1" w:themeShade="B5" w:val="345A8A"/>
+      <w:sz w:val="36"/>
+      <w:szCs w:val="36"/>
     </w:rPr>
   </w:style>
   <w:style w:styleId="Subtitle" w:type="paragraph">
     <w:name w:val="Subtitle"/>
-    <w:basedOn w:val="Title"/>
-    <w:next w:val="BodyText"/>
-    <w:link w:val="SubtitleChar"/>
-    <w:uiPriority w:val="11"/>
-    <w:qFormat/>
-    <w:rsid w:val="00A10FD9"/>
-    <w:pPr>
-      <w:numPr>
-        <w:ilvl w:val="1"/>
-      </w:numPr>
-    </w:pPr>
-    <w:rPr>
-      <w:rFonts w:cstheme="majorBidi" w:eastAsiaTheme="majorEastAsia"/>
-      <w:spacing w:val="15"/>
-      <w:sz w:val="28"/>
-      <w:szCs w:val="28"/>
-    </w:rPr>
-  </w:style>
-  <w:style w:customStyle="1" w:styleId="SubtitleChar" w:type="character">
-    <w:name w:val="Subtitle Char"/>
-    <w:basedOn w:val="DefaultParagraphFont"/>
-    <w:link w:val="Subtitle"/>
-    <w:uiPriority w:val="11"/>
-    <w:rsid w:val="00A10FD9"/>
-    <w:rPr>
-      <w:rFonts w:cstheme="majorBidi" w:eastAsiaTheme="majorEastAsia"/>
-      <w:color w:themeColor="text1" w:themeTint="A6" w:val="595959"/>
-      <w:spacing w:val="15"/>
-      <w:sz w:val="28"/>
-      <w:szCs w:val="28"/>
-    </w:rPr>
-  </w:style>
-  <w:style w:customStyle="1" w:styleId="Author" w:type="paragraph">
-    <w:name w:val="Author"/>
     <w:basedOn w:val="Title"/>
     <w:next w:val="BodyText"/>
     <w:qFormat/>
     <w:pPr>
       <w:keepNext/>
       <w:keepLines/>
+      <w:spacing w:after="240" w:before="240"/>
+      <w:jc w:val="center"/>
     </w:pPr>
     <w:rPr>
-      <w:sz w:val="24"/>
-      <w:szCs w:val="24"/>
-    </w:rPr>
-  </w:style>
-  <w:style w:styleId="Date" w:type="paragraph">
-    <w:name w:val="Date"/>
-    <w:basedOn w:val="Title"/>
+      <w:sz w:val="30"/>
+      <w:szCs w:val="30"/>
+    </w:rPr>
+  </w:style>
+  <w:style w:customStyle="1" w:styleId="Author" w:type="paragraph">
+    <w:name w:val="Author"/>
     <w:next w:val="BodyText"/>
     <w:qFormat/>
     <w:pPr>
       <w:keepNext/>
       <w:keepLines/>
+      <w:jc w:val="center"/>
     </w:pPr>
-    <w:rPr>
-      <w:sz w:val="24"/>
-      <w:szCs w:val="24"/>
-    </w:rPr>
+  </w:style>
+  <w:style w:styleId="Date" w:type="paragraph">
+    <w:name w:val="Date"/>
+    <w:next w:val="BodyText"/>
+    <w:qFormat/>
+    <w:pPr>
+      <w:keepNext/>
+      <w:keepLines/>
+      <w:jc w:val="center"/>
+    </w:pPr>
   </w:style>
   <w:style w:customStyle="1" w:styleId="AbstractTitle" w:type="paragraph">
     <w:name w:val="Abstract Title"/>
@@ -3064,13 +3241,15 @@
     <w:pPr>
       <w:keepNext/>
       <w:keepLines/>
+      <w:jc w:val="center"/>
       <w:spacing w:after="0" w:before="300"/>
-      <w:jc w:val="center"/>
     </w:pPr>
     <w:rPr>
-      <w:b/>
       <w:sz w:val="20"/>
       <w:szCs w:val="20"/>
+      <w:b/>
+      <w:color w:val="345A8A"/>
+      &gt;
     </w:rPr>
   </w:style>
   <w:style w:customStyle="1" w:styleId="Abstract" w:type="paragraph">
@@ -3097,321 +3276,191 @@
     <w:rPr/>
   </w:style>
   <w:style w:styleId="Heading1" w:type="paragraph">
-    <w:name w:val="heading 1"/>
+    <w:name w:val="Heading 1"/>
     <w:basedOn w:val="Normal"/>
     <w:next w:val="BodyText"/>
-    <w:link w:val="Heading1Char"/>
     <w:uiPriority w:val="9"/>
     <w:qFormat/>
-    <w:rsid w:val="00A10FD9"/>
     <w:pPr>
       <w:keepNext/>
       <w:keepLines/>
-      <w:spacing w:after="80" w:before="360"/>
+      <w:spacing w:after="0" w:before="480"/>
       <w:outlineLvl w:val="0"/>
     </w:pPr>
     <w:rPr>
       <w:rFonts w:asciiTheme="majorHAnsi" w:cstheme="majorBidi" w:eastAsiaTheme="majorEastAsia" w:hAnsiTheme="majorHAnsi"/>
-      <w:color w:themeColor="accent1" w:themeShade="BF" w:val="0F4761"/>
-      <w:sz w:val="40"/>
-      <w:szCs w:val="40"/>
+      <w:b/>
+      <w:bCs/>
+      <w:color w:themeColor="accent1" w:val="4F81BD"/>
+      <w:sz w:val="32"/>
+      <w:szCs w:val="32"/>
     </w:rPr>
   </w:style>
   <w:style w:styleId="Heading2" w:type="paragraph">
-    <w:name w:val="heading 2"/>
+    <w:name w:val="Heading 2"/>
     <w:basedOn w:val="Normal"/>
     <w:next w:val="BodyText"/>
-    <w:link w:val="Heading2Char"/>
     <w:uiPriority w:val="9"/>
-    <w:semiHidden/>
     <w:unhideWhenUsed/>
     <w:qFormat/>
-    <w:rsid w:val="00A10FD9"/>
     <w:pPr>
       <w:keepNext/>
       <w:keepLines/>
-      <w:spacing w:after="80" w:before="160"/>
+      <w:spacing w:after="0" w:before="200"/>
       <w:outlineLvl w:val="1"/>
     </w:pPr>
     <w:rPr>
       <w:rFonts w:asciiTheme="majorHAnsi" w:cstheme="majorBidi" w:eastAsiaTheme="majorEastAsia" w:hAnsiTheme="majorHAnsi"/>
-      <w:color w:themeColor="accent1" w:themeShade="BF" w:val="0F4761"/>
-      <w:sz w:val="32"/>
-      <w:szCs w:val="32"/>
+      <w:b/>
+      <w:bCs/>
+      <w:color w:themeColor="accent1" w:val="4F81BD"/>
+      <w:sz w:val="28"/>
+      <w:szCs w:val="28"/>
     </w:rPr>
   </w:style>
   <w:style w:styleId="Heading3" w:type="paragraph">
-    <w:name w:val="heading 3"/>
+    <w:name w:val="Heading 3"/>
     <w:basedOn w:val="Normal"/>
     <w:next w:val="BodyText"/>
-    <w:link w:val="Heading3Char"/>
     <w:uiPriority w:val="9"/>
-    <w:semiHidden/>
     <w:unhideWhenUsed/>
     <w:qFormat/>
-    <w:rsid w:val="00A10FD9"/>
     <w:pPr>
       <w:keepNext/>
       <w:keepLines/>
-      <w:spacing w:after="80" w:before="160"/>
+      <w:spacing w:after="0" w:before="200"/>
       <w:outlineLvl w:val="2"/>
     </w:pPr>
     <w:rPr>
-      <w:rFonts w:cstheme="majorBidi" w:eastAsiaTheme="majorEastAsia"/>
-      <w:color w:themeColor="accent1" w:themeShade="BF" w:val="0F4761"/>
-      <w:sz w:val="28"/>
-      <w:szCs w:val="28"/>
+      <w:rFonts w:asciiTheme="majorHAnsi" w:cstheme="majorBidi" w:eastAsiaTheme="majorEastAsia" w:hAnsiTheme="majorHAnsi"/>
+      <w:b/>
+      <w:bCs/>
+      <w:color w:themeColor="accent1" w:val="4F81BD"/>
+      <w:sz w:val="24"/>
+      <w:szCs w:val="24"/>
     </w:rPr>
   </w:style>
   <w:style w:styleId="Heading4" w:type="paragraph">
-    <w:name w:val="heading 4"/>
+    <w:name w:val="Heading 4"/>
     <w:basedOn w:val="Normal"/>
     <w:next w:val="BodyText"/>
-    <w:link w:val="Heading4Char"/>
     <w:uiPriority w:val="9"/>
-    <w:semiHidden/>
     <w:unhideWhenUsed/>
     <w:qFormat/>
-    <w:rsid w:val="00A10FD9"/>
     <w:pPr>
       <w:keepNext/>
       <w:keepLines/>
-      <w:spacing w:after="40" w:before="80"/>
+      <w:spacing w:after="0" w:before="200"/>
       <w:outlineLvl w:val="3"/>
     </w:pPr>
     <w:rPr>
-      <w:rFonts w:cstheme="majorBidi" w:eastAsiaTheme="majorEastAsia"/>
+      <w:rFonts w:asciiTheme="majorHAnsi" w:cstheme="majorBidi" w:eastAsiaTheme="majorEastAsia" w:hAnsiTheme="majorHAnsi"/>
       <w:i/>
-      <w:iCs/>
-      <w:color w:themeColor="accent1" w:themeShade="BF" w:val="0F4761"/>
+      <w:bCs/>
+      <w:color w:themeColor="accent1" w:val="4F81BD"/>
+      <w:sz w:val="24"/>
+      <w:szCs w:val="24"/>
     </w:rPr>
   </w:style>
   <w:style w:styleId="Heading5" w:type="paragraph">
-    <w:name w:val="heading 5"/>
+    <w:name w:val="Heading 5"/>
     <w:basedOn w:val="Normal"/>
     <w:next w:val="BodyText"/>
-    <w:link w:val="Heading5Char"/>
     <w:uiPriority w:val="9"/>
-    <w:semiHidden/>
     <w:unhideWhenUsed/>
     <w:qFormat/>
-    <w:rsid w:val="00A10FD9"/>
     <w:pPr>
       <w:keepNext/>
       <w:keepLines/>
-      <w:spacing w:after="40" w:before="80"/>
+      <w:spacing w:after="0" w:before="200"/>
       <w:outlineLvl w:val="4"/>
     </w:pPr>
     <w:rPr>
-      <w:rFonts w:cstheme="majorBidi" w:eastAsiaTheme="majorEastAsia"/>
-      <w:color w:themeColor="accent1" w:themeShade="BF" w:val="0F4761"/>
+      <w:rFonts w:asciiTheme="majorHAnsi" w:cstheme="majorBidi" w:eastAsiaTheme="majorEastAsia" w:hAnsiTheme="majorHAnsi"/>
+      <w:iCs/>
+      <w:color w:themeColor="accent1" w:val="4F81BD"/>
+      <w:sz w:val="24"/>
+      <w:szCs w:val="24"/>
     </w:rPr>
   </w:style>
   <w:style w:styleId="Heading6" w:type="paragraph">
-    <w:name w:val="heading 6"/>
+    <w:name w:val="Heading 6"/>
     <w:basedOn w:val="Normal"/>
     <w:next w:val="BodyText"/>
-    <w:link w:val="Heading6Char"/>
     <w:uiPriority w:val="9"/>
-    <w:semiHidden/>
     <w:unhideWhenUsed/>
     <w:qFormat/>
-    <w:rsid w:val="00A10FD9"/>
     <w:pPr>
       <w:keepNext/>
       <w:keepLines/>
-      <w:spacing w:after="0" w:before="40"/>
+      <w:spacing w:after="0" w:before="200"/>
       <w:outlineLvl w:val="5"/>
     </w:pPr>
     <w:rPr>
-      <w:rFonts w:cstheme="majorBidi" w:eastAsiaTheme="majorEastAsia"/>
-      <w:i/>
-      <w:iCs/>
-      <w:color w:themeColor="text1" w:themeTint="A6" w:val="595959"/>
+      <w:rFonts w:asciiTheme="majorHAnsi" w:cstheme="majorBidi" w:eastAsiaTheme="majorEastAsia" w:hAnsiTheme="majorHAnsi"/>
+      <w:color w:themeColor="accent1" w:val="4F81BD"/>
+      <w:sz w:val="24"/>
+      <w:szCs w:val="24"/>
     </w:rPr>
   </w:style>
   <w:style w:styleId="Heading7" w:type="paragraph">
-    <w:name w:val="heading 7"/>
+    <w:name w:val="Heading 7"/>
     <w:basedOn w:val="Normal"/>
     <w:next w:val="BodyText"/>
-    <w:link w:val="Heading7Char"/>
     <w:uiPriority w:val="9"/>
-    <w:semiHidden/>
     <w:unhideWhenUsed/>
     <w:qFormat/>
-    <w:rsid w:val="00A10FD9"/>
     <w:pPr>
       <w:keepNext/>
       <w:keepLines/>
-      <w:spacing w:after="0" w:before="40"/>
+      <w:spacing w:after="0" w:before="200"/>
       <w:outlineLvl w:val="6"/>
     </w:pPr>
     <w:rPr>
-      <w:rFonts w:cstheme="majorBidi" w:eastAsiaTheme="majorEastAsia"/>
-      <w:color w:themeColor="text1" w:themeTint="A6" w:val="595959"/>
+      <w:rFonts w:asciiTheme="majorHAnsi" w:cstheme="majorBidi" w:eastAsiaTheme="majorEastAsia" w:hAnsiTheme="majorHAnsi"/>
+      <w:color w:themeColor="accent1" w:val="4F81BD"/>
+      <w:sz w:val="24"/>
+      <w:szCs w:val="24"/>
     </w:rPr>
   </w:style>
   <w:style w:styleId="Heading8" w:type="paragraph">
-    <w:name w:val="heading 8"/>
+    <w:name w:val="Heading 8"/>
     <w:basedOn w:val="Normal"/>
     <w:next w:val="BodyText"/>
-    <w:link w:val="Heading8Char"/>
     <w:uiPriority w:val="9"/>
-    <w:semiHidden/>
     <w:unhideWhenUsed/>
     <w:qFormat/>
-    <w:rsid w:val="00A10FD9"/>
     <w:pPr>
       <w:keepNext/>
       <w:keepLines/>
-      <w:spacing w:after="0"/>
+      <w:spacing w:after="0" w:before="200"/>
       <w:outlineLvl w:val="7"/>
     </w:pPr>
     <w:rPr>
-      <w:rFonts w:cstheme="majorBidi" w:eastAsiaTheme="majorEastAsia"/>
-      <w:i/>
-      <w:iCs/>
-      <w:color w:themeColor="text1" w:themeTint="D8" w:val="272727"/>
+      <w:rFonts w:asciiTheme="majorHAnsi" w:cstheme="majorBidi" w:eastAsiaTheme="majorEastAsia" w:hAnsiTheme="majorHAnsi"/>
+      <w:color w:themeColor="accent1" w:val="4F81BD"/>
+      <w:sz w:val="24"/>
+      <w:szCs w:val="24"/>
     </w:rPr>
   </w:style>
   <w:style w:styleId="Heading9" w:type="paragraph">
-    <w:name w:val="heading 9"/>
+    <w:name w:val="Heading 9"/>
     <w:basedOn w:val="Normal"/>
     <w:next w:val="BodyText"/>
-    <w:link w:val="Heading9Char"/>
     <w:uiPriority w:val="9"/>
-    <w:semiHidden/>
     <w:unhideWhenUsed/>
     <w:qFormat/>
-    <w:rsid w:val="00A10FD9"/>
     <w:pPr>
       <w:keepNext/>
       <w:keepLines/>
-      <w:spacing w:after="0"/>
+      <w:spacing w:after="0" w:before="200"/>
       <w:outlineLvl w:val="8"/>
     </w:pPr>
     <w:rPr>
-      <w:rFonts w:cstheme="majorBidi" w:eastAsiaTheme="majorEastAsia"/>
-      <w:color w:themeColor="text1" w:themeTint="D8" w:val="272727"/>
-    </w:rPr>
-  </w:style>
-  <w:style w:customStyle="1" w:styleId="Heading1Char" w:type="character">
-    <w:name w:val="Heading 1 Char"/>
-    <w:basedOn w:val="DefaultParagraphFont"/>
-    <w:link w:val="Heading1"/>
-    <w:uiPriority w:val="9"/>
-    <w:rsid w:val="00A10FD9"/>
-    <w:rPr>
       <w:rFonts w:asciiTheme="majorHAnsi" w:cstheme="majorBidi" w:eastAsiaTheme="majorEastAsia" w:hAnsiTheme="majorHAnsi"/>
-      <w:color w:themeColor="accent1" w:themeShade="BF" w:val="0F4761"/>
-      <w:sz w:val="40"/>
-      <w:szCs w:val="40"/>
-    </w:rPr>
-  </w:style>
-  <w:style w:customStyle="1" w:styleId="Heading2Char" w:type="character">
-    <w:name w:val="Heading 2 Char"/>
-    <w:basedOn w:val="DefaultParagraphFont"/>
-    <w:link w:val="Heading2"/>
-    <w:uiPriority w:val="9"/>
-    <w:semiHidden/>
-    <w:rsid w:val="00A10FD9"/>
-    <w:rPr>
-      <w:rFonts w:asciiTheme="majorHAnsi" w:cstheme="majorBidi" w:eastAsiaTheme="majorEastAsia" w:hAnsiTheme="majorHAnsi"/>
-      <w:color w:themeColor="accent1" w:themeShade="BF" w:val="0F4761"/>
-      <w:sz w:val="32"/>
-      <w:szCs w:val="32"/>
-    </w:rPr>
-  </w:style>
-  <w:style w:customStyle="1" w:styleId="Heading3Char" w:type="character">
-    <w:name w:val="Heading 3 Char"/>
-    <w:basedOn w:val="DefaultParagraphFont"/>
-    <w:link w:val="Heading3"/>
-    <w:uiPriority w:val="9"/>
-    <w:semiHidden/>
-    <w:rsid w:val="00A10FD9"/>
-    <w:rPr>
-      <w:rFonts w:cstheme="majorBidi" w:eastAsiaTheme="majorEastAsia"/>
-      <w:color w:themeColor="accent1" w:themeShade="BF" w:val="0F4761"/>
-      <w:sz w:val="28"/>
-      <w:szCs w:val="28"/>
-    </w:rPr>
-  </w:style>
-  <w:style w:customStyle="1" w:styleId="Heading4Char" w:type="character">
-    <w:name w:val="Heading 4 Char"/>
-    <w:basedOn w:val="DefaultParagraphFont"/>
-    <w:link w:val="Heading4"/>
-    <w:uiPriority w:val="9"/>
-    <w:semiHidden/>
-    <w:rsid w:val="00A10FD9"/>
-    <w:rPr>
-      <w:rFonts w:cstheme="majorBidi" w:eastAsiaTheme="majorEastAsia"/>
-      <w:i/>
-      <w:iCs/>
-      <w:color w:themeColor="accent1" w:themeShade="BF" w:val="0F4761"/>
-    </w:rPr>
-  </w:style>
-  <w:style w:customStyle="1" w:styleId="Heading5Char" w:type="character">
-    <w:name w:val="Heading 5 Char"/>
-    <w:basedOn w:val="DefaultParagraphFont"/>
-    <w:link w:val="Heading5"/>
-    <w:uiPriority w:val="9"/>
-    <w:semiHidden/>
-    <w:rsid w:val="00A10FD9"/>
-    <w:rPr>
-      <w:rFonts w:cstheme="majorBidi" w:eastAsiaTheme="majorEastAsia"/>
-      <w:color w:themeColor="accent1" w:themeShade="BF" w:val="0F4761"/>
-    </w:rPr>
-  </w:style>
-  <w:style w:customStyle="1" w:styleId="Heading6Char" w:type="character">
-    <w:name w:val="Heading 6 Char"/>
-    <w:basedOn w:val="DefaultParagraphFont"/>
-    <w:link w:val="Heading6"/>
-    <w:uiPriority w:val="9"/>
-    <w:semiHidden/>
-    <w:rsid w:val="00A10FD9"/>
-    <w:rPr>
-      <w:rFonts w:cstheme="majorBidi" w:eastAsiaTheme="majorEastAsia"/>
-      <w:i/>
-      <w:iCs/>
-      <w:color w:themeColor="text1" w:themeTint="A6" w:val="595959"/>
-    </w:rPr>
-  </w:style>
-  <w:style w:customStyle="1" w:styleId="Heading7Char" w:type="character">
-    <w:name w:val="Heading 7 Char"/>
-    <w:basedOn w:val="DefaultParagraphFont"/>
-    <w:link w:val="Heading7"/>
-    <w:uiPriority w:val="9"/>
-    <w:semiHidden/>
-    <w:rsid w:val="00A10FD9"/>
-    <w:rPr>
-      <w:rFonts w:cstheme="majorBidi" w:eastAsiaTheme="majorEastAsia"/>
-      <w:color w:themeColor="text1" w:themeTint="A6" w:val="595959"/>
-    </w:rPr>
-  </w:style>
-  <w:style w:customStyle="1" w:styleId="Heading8Char" w:type="character">
-    <w:name w:val="Heading 8 Char"/>
-    <w:basedOn w:val="DefaultParagraphFont"/>
-    <w:link w:val="Heading8"/>
-    <w:uiPriority w:val="9"/>
-    <w:semiHidden/>
-    <w:rsid w:val="00A10FD9"/>
-    <w:rPr>
-      <w:rFonts w:cstheme="majorBidi" w:eastAsiaTheme="majorEastAsia"/>
-      <w:i/>
-      <w:iCs/>
-      <w:color w:themeColor="text1" w:themeTint="D8" w:val="272727"/>
-    </w:rPr>
-  </w:style>
-  <w:style w:customStyle="1" w:styleId="Heading9Char" w:type="character">
-    <w:name w:val="Heading 9 Char"/>
-    <w:basedOn w:val="DefaultParagraphFont"/>
-    <w:link w:val="Heading9"/>
-    <w:uiPriority w:val="9"/>
-    <w:semiHidden/>
-    <w:rsid w:val="00A10FD9"/>
-    <w:rPr>
-      <w:rFonts w:cstheme="majorBidi" w:eastAsiaTheme="majorEastAsia"/>
-      <w:color w:themeColor="text1" w:themeTint="D8" w:val="272727"/>
+      <w:color w:themeColor="accent1" w:val="4F81BD"/>
+      <w:sz w:val="24"/>
+      <w:szCs w:val="24"/>
     </w:rPr>
   </w:style>
   <w:style w:styleId="BlockText" w:type="paragraph">
@@ -3433,18 +3482,6 @@
     <w:uiPriority w:val="9"/>
     <w:unhideWhenUsed/>
     <w:qFormat/>
-  </w:style>
-  <w:style w:styleId="FootnoteBlockText" w:type="paragraph">
-    <w:name w:val="Footnote Block Text"/>
-    <w:basedOn w:val="FootnoteText"/>
-    <w:next w:val="FootnoteText"/>
-    <w:uiPriority w:val="9"/>
-    <w:unhideWhenUsed/>
-    <w:qFormat/>
-    <w:pPr>
-      <w:spacing w:after="100" w:before="100"/>
-      <w:ind w:firstLine="0" w:left="480" w:right="480"/>
-    </w:pPr>
   </w:style>
   <w:style w:default="1" w:styleId="DefaultParagraphFont" w:type="character">
     <w:name w:val="Default Paragraph Font"/>
@@ -3467,11 +3504,18 @@
       </w:tblCellMar>
     </w:tblPr>
     <w:tblStylePr w:type="firstRow">
+      <w:tblPr>
+        <w:jc w:val="left"/>
+        <w:tblInd w:type="dxa" w:w="0"/>
+      </w:tblPr>
+      <w:trPr>
+        <w:jc w:val="left"/>
+      </w:trPr>
       <w:tcPr>
+        <w:vAlign w:val="bottom"/>
         <w:tcBorders>
           <w:bottom w:val="single"/>
         </w:tcBorders>
-        <w:vAlign w:val="bottom"/>
       </w:tcPr>
     </w:tblStylePr>
   </w:style>
@@ -3586,8 +3630,8 @@
     <w:name w:val="KeywordTok"/>
     <w:basedOn w:val="VerbatimChar"/>
     <w:rPr>
+      <w:color w:val="007020"/>
       <w:b/>
-      <w:color w:val="007020"/>
     </w:rPr>
   </w:style>
   <w:style w:type="character" w:customStyle="1" w:styleId="DataTypeTok">
@@ -3664,42 +3708,42 @@
     <w:name w:val="ImportTok"/>
     <w:basedOn w:val="VerbatimChar"/>
     <w:rPr>
+      <w:color w:val="008000"/>
       <w:b/>
-      <w:color w:val="008000"/>
     </w:rPr>
   </w:style>
   <w:style w:type="character" w:customStyle="1" w:styleId="CommentTok">
     <w:name w:val="CommentTok"/>
     <w:basedOn w:val="VerbatimChar"/>
     <w:rPr>
+      <w:color w:val="60a0b0"/>
       <w:i/>
-      <w:color w:val="60a0b0"/>
     </w:rPr>
   </w:style>
   <w:style w:type="character" w:customStyle="1" w:styleId="DocumentationTok">
     <w:name w:val="DocumentationTok"/>
     <w:basedOn w:val="VerbatimChar"/>
     <w:rPr>
+      <w:color w:val="ba2121"/>
       <w:i/>
-      <w:color w:val="ba2121"/>
     </w:rPr>
   </w:style>
   <w:style w:type="character" w:customStyle="1" w:styleId="AnnotationTok">
     <w:name w:val="AnnotationTok"/>
     <w:basedOn w:val="VerbatimChar"/>
     <w:rPr>
+      <w:color w:val="60a0b0"/>
       <w:b/>
       <w:i/>
-      <w:color w:val="60a0b0"/>
     </w:rPr>
   </w:style>
   <w:style w:type="character" w:customStyle="1" w:styleId="CommentVarTok">
     <w:name w:val="CommentVarTok"/>
     <w:basedOn w:val="VerbatimChar"/>
     <w:rPr>
+      <w:color w:val="60a0b0"/>
       <w:b/>
       <w:i/>
-      <w:color w:val="60a0b0"/>
     </w:rPr>
   </w:style>
   <w:style w:type="character" w:customStyle="1" w:styleId="OtherTok">
@@ -3727,8 +3771,8 @@
     <w:name w:val="ControlFlowTok"/>
     <w:basedOn w:val="VerbatimChar"/>
     <w:rPr>
+      <w:color w:val="007020"/>
       <w:b/>
-      <w:color w:val="007020"/>
     </w:rPr>
   </w:style>
   <w:style w:type="character" w:customStyle="1" w:styleId="OperatorTok">
@@ -3773,34 +3817,34 @@
     <w:name w:val="InformationTok"/>
     <w:basedOn w:val="VerbatimChar"/>
     <w:rPr>
+      <w:color w:val="60a0b0"/>
       <w:b/>
       <w:i/>
-      <w:color w:val="60a0b0"/>
     </w:rPr>
   </w:style>
   <w:style w:type="character" w:customStyle="1" w:styleId="WarningTok">
     <w:name w:val="WarningTok"/>
     <w:basedOn w:val="VerbatimChar"/>
     <w:rPr>
+      <w:color w:val="60a0b0"/>
       <w:b/>
       <w:i/>
-      <w:color w:val="60a0b0"/>
     </w:rPr>
   </w:style>
   <w:style w:type="character" w:customStyle="1" w:styleId="AlertTok">
     <w:name w:val="AlertTok"/>
     <w:basedOn w:val="VerbatimChar"/>
     <w:rPr>
+      <w:color w:val="ff0000"/>
       <w:b/>
-      <w:color w:val="ff0000"/>
     </w:rPr>
   </w:style>
   <w:style w:type="character" w:customStyle="1" w:styleId="ErrorTok">
     <w:name w:val="ErrorTok"/>
     <w:basedOn w:val="VerbatimChar"/>
     <w:rPr>
+      <w:color w:val="ff0000"/>
       <w:b/>
-      <w:color w:val="ff0000"/>
     </w:rPr>
   </w:style>
   <w:style w:type="character" w:customStyle="1" w:styleId="NormalTok">
@@ -3822,44 +3866,44 @@
         <a:sysClr val="window" lastClr="FFFFFF"/>
       </a:lt1>
       <a:dk2>
-        <a:srgbClr val="0E2841"/>
+        <a:srgbClr val="1F497D"/>
       </a:dk2>
       <a:lt2>
-        <a:srgbClr val="E8E8E8"/>
+        <a:srgbClr val="EEECE1"/>
       </a:lt2>
       <a:accent1>
-        <a:srgbClr val="156082"/>
+        <a:srgbClr val="4F81BD"/>
       </a:accent1>
       <a:accent2>
-        <a:srgbClr val="E97132"/>
+        <a:srgbClr val="C0504D"/>
       </a:accent2>
       <a:accent3>
-        <a:srgbClr val="196B24"/>
+        <a:srgbClr val="9BBB59"/>
       </a:accent3>
       <a:accent4>
-        <a:srgbClr val="0F9ED5"/>
+        <a:srgbClr val="8064A2"/>
       </a:accent4>
       <a:accent5>
-        <a:srgbClr val="A02B93"/>
+        <a:srgbClr val="4BACC6"/>
       </a:accent5>
       <a:accent6>
-        <a:srgbClr val="4EA72E"/>
+        <a:srgbClr val="F79646"/>
       </a:accent6>
       <a:hlink>
-        <a:srgbClr val="467886"/>
+        <a:srgbClr val="0000FF"/>
       </a:hlink>
       <a:folHlink>
-        <a:srgbClr val="96607D"/>
+        <a:srgbClr val="800080"/>
       </a:folHlink>
     </a:clrScheme>
     <a:fontScheme name="Office">
       <a:majorFont>
-        <a:latin typeface="Aptos Display" panose="02110004020202020204"/>
+        <a:latin typeface="Calibri"/>
         <a:ea typeface=""/>
         <a:cs typeface=""/>
-        <a:font script="Jpan" typeface="游ゴシック Light"/>
+        <a:font script="Jpan" typeface="ＭＳ ゴシック"/>
         <a:font script="Hang" typeface="맑은 고딕"/>
-        <a:font script="Hans" typeface="等线 Light"/>
+        <a:font script="Hans" typeface="宋体"/>
         <a:font script="Hant" typeface="新細明體"/>
         <a:font script="Arab" typeface="Times New Roman"/>
         <a:font script="Hebr" typeface="Times New Roman"/>
@@ -3886,32 +3930,14 @@
         <a:font script="Mong" typeface="Mongolian Baiti"/>
         <a:font script="Viet" typeface="Times New Roman"/>
         <a:font script="Uigh" typeface="Microsoft Uighur"/>
-        <a:font script="Geor" typeface="Sylfaen"/>
-        <a:font script="Armn" typeface="Arial"/>
-        <a:font script="Bugi" typeface="Leelawadee UI"/>
-        <a:font script="Bopo" typeface="Microsoft JhengHei"/>
-        <a:font script="Java" typeface="Javanese Text"/>
-        <a:font script="Lisu" typeface="Segoe UI"/>
-        <a:font script="Mymr" typeface="Myanmar Text"/>
-        <a:font script="Nkoo" typeface="Ebrima"/>
-        <a:font script="Olck" typeface="Nirmala UI"/>
-        <a:font script="Osma" typeface="Ebrima"/>
-        <a:font script="Phag" typeface="Phagspa"/>
-        <a:font script="Syrn" typeface="Estrangelo Edessa"/>
-        <a:font script="Syrj" typeface="Estrangelo Edessa"/>
-        <a:font script="Syre" typeface="Estrangelo Edessa"/>
-        <a:font script="Sora" typeface="Nirmala UI"/>
-        <a:font script="Tale" typeface="Microsoft Tai Le"/>
-        <a:font script="Talu" typeface="Microsoft New Tai Lue"/>
-        <a:font script="Tfng" typeface="Ebrima"/>
       </a:majorFont>
       <a:minorFont>
-        <a:latin typeface="Aptos" panose="02110004020202020204"/>
+        <a:latin typeface="Cambria"/>
         <a:ea typeface=""/>
         <a:cs typeface=""/>
-        <a:font script="Jpan" typeface="游明朝"/>
+        <a:font script="Jpan" typeface="ＭＳ 明朝"/>
         <a:font script="Hang" typeface="맑은 고딕"/>
-        <a:font script="Hans" typeface="等线"/>
+        <a:font script="Hans" typeface="宋体"/>
         <a:font script="Hant" typeface="新細明體"/>
         <a:font script="Arab" typeface="Arial"/>
         <a:font script="Hebr" typeface="Arial"/>
@@ -3938,24 +3964,6 @@
         <a:font script="Mong" typeface="Mongolian Baiti"/>
         <a:font script="Viet" typeface="Arial"/>
         <a:font script="Uigh" typeface="Microsoft Uighur"/>
-        <a:font script="Geor" typeface="Sylfaen"/>
-        <a:font script="Armn" typeface="Arial"/>
-        <a:font script="Bugi" typeface="Leelawadee UI"/>
-        <a:font script="Bopo" typeface="Microsoft JhengHei"/>
-        <a:font script="Java" typeface="Javanese Text"/>
-        <a:font script="Lisu" typeface="Segoe UI"/>
-        <a:font script="Mymr" typeface="Myanmar Text"/>
-        <a:font script="Nkoo" typeface="Ebrima"/>
-        <a:font script="Olck" typeface="Nirmala UI"/>
-        <a:font script="Osma" typeface="Ebrima"/>
-        <a:font script="Phag" typeface="Phagspa"/>
-        <a:font script="Syrn" typeface="Estrangelo Edessa"/>
-        <a:font script="Syrj" typeface="Estrangelo Edessa"/>
-        <a:font script="Syre" typeface="Estrangelo Edessa"/>
-        <a:font script="Sora" typeface="Nirmala UI"/>
-        <a:font script="Tale" typeface="Microsoft Tai Le"/>
-        <a:font script="Talu" typeface="Microsoft New Tai Lue"/>
-        <a:font script="Tfng" typeface="Ebrima"/>
       </a:minorFont>
     </a:fontScheme>
     <a:fmtScheme name="Office">
@@ -3967,141 +3975,200 @@
           <a:gsLst>
             <a:gs pos="0">
               <a:schemeClr val="phClr">
-                <a:lumMod val="110000"/>
-                <a:satMod val="105000"/>
-                <a:tint val="67000"/>
+                <a:tint val="50000"/>
+                <a:satMod val="300000"/>
               </a:schemeClr>
             </a:gs>
-            <a:gs pos="50000">
+            <a:gs pos="35000">
               <a:schemeClr val="phClr">
-                <a:lumMod val="105000"/>
-                <a:satMod val="103000"/>
-                <a:tint val="73000"/>
+                <a:tint val="37000"/>
+                <a:satMod val="300000"/>
               </a:schemeClr>
             </a:gs>
             <a:gs pos="100000">
               <a:schemeClr val="phClr">
-                <a:lumMod val="105000"/>
-                <a:satMod val="109000"/>
-                <a:tint val="81000"/>
+                <a:tint val="15000"/>
+                <a:satMod val="350000"/>
               </a:schemeClr>
             </a:gs>
           </a:gsLst>
-          <a:lin ang="5400000" scaled="0"/>
+          <a:lin ang="16200000" scaled="1"/>
         </a:gradFill>
         <a:gradFill rotWithShape="1">
           <a:gsLst>
             <a:gs pos="0">
               <a:schemeClr val="phClr">
-                <a:satMod val="103000"/>
-                <a:lumMod val="102000"/>
-                <a:tint val="94000"/>
-              </a:schemeClr>
-            </a:gs>
-            <a:gs pos="50000">
-              <a:schemeClr val="phClr">
-                <a:satMod val="110000"/>
-                <a:lumMod val="100000"/>
+                <a:tint val="100000"/>
                 <a:shade val="100000"/>
+                <a:satMod val="130000"/>
               </a:schemeClr>
             </a:gs>
             <a:gs pos="100000">
               <a:schemeClr val="phClr">
-                <a:lumMod val="99000"/>
-                <a:satMod val="120000"/>
-                <a:shade val="78000"/>
+                <a:tint val="50000"/>
+                <a:shade val="100000"/>
+                <a:satMod val="350000"/>
               </a:schemeClr>
             </a:gs>
           </a:gsLst>
-          <a:lin ang="5400000" scaled="0"/>
+          <a:lin ang="16200000" scaled="0"/>
         </a:gradFill>
       </a:fillStyleLst>
       <a:lnStyleLst>
-        <a:ln w="6350" cap="flat" cmpd="sng" algn="ctr">
+        <a:ln w="9525" cap="flat" cmpd="sng" algn="ctr">
+          <a:solidFill>
+            <a:schemeClr val="phClr">
+              <a:shade val="95000"/>
+              <a:satMod val="105000"/>
+            </a:schemeClr>
+          </a:solidFill>
+          <a:prstDash val="solid"/>
+        </a:ln>
+        <a:ln w="25400" cap="flat" cmpd="sng" algn="ctr">
           <a:solidFill>
             <a:schemeClr val="phClr"/>
           </a:solidFill>
           <a:prstDash val="solid"/>
-          <a:miter lim="800000"/>
         </a:ln>
-        <a:ln w="12700" cap="flat" cmpd="sng" algn="ctr">
+        <a:ln w="38100" cap="flat" cmpd="sng" algn="ctr">
           <a:solidFill>
             <a:schemeClr val="phClr"/>
           </a:solidFill>
           <a:prstDash val="solid"/>
-          <a:miter lim="800000"/>
-        </a:ln>
-        <a:ln w="19050" cap="flat" cmpd="sng" algn="ctr">
-          <a:solidFill>
-            <a:schemeClr val="phClr"/>
-          </a:solidFill>
-          <a:prstDash val="solid"/>
-          <a:miter lim="800000"/>
         </a:ln>
       </a:lnStyleLst>
       <a:effectStyleLst>
         <a:effectStyle>
-          <a:effectLst/>
-        </a:effectStyle>
-        <a:effectStyle>
-          <a:effectLst/>
+          <a:effectLst>
+            <a:outerShdw blurRad="40000" dist="20000" dir="5400000" rotWithShape="0">
+              <a:srgbClr val="000000">
+                <a:alpha val="38000"/>
+              </a:srgbClr>
+            </a:outerShdw>
+          </a:effectLst>
         </a:effectStyle>
         <a:effectStyle>
           <a:effectLst>
-            <a:outerShdw blurRad="57150" dist="19050" dir="5400000" algn="ctr" rotWithShape="0">
+            <a:outerShdw blurRad="40000" dist="23000" dir="5400000" rotWithShape="0">
               <a:srgbClr val="000000">
-                <a:alpha val="63000"/>
+                <a:alpha val="35000"/>
               </a:srgbClr>
             </a:outerShdw>
           </a:effectLst>
+        </a:effectStyle>
+        <a:effectStyle>
+          <a:effectLst>
+            <a:outerShdw blurRad="40000" dist="23000" dir="5400000" rotWithShape="0">
+              <a:srgbClr val="000000">
+                <a:alpha val="35000"/>
+              </a:srgbClr>
+            </a:outerShdw>
+          </a:effectLst>
+          <a:scene3d>
+            <a:camera prst="orthographicFront">
+              <a:rot lat="0" lon="0" rev="0"/>
+            </a:camera>
+            <a:lightRig rig="threePt" dir="t">
+              <a:rot lat="0" lon="0" rev="1200000"/>
+            </a:lightRig>
+          </a:scene3d>
+          <a:sp3d>
+            <a:bevelT w="63500" h="25400"/>
+          </a:sp3d>
         </a:effectStyle>
       </a:effectStyleLst>
       <a:bgFillStyleLst>
         <a:solidFill>
           <a:schemeClr val="phClr"/>
         </a:solidFill>
-        <a:solidFill>
-          <a:schemeClr val="phClr">
-            <a:tint val="95000"/>
-            <a:satMod val="170000"/>
-          </a:schemeClr>
-        </a:solidFill>
         <a:gradFill rotWithShape="1">
           <a:gsLst>
             <a:gs pos="0">
               <a:schemeClr val="phClr">
-                <a:tint val="93000"/>
-                <a:satMod val="150000"/>
-                <a:shade val="98000"/>
-                <a:lumMod val="102000"/>
+                <a:tint val="40000"/>
+                <a:satMod val="350000"/>
               </a:schemeClr>
             </a:gs>
-            <a:gs pos="50000">
+            <a:gs pos="40000">
               <a:schemeClr val="phClr">
-                <a:tint val="98000"/>
-                <a:satMod val="130000"/>
-                <a:shade val="90000"/>
-                <a:lumMod val="103000"/>
+                <a:tint val="45000"/>
+                <a:shade val="99000"/>
+                <a:satMod val="350000"/>
               </a:schemeClr>
             </a:gs>
             <a:gs pos="100000">
               <a:schemeClr val="phClr">
-                <a:shade val="63000"/>
-                <a:satMod val="120000"/>
+                <a:shade val="20000"/>
+                <a:satMod val="255000"/>
               </a:schemeClr>
             </a:gs>
           </a:gsLst>
-          <a:lin ang="5400000" scaled="0"/>
+          <a:path path="circle">
+            <a:fillToRect l="50000" t="-80000" r="50000" b="180000"/>
+          </a:path>
+        </a:gradFill>
+        <a:gradFill rotWithShape="1">
+          <a:gsLst>
+            <a:gs pos="0">
+              <a:schemeClr val="phClr">
+                <a:tint val="80000"/>
+                <a:satMod val="300000"/>
+              </a:schemeClr>
+            </a:gs>
+            <a:gs pos="100000">
+              <a:schemeClr val="phClr">
+                <a:shade val="30000"/>
+                <a:satMod val="200000"/>
+              </a:schemeClr>
+            </a:gs>
+          </a:gsLst>
+          <a:path path="circle">
+            <a:fillToRect l="50000" t="50000" r="50000" b="50000"/>
+          </a:path>
         </a:gradFill>
       </a:bgFillStyleLst>
     </a:fmtScheme>
   </a:themeElements>
-  <a:objectDefaults/>
+  <a:objectDefaults>
+    <a:spDef>
+      <a:spPr/>
+      <a:bodyPr/>
+      <a:lstStyle/>
+      <a:style>
+        <a:lnRef idx="1">
+          <a:schemeClr val="accent1"/>
+        </a:lnRef>
+        <a:fillRef idx="3">
+          <a:schemeClr val="accent1"/>
+        </a:fillRef>
+        <a:effectRef idx="2">
+          <a:schemeClr val="accent1"/>
+        </a:effectRef>
+        <a:fontRef idx="minor">
+          <a:schemeClr val="lt1"/>
+        </a:fontRef>
+      </a:style>
+    </a:spDef>
+    <a:lnDef>
+      <a:spPr/>
+      <a:bodyPr/>
+      <a:lstStyle/>
+      <a:style>
+        <a:lnRef idx="2">
+          <a:schemeClr val="accent1"/>
+        </a:lnRef>
+        <a:fillRef idx="0">
+          <a:schemeClr val="accent1"/>
+        </a:fillRef>
+        <a:effectRef idx="1">
+          <a:schemeClr val="accent1"/>
+        </a:effectRef>
+        <a:fontRef idx="minor">
+          <a:schemeClr val="tx1"/>
+        </a:fontRef>
+      </a:style>
+    </a:lnDef>
+  </a:objectDefaults>
   <a:extraClrSchemeLst/>
-  <a:extLst>
-    <a:ext uri="{05A4C25C-085E-4340-85A3-A5531E510DB2}">
-      <thm15:themeFamily xmlns:thm15="http://schemas.microsoft.com/office/thememl/2012/main" name="Office Theme" id="{2E142A2C-CD16-42D6-873A-C26D2A0506FA}" vid="{1BDDFF52-6CD6-40A5-AB3C-68EB2F1E4D0A}"/>
-    </a:ext>
-  </a:extLst>
 </a:theme>
 </file>